--- a/docs/IPO_상장일_수익률_예측_서비스_계획서.docx
+++ b/docs/IPO_상장일_수익률_예측_서비스_계획서.docx
@@ -4,7 +4,7 @@
   <w:body>
     <w:p>
       <w:pPr>
-        <w:spacing w:before="1800" w:after="160"/>
+        <w:spacing w:before="1720" w:after="160"/>
       </w:pPr>
       <w:r>
         <w:rPr>
@@ -15,7 +15,7 @@
         </w:rPr>
         <w:t>IPO 상장일 수익률</w:t>
         <w:br/>
-        <w:t>예측 서비스 계획서</w:t>
+        <w:t>예측 서비스 초기 계획서</w:t>
       </w:r>
     </w:p>
     <w:p>
@@ -28,7 +28,7 @@
           <w:color w:val="667085"/>
           <w:sz w:val="26"/>
         </w:rPr>
-        <w:t>상장 전 데이터 기반 시초가·종가 예측, 상장 후 성능 검증 및 운영 자동화 기준</w:t>
+        <w:t>데이터 수집, 예측 모델, 모바일 앱, 운영 자동화, 서비스 배포를 위한 제품·시스템 설계</w:t>
       </w:r>
     </w:p>
     <w:tbl>
@@ -41,13 +41,13 @@
         <w:tblInd w:w="120" w:type="dxa"/>
       </w:tblPr>
       <w:tblGrid>
-        <w:gridCol w:w="2200"/>
-        <w:gridCol w:w="7160"/>
+        <w:gridCol w:w="2300"/>
+        <w:gridCol w:w="7060"/>
       </w:tblGrid>
       <w:tr>
         <w:tc>
           <w:tcPr>
-            <w:tcW w:type="dxa" w:w="2200"/>
+            <w:tcW w:type="dxa" w:w="2300"/>
             <w:vAlign w:val="center"/>
             <w:tcMar>
               <w:top w:w="80" w:type="dxa"/>
@@ -69,13 +69,13 @@
                 <w:color w:val="FFFFFF"/>
                 <w:sz w:val="19"/>
               </w:rPr>
-              <w:t>항목</w:t>
+              <w:t>설계 항목</w:t>
             </w:r>
           </w:p>
         </w:tc>
         <w:tc>
           <w:tcPr>
-            <w:tcW w:type="dxa" w:w="7160"/>
+            <w:tcW w:type="dxa" w:w="7060"/>
             <w:vAlign w:val="center"/>
             <w:tcMar>
               <w:top w:w="80" w:type="dxa"/>
@@ -97,7 +97,7 @@
                 <w:color w:val="FFFFFF"/>
                 <w:sz w:val="19"/>
               </w:rPr>
-              <w:t>결정</w:t>
+              <w:t>초기 원칙</w:t>
             </w:r>
           </w:p>
         </w:tc>
@@ -105,7 +105,7 @@
       <w:tr>
         <w:tc>
           <w:tcPr>
-            <w:tcW w:type="dxa" w:w="2200"/>
+            <w:tcW w:type="dxa" w:w="2300"/>
           </w:tcPr>
           <w:p>
             <w:pPr>
@@ -125,7 +125,7 @@
         </w:tc>
         <w:tc>
           <w:tcPr>
-            <w:tcW w:type="dxa" w:w="7160"/>
+            <w:tcW w:type="dxa" w:w="7060"/>
           </w:tcPr>
           <w:p>
             <w:pPr>
@@ -139,7 +139,7 @@
                 <w:color w:val="1F2937"/>
                 <w:sz w:val="19"/>
               </w:rPr>
-              <w:t>공모가와 수요예측 결과가 확정된 뒤, 상장 전</w:t>
+              <w:t>확정 공모가와 수요예측 결과가 공개된 뒤, 상장 전</w:t>
             </w:r>
           </w:p>
         </w:tc>
@@ -147,7 +147,7 @@
       <w:tr>
         <w:tc>
           <w:tcPr>
-            <w:tcW w:type="dxa" w:w="2200"/>
+            <w:tcW w:type="dxa" w:w="2300"/>
             <w:shd w:fill="F2F4F7"/>
           </w:tcPr>
           <w:p>
@@ -168,7 +168,7 @@
         </w:tc>
         <w:tc>
           <w:tcPr>
-            <w:tcW w:type="dxa" w:w="7160"/>
+            <w:tcW w:type="dxa" w:w="7060"/>
             <w:shd w:fill="F2F4F7"/>
           </w:tcPr>
           <w:p>
@@ -183,7 +183,7 @@
                 <w:color w:val="1F2937"/>
                 <w:sz w:val="19"/>
               </w:rPr>
-              <w:t>시초가 수익률과 KRX 정규장 종가 수익률</w:t>
+              <w:t>시초가 수익률과 KRX 정규장 종가 수익률을 각각 예측</w:t>
             </w:r>
           </w:p>
         </w:tc>
@@ -191,7 +191,7 @@
       <w:tr>
         <w:tc>
           <w:tcPr>
-            <w:tcW w:type="dxa" w:w="2200"/>
+            <w:tcW w:type="dxa" w:w="2300"/>
           </w:tcPr>
           <w:p>
             <w:pPr>
@@ -211,7 +211,7 @@
         </w:tc>
         <w:tc>
           <w:tcPr>
-            <w:tcW w:type="dxa" w:w="7160"/>
+            <w:tcW w:type="dxa" w:w="7060"/>
           </w:tcPr>
           <w:p>
             <w:pPr>
@@ -225,7 +225,7 @@
                 <w:color w:val="1F2937"/>
                 <w:sz w:val="19"/>
               </w:rPr>
-              <w:t>상장일 21:00 KST</w:t>
+              <w:t>상장일 21:00 KST에 KRX 결과와 NXT 체결대상 여부를 확인</w:t>
             </w:r>
           </w:p>
         </w:tc>
@@ -233,7 +233,7 @@
       <w:tr>
         <w:tc>
           <w:tcPr>
-            <w:tcW w:type="dxa" w:w="2200"/>
+            <w:tcW w:type="dxa" w:w="2300"/>
             <w:shd w:fill="F2F4F7"/>
           </w:tcPr>
           <w:p>
@@ -254,7 +254,7 @@
         </w:tc>
         <w:tc>
           <w:tcPr>
-            <w:tcW w:type="dxa" w:w="7160"/>
+            <w:tcW w:type="dxa" w:w="7060"/>
             <w:shd w:fill="F2F4F7"/>
           </w:tcPr>
           <w:p>
@@ -269,7 +269,7 @@
                 <w:color w:val="1F2937"/>
                 <w:sz w:val="19"/>
               </w:rPr>
-              <w:t>신규 실측 10건 또는 월 1회</w:t>
+              <w:t>신규 실측 10건 누적 또는 월 1회 평가</w:t>
             </w:r>
           </w:p>
         </w:tc>
@@ -277,7 +277,7 @@
       <w:tr>
         <w:tc>
           <w:tcPr>
-            <w:tcW w:type="dxa" w:w="2200"/>
+            <w:tcW w:type="dxa" w:w="2300"/>
           </w:tcPr>
           <w:p>
             <w:pPr>
@@ -291,13 +291,13 @@
                 <w:color w:val="1F2937"/>
                 <w:sz w:val="19"/>
               </w:rPr>
-              <w:t>모델 승격</w:t>
+              <w:t>서비스 원칙</w:t>
             </w:r>
           </w:p>
         </w:tc>
         <w:tc>
           <w:tcPr>
-            <w:tcW w:type="dxa" w:w="7160"/>
+            <w:tcW w:type="dxa" w:w="7060"/>
           </w:tcPr>
           <w:p>
             <w:pPr>
@@ -311,7 +311,7 @@
                 <w:color w:val="1F2937"/>
                 <w:sz w:val="19"/>
               </w:rPr>
-              <w:t>시계열 백테스트 성능이 기존 모델보다 개선된 경우</w:t>
+              <w:t>예측 근거와 불확실성을 함께 보여주며 투자 조언으로 표현하지 않음</w:t>
             </w:r>
           </w:p>
         </w:tc>
@@ -349,7 +349,7 @@
           </w:tcPr>
           <w:p>
             <w:pPr>
-              <w:spacing w:after="40"/>
+              <w:spacing w:after="0"/>
             </w:pPr>
             <w:r/>
             <w:r>
@@ -359,7 +359,7 @@
                 <w:color w:val="1F4E79"/>
                 <w:sz w:val="21"/>
               </w:rPr>
-              <w:t xml:space="preserve">서비스 원칙  </w:t>
+              <w:t xml:space="preserve">문서 성격  </w:t>
             </w:r>
             <w:r>
               <w:rPr>
@@ -367,7 +367,7 @@
                 <w:color w:val="1F2937"/>
                 <w:sz w:val="21"/>
               </w:rPr>
-              <w:t>이 서비스는 투자 조언이나 수익 보장이 아니다. 실제 과거 IPO 데이터 검증 전에는 데모 성능을 제품 성능처럼 제시하지 않는다.</w:t>
+              <w:t>이 문서는 초기 목표 구조와 출시 계획을 정의한다. 현재 구현 범위나 완료 여부는 다루지 않으며, 이후 제품·기술 의사결정의 기준점으로 사용한다.</w:t>
             </w:r>
           </w:p>
         </w:tc>
@@ -395,7 +395,7 @@
           <w:color w:val="1F4E79"/>
           <w:sz w:val="32"/>
         </w:rPr>
-        <w:t>1. 서비스 목표</w:t>
+        <w:t>1. 제품 비전과 서비스 범위</w:t>
       </w:r>
     </w:p>
     <w:p>
@@ -408,7 +408,7 @@
           <w:color w:val="1F2937"/>
           <w:sz w:val="21"/>
         </w:rPr>
-        <w:t>공모주 상장 전에 확보 가능한 정량 정보로 상장일 가격 흐름을 예측하고, 상장 당일 실제 결과를 예측 기록과 연결해 모델의 신뢰도를 높이는 분석 서비스다.</w:t>
+        <w:t>이 서비스는 공모주가 상장하기 전에 공개되는 정보만으로 상장일 가격 흐름을 정량적으로 예상하고, 상장 후 실제 결과를 같은 기준으로 비교하는 IPO 분석 서비스다. 사용자는 단순한 상승 기대값이 아니라, 예측의 근거·불확실성·과거 적중 성향까지 함께 이해할 수 있어야 한다.</w:t>
       </w:r>
     </w:p>
     <w:p>
@@ -423,7 +423,7 @@
           <w:color w:val="1F4E79"/>
           <w:sz w:val="26"/>
         </w:rPr>
-        <w:t>서비스가 답하는 두 질문</w:t>
+        <w:t>핵심 사용자 경험</w:t>
       </w:r>
     </w:p>
     <w:tbl>
@@ -436,14 +436,14 @@
         <w:tblInd w:w="120" w:type="dxa"/>
       </w:tblPr>
       <w:tblGrid>
-        <w:gridCol w:w="4140"/>
-        <w:gridCol w:w="2020"/>
-        <w:gridCol w:w="3200"/>
+        <w:gridCol w:w="2620"/>
+        <w:gridCol w:w="3120"/>
+        <w:gridCol w:w="3620"/>
       </w:tblGrid>
       <w:tr>
         <w:tc>
           <w:tcPr>
-            <w:tcW w:type="dxa" w:w="4140"/>
+            <w:tcW w:type="dxa" w:w="2620"/>
             <w:vAlign w:val="center"/>
             <w:tcMar>
               <w:top w:w="80" w:type="dxa"/>
@@ -465,13 +465,446 @@
                 <w:color w:val="FFFFFF"/>
                 <w:sz w:val="19"/>
               </w:rPr>
-              <w:t>질문</w:t>
+              <w:t>사용자 질문</w:t>
             </w:r>
           </w:p>
         </w:tc>
         <w:tc>
           <w:tcPr>
-            <w:tcW w:type="dxa" w:w="2020"/>
+            <w:tcW w:type="dxa" w:w="3120"/>
+            <w:vAlign w:val="center"/>
+            <w:tcMar>
+              <w:top w:w="80" w:type="dxa"/>
+              <w:start w:w="120" w:type="dxa"/>
+              <w:bottom w:w="80" w:type="dxa"/>
+              <w:end w:w="120" w:type="dxa"/>
+            </w:tcMar>
+            <w:shd w:fill="1F4E79"/>
+          </w:tcPr>
+          <w:p>
+            <w:pPr>
+              <w:spacing w:after="0"/>
+            </w:pPr>
+            <w:r/>
+            <w:r>
+              <w:rPr>
+                <w:rFonts w:ascii="Apple SD Gothic Neo" w:hAnsi="Apple SD Gothic Neo" w:eastAsia="Apple SD Gothic Neo"/>
+                <w:b/>
+                <w:color w:val="FFFFFF"/>
+                <w:sz w:val="19"/>
+              </w:rPr>
+              <w:t>서비스 답변</w:t>
+            </w:r>
+          </w:p>
+        </w:tc>
+        <w:tc>
+          <w:tcPr>
+            <w:tcW w:type="dxa" w:w="3620"/>
+            <w:vAlign w:val="center"/>
+            <w:tcMar>
+              <w:top w:w="80" w:type="dxa"/>
+              <w:start w:w="120" w:type="dxa"/>
+              <w:bottom w:w="80" w:type="dxa"/>
+              <w:end w:w="120" w:type="dxa"/>
+            </w:tcMar>
+            <w:shd w:fill="1F4E79"/>
+          </w:tcPr>
+          <w:p>
+            <w:pPr>
+              <w:spacing w:after="0"/>
+            </w:pPr>
+            <w:r/>
+            <w:r>
+              <w:rPr>
+                <w:rFonts w:ascii="Apple SD Gothic Neo" w:hAnsi="Apple SD Gothic Neo" w:eastAsia="Apple SD Gothic Neo"/>
+                <w:b/>
+                <w:color w:val="FFFFFF"/>
+                <w:sz w:val="19"/>
+              </w:rPr>
+              <w:t>표시 방식</w:t>
+            </w:r>
+          </w:p>
+        </w:tc>
+      </w:tr>
+      <w:tr>
+        <w:tc>
+          <w:tcPr>
+            <w:tcW w:type="dxa" w:w="2620"/>
+          </w:tcPr>
+          <w:p>
+            <w:pPr>
+              <w:spacing w:after="0"/>
+            </w:pPr>
+            <w:r/>
+            <w:r>
+              <w:rPr>
+                <w:rFonts w:ascii="Apple SD Gothic Neo" w:hAnsi="Apple SD Gothic Neo" w:eastAsia="Apple SD Gothic Neo"/>
+                <w:b w:val="0"/>
+                <w:color w:val="1F2937"/>
+                <w:sz w:val="19"/>
+              </w:rPr>
+              <w:t>상장 직후 가격은 공모가 대비 어느 정도일까?</w:t>
+            </w:r>
+          </w:p>
+        </w:tc>
+        <w:tc>
+          <w:tcPr>
+            <w:tcW w:type="dxa" w:w="3120"/>
+          </w:tcPr>
+          <w:p>
+            <w:pPr>
+              <w:spacing w:after="0"/>
+            </w:pPr>
+            <w:r/>
+            <w:r>
+              <w:rPr>
+                <w:rFonts w:ascii="Apple SD Gothic Neo" w:hAnsi="Apple SD Gothic Neo" w:eastAsia="Apple SD Gothic Neo"/>
+                <w:b w:val="0"/>
+                <w:color w:val="1F2937"/>
+                <w:sz w:val="19"/>
+              </w:rPr>
+              <w:t>시초가 수익률 예측</w:t>
+            </w:r>
+          </w:p>
+        </w:tc>
+        <w:tc>
+          <w:tcPr>
+            <w:tcW w:type="dxa" w:w="3620"/>
+          </w:tcPr>
+          <w:p>
+            <w:pPr>
+              <w:spacing w:after="0"/>
+            </w:pPr>
+            <w:r/>
+            <w:r>
+              <w:rPr>
+                <w:rFonts w:ascii="Apple SD Gothic Neo" w:hAnsi="Apple SD Gothic Neo" w:eastAsia="Apple SD Gothic Neo"/>
+                <w:b w:val="0"/>
+                <w:color w:val="1F2937"/>
+                <w:sz w:val="19"/>
+              </w:rPr>
+              <w:t>예측값, 상승 확률, 신뢰구간, 위험등급</w:t>
+            </w:r>
+          </w:p>
+        </w:tc>
+      </w:tr>
+      <w:tr>
+        <w:tc>
+          <w:tcPr>
+            <w:tcW w:type="dxa" w:w="2620"/>
+            <w:shd w:fill="F2F4F7"/>
+          </w:tcPr>
+          <w:p>
+            <w:pPr>
+              <w:spacing w:after="0"/>
+            </w:pPr>
+            <w:r/>
+            <w:r>
+              <w:rPr>
+                <w:rFonts w:ascii="Apple SD Gothic Neo" w:hAnsi="Apple SD Gothic Neo" w:eastAsia="Apple SD Gothic Neo"/>
+                <w:b w:val="0"/>
+                <w:color w:val="1F2937"/>
+                <w:sz w:val="19"/>
+              </w:rPr>
+              <w:t>상장일 공식 종가는 어디까지 갈 수 있을까?</w:t>
+            </w:r>
+          </w:p>
+        </w:tc>
+        <w:tc>
+          <w:tcPr>
+            <w:tcW w:type="dxa" w:w="3120"/>
+            <w:shd w:fill="F2F4F7"/>
+          </w:tcPr>
+          <w:p>
+            <w:pPr>
+              <w:spacing w:after="0"/>
+            </w:pPr>
+            <w:r/>
+            <w:r>
+              <w:rPr>
+                <w:rFonts w:ascii="Apple SD Gothic Neo" w:hAnsi="Apple SD Gothic Neo" w:eastAsia="Apple SD Gothic Neo"/>
+                <w:b w:val="0"/>
+                <w:color w:val="1F2937"/>
+                <w:sz w:val="19"/>
+              </w:rPr>
+              <w:t>KRX 종가 수익률 예측</w:t>
+            </w:r>
+          </w:p>
+        </w:tc>
+        <w:tc>
+          <w:tcPr>
+            <w:tcW w:type="dxa" w:w="3620"/>
+            <w:shd w:fill="F2F4F7"/>
+          </w:tcPr>
+          <w:p>
+            <w:pPr>
+              <w:spacing w:after="0"/>
+            </w:pPr>
+            <w:r/>
+            <w:r>
+              <w:rPr>
+                <w:rFonts w:ascii="Apple SD Gothic Neo" w:hAnsi="Apple SD Gothic Neo" w:eastAsia="Apple SD Gothic Neo"/>
+                <w:b w:val="0"/>
+                <w:color w:val="1F2937"/>
+                <w:sz w:val="19"/>
+              </w:rPr>
+              <w:t>예측값, 상승 확률, 신뢰구간, 위험등급</w:t>
+            </w:r>
+          </w:p>
+        </w:tc>
+      </w:tr>
+      <w:tr>
+        <w:tc>
+          <w:tcPr>
+            <w:tcW w:type="dxa" w:w="2620"/>
+          </w:tcPr>
+          <w:p>
+            <w:pPr>
+              <w:spacing w:after="0"/>
+            </w:pPr>
+            <w:r/>
+            <w:r>
+              <w:rPr>
+                <w:rFonts w:ascii="Apple SD Gothic Neo" w:hAnsi="Apple SD Gothic Neo" w:eastAsia="Apple SD Gothic Neo"/>
+                <w:b w:val="0"/>
+                <w:color w:val="1F2937"/>
+                <w:sz w:val="19"/>
+              </w:rPr>
+              <w:t>왜 이런 예측이 나왔을까?</w:t>
+            </w:r>
+          </w:p>
+        </w:tc>
+        <w:tc>
+          <w:tcPr>
+            <w:tcW w:type="dxa" w:w="3120"/>
+          </w:tcPr>
+          <w:p>
+            <w:pPr>
+              <w:spacing w:after="0"/>
+            </w:pPr>
+            <w:r/>
+            <w:r>
+              <w:rPr>
+                <w:rFonts w:ascii="Apple SD Gothic Neo" w:hAnsi="Apple SD Gothic Neo" w:eastAsia="Apple SD Gothic Neo"/>
+                <w:b w:val="0"/>
+                <w:color w:val="1F2937"/>
+                <w:sz w:val="19"/>
+              </w:rPr>
+              <w:t>주요 입력 요인과 데이터 신뢰도</w:t>
+            </w:r>
+          </w:p>
+        </w:tc>
+        <w:tc>
+          <w:tcPr>
+            <w:tcW w:type="dxa" w:w="3620"/>
+          </w:tcPr>
+          <w:p>
+            <w:pPr>
+              <w:spacing w:after="0"/>
+            </w:pPr>
+            <w:r/>
+            <w:r>
+              <w:rPr>
+                <w:rFonts w:ascii="Apple SD Gothic Neo" w:hAnsi="Apple SD Gothic Neo" w:eastAsia="Apple SD Gothic Neo"/>
+                <w:b w:val="0"/>
+                <w:color w:val="1F2937"/>
+                <w:sz w:val="19"/>
+              </w:rPr>
+              <w:t>수요·확약·밴드·유통·시장·재무 요약</w:t>
+            </w:r>
+          </w:p>
+        </w:tc>
+      </w:tr>
+      <w:tr>
+        <w:tc>
+          <w:tcPr>
+            <w:tcW w:type="dxa" w:w="2620"/>
+            <w:shd w:fill="F2F4F7"/>
+          </w:tcPr>
+          <w:p>
+            <w:pPr>
+              <w:spacing w:after="0"/>
+            </w:pPr>
+            <w:r/>
+            <w:r>
+              <w:rPr>
+                <w:rFonts w:ascii="Apple SD Gothic Neo" w:hAnsi="Apple SD Gothic Neo" w:eastAsia="Apple SD Gothic Neo"/>
+                <w:b w:val="0"/>
+                <w:color w:val="1F2937"/>
+                <w:sz w:val="19"/>
+              </w:rPr>
+              <w:t>예측은 실제와 얼마나 달랐을까?</w:t>
+            </w:r>
+          </w:p>
+        </w:tc>
+        <w:tc>
+          <w:tcPr>
+            <w:tcW w:type="dxa" w:w="3120"/>
+            <w:shd w:fill="F2F4F7"/>
+          </w:tcPr>
+          <w:p>
+            <w:pPr>
+              <w:spacing w:after="0"/>
+            </w:pPr>
+            <w:r/>
+            <w:r>
+              <w:rPr>
+                <w:rFonts w:ascii="Apple SD Gothic Neo" w:hAnsi="Apple SD Gothic Neo" w:eastAsia="Apple SD Gothic Neo"/>
+                <w:b w:val="0"/>
+                <w:color w:val="1F2937"/>
+                <w:sz w:val="19"/>
+              </w:rPr>
+              <w:t>상장 후 결과 비교</w:t>
+            </w:r>
+          </w:p>
+        </w:tc>
+        <w:tc>
+          <w:tcPr>
+            <w:tcW w:type="dxa" w:w="3620"/>
+            <w:shd w:fill="F2F4F7"/>
+          </w:tcPr>
+          <w:p>
+            <w:pPr>
+              <w:spacing w:after="0"/>
+            </w:pPr>
+            <w:r/>
+            <w:r>
+              <w:rPr>
+                <w:rFonts w:ascii="Apple SD Gothic Neo" w:hAnsi="Apple SD Gothic Neo" w:eastAsia="Apple SD Gothic Neo"/>
+                <w:b w:val="0"/>
+                <w:color w:val="1F2937"/>
+                <w:sz w:val="19"/>
+              </w:rPr>
+              <w:t>예측 대비 시초가·종가·오차·신뢰구간 적중 여부</w:t>
+            </w:r>
+          </w:p>
+        </w:tc>
+      </w:tr>
+    </w:tbl>
+    <w:p>
+      <w:pPr>
+        <w:spacing w:after="20"/>
+      </w:pPr>
+    </w:p>
+    <w:p>
+      <w:pPr>
+        <w:pStyle w:val="Heading2"/>
+        <w:keepNext/>
+      </w:pPr>
+      <w:r>
+        <w:rPr>
+          <w:rFonts w:ascii="Apple SD Gothic Neo" w:hAnsi="Apple SD Gothic Neo" w:eastAsia="Apple SD Gothic Neo"/>
+          <w:b/>
+          <w:color w:val="1F4E79"/>
+          <w:sz w:val="26"/>
+        </w:rPr>
+        <w:t>범위와 비범위</w:t>
+      </w:r>
+    </w:p>
+    <w:p>
+      <w:pPr>
+        <w:pStyle w:val="ListBullet"/>
+        <w:spacing w:after="60"/>
+      </w:pPr>
+      <w:r>
+        <w:rPr>
+          <w:rFonts w:ascii="Apple SD Gothic Neo" w:hAnsi="Apple SD Gothic Neo" w:eastAsia="Apple SD Gothic Neo"/>
+          <w:color w:val="1F2937"/>
+          <w:sz w:val="21"/>
+        </w:rPr>
+        <w:t>포함: IPO 일정 탐색, 상장 전 예측, 상장 후 결과 비교, 데이터 출처 표시, 모델 신뢰도와 성능 리포트</w:t>
+      </w:r>
+    </w:p>
+    <w:p>
+      <w:pPr>
+        <w:pStyle w:val="ListBullet"/>
+        <w:spacing w:after="60"/>
+      </w:pPr>
+      <w:r>
+        <w:rPr>
+          <w:rFonts w:ascii="Apple SD Gothic Neo" w:hAnsi="Apple SD Gothic Neo" w:eastAsia="Apple SD Gothic Neo"/>
+          <w:color w:val="1F2937"/>
+          <w:sz w:val="21"/>
+        </w:rPr>
+        <w:t>포함: 개인화 관심종목, 일정 알림, 예측 준비 완료·상장일 결과 알림</w:t>
+      </w:r>
+    </w:p>
+    <w:p>
+      <w:pPr>
+        <w:pStyle w:val="ListBullet"/>
+        <w:spacing w:after="60"/>
+      </w:pPr>
+      <w:r>
+        <w:rPr>
+          <w:rFonts w:ascii="Apple SD Gothic Neo" w:hAnsi="Apple SD Gothic Neo" w:eastAsia="Apple SD Gothic Neo"/>
+          <w:color w:val="1F2937"/>
+          <w:sz w:val="21"/>
+        </w:rPr>
+        <w:t>제외: 자동 매매, 매수·매도 추천, 수익 보장, 비공개 정보나 상장 후 정보를 이용한 사전 예측</w:t>
+      </w:r>
+    </w:p>
+    <w:p>
+      <w:pPr>
+        <w:pStyle w:val="Heading1"/>
+        <w:keepNext/>
+      </w:pPr>
+      <w:r>
+        <w:rPr>
+          <w:rFonts w:ascii="Apple SD Gothic Neo" w:hAnsi="Apple SD Gothic Neo" w:eastAsia="Apple SD Gothic Neo"/>
+          <w:b/>
+          <w:color w:val="1F4E79"/>
+          <w:sz w:val="32"/>
+        </w:rPr>
+        <w:t>2. 수익률 정의와 시장 시간 기준</w:t>
+      </w:r>
+    </w:p>
+    <w:tbl>
+      <w:tblPr>
+        <w:tblStyle w:val="TableGrid"/>
+        <w:tblW w:type="dxa" w:w="9360"/>
+        <w:jc w:val="left"/>
+        <w:tblLayout w:type="fixed"/>
+        <w:tblLook w:firstColumn="1" w:firstRow="1" w:lastColumn="0" w:lastRow="0" w:noHBand="0" w:noVBand="1" w:val="04A0"/>
+        <w:tblInd w:w="120" w:type="dxa"/>
+      </w:tblPr>
+      <w:tblGrid>
+        <w:gridCol w:w="1500"/>
+        <w:gridCol w:w="2140"/>
+        <w:gridCol w:w="3300"/>
+        <w:gridCol w:w="2420"/>
+      </w:tblGrid>
+      <w:tr>
+        <w:tc>
+          <w:tcPr>
+            <w:tcW w:type="dxa" w:w="1500"/>
+            <w:vAlign w:val="center"/>
+            <w:tcMar>
+              <w:top w:w="80" w:type="dxa"/>
+              <w:start w:w="120" w:type="dxa"/>
+              <w:bottom w:w="80" w:type="dxa"/>
+              <w:end w:w="120" w:type="dxa"/>
+            </w:tcMar>
+            <w:shd w:fill="1F4E79"/>
+          </w:tcPr>
+          <w:p>
+            <w:pPr>
+              <w:spacing w:after="0"/>
+            </w:pPr>
+            <w:r/>
+            <w:r>
+              <w:rPr>
+                <w:rFonts w:ascii="Apple SD Gothic Neo" w:hAnsi="Apple SD Gothic Neo" w:eastAsia="Apple SD Gothic Neo"/>
+                <w:b/>
+                <w:color w:val="FFFFFF"/>
+                <w:sz w:val="19"/>
+              </w:rPr>
+              <w:t>구분</w:t>
+            </w:r>
+          </w:p>
+        </w:tc>
+        <w:tc>
+          <w:tcPr>
+            <w:tcW w:type="dxa" w:w="2140"/>
             <w:vAlign w:val="center"/>
             <w:tcMar>
               <w:top w:w="80" w:type="dxa"/>
@@ -499,7 +932,7 @@
         </w:tc>
         <w:tc>
           <w:tcPr>
-            <w:tcW w:type="dxa" w:w="3200"/>
+            <w:tcW w:type="dxa" w:w="3300"/>
             <w:vAlign w:val="center"/>
             <w:tcMar>
               <w:top w:w="80" w:type="dxa"/>
@@ -521,305 +954,13 @@
                 <w:color w:val="FFFFFF"/>
                 <w:sz w:val="19"/>
               </w:rPr>
-              <w:t>계산 기준</w:t>
-            </w:r>
-          </w:p>
-        </w:tc>
-      </w:tr>
-      <w:tr>
-        <w:tc>
-          <w:tcPr>
-            <w:tcW w:type="dxa" w:w="4140"/>
-          </w:tcPr>
-          <w:p>
-            <w:pPr>
-              <w:spacing w:after="0"/>
-            </w:pPr>
-            <w:r/>
-            <w:r>
-              <w:rPr>
-                <w:rFonts w:ascii="Apple SD Gothic Neo" w:hAnsi="Apple SD Gothic Neo" w:eastAsia="Apple SD Gothic Neo"/>
-                <w:b w:val="0"/>
-                <w:color w:val="1F2937"/>
-                <w:sz w:val="19"/>
-              </w:rPr>
-              <w:t>9시 시초가가 공모가 대비 얼마나 움직일까?</w:t>
+              <w:t>계산식</w:t>
             </w:r>
           </w:p>
         </w:tc>
         <w:tc>
           <w:tcPr>
-            <w:tcW w:type="dxa" w:w="2020"/>
-          </w:tcPr>
-          <w:p>
-            <w:pPr>
-              <w:spacing w:after="0"/>
-            </w:pPr>
-            <w:r/>
-            <w:r>
-              <w:rPr>
-                <w:rFonts w:ascii="Apple SD Gothic Neo" w:hAnsi="Apple SD Gothic Neo" w:eastAsia="Apple SD Gothic Neo"/>
-                <w:b w:val="0"/>
-                <w:color w:val="1F2937"/>
-                <w:sz w:val="19"/>
-              </w:rPr>
-              <w:t>open_return_pct</w:t>
-            </w:r>
-          </w:p>
-        </w:tc>
-        <w:tc>
-          <w:tcPr>
-            <w:tcW w:type="dxa" w:w="3200"/>
-          </w:tcPr>
-          <w:p>
-            <w:pPr>
-              <w:spacing w:after="0"/>
-            </w:pPr>
-            <w:r/>
-            <w:r>
-              <w:rPr>
-                <w:rFonts w:ascii="Apple SD Gothic Neo" w:hAnsi="Apple SD Gothic Neo" w:eastAsia="Apple SD Gothic Neo"/>
-                <w:b w:val="0"/>
-                <w:color w:val="1F2937"/>
-                <w:sz w:val="19"/>
-              </w:rPr>
-              <w:t>(시초가 / 확정 공모가 - 1) x 100</w:t>
-            </w:r>
-          </w:p>
-        </w:tc>
-      </w:tr>
-      <w:tr>
-        <w:tc>
-          <w:tcPr>
-            <w:tcW w:type="dxa" w:w="4140"/>
-            <w:shd w:fill="F2F4F7"/>
-          </w:tcPr>
-          <w:p>
-            <w:pPr>
-              <w:spacing w:after="0"/>
-            </w:pPr>
-            <w:r/>
-            <w:r>
-              <w:rPr>
-                <w:rFonts w:ascii="Apple SD Gothic Neo" w:hAnsi="Apple SD Gothic Neo" w:eastAsia="Apple SD Gothic Neo"/>
-                <w:b w:val="0"/>
-                <w:color w:val="1F2937"/>
-                <w:sz w:val="19"/>
-              </w:rPr>
-              <w:t>상장일 공식 종가가 공모가 대비 얼마나 움직일까?</w:t>
-            </w:r>
-          </w:p>
-        </w:tc>
-        <w:tc>
-          <w:tcPr>
-            <w:tcW w:type="dxa" w:w="2020"/>
-            <w:shd w:fill="F2F4F7"/>
-          </w:tcPr>
-          <w:p>
-            <w:pPr>
-              <w:spacing w:after="0"/>
-            </w:pPr>
-            <w:r/>
-            <w:r>
-              <w:rPr>
-                <w:rFonts w:ascii="Apple SD Gothic Neo" w:hAnsi="Apple SD Gothic Neo" w:eastAsia="Apple SD Gothic Neo"/>
-                <w:b w:val="0"/>
-                <w:color w:val="1F2937"/>
-                <w:sz w:val="19"/>
-              </w:rPr>
-              <w:t>close_return_pct</w:t>
-            </w:r>
-          </w:p>
-        </w:tc>
-        <w:tc>
-          <w:tcPr>
-            <w:tcW w:type="dxa" w:w="3200"/>
-            <w:shd w:fill="F2F4F7"/>
-          </w:tcPr>
-          <w:p>
-            <w:pPr>
-              <w:spacing w:after="0"/>
-            </w:pPr>
-            <w:r/>
-            <w:r>
-              <w:rPr>
-                <w:rFonts w:ascii="Apple SD Gothic Neo" w:hAnsi="Apple SD Gothic Neo" w:eastAsia="Apple SD Gothic Neo"/>
-                <w:b w:val="0"/>
-                <w:color w:val="1F2937"/>
-                <w:sz w:val="19"/>
-              </w:rPr>
-              <w:t>(KRX 종가 / 확정 공모가 - 1) x 100</w:t>
-            </w:r>
-          </w:p>
-        </w:tc>
-      </w:tr>
-    </w:tbl>
-    <w:p>
-      <w:pPr>
-        <w:spacing w:after="20"/>
-      </w:pPr>
-    </w:p>
-    <w:p>
-      <w:pPr>
-        <w:spacing w:after="120"/>
-      </w:pPr>
-      <w:r>
-        <w:rPr>
-          <w:rFonts w:ascii="Apple SD Gothic Neo" w:hAnsi="Apple SD Gothic Neo" w:eastAsia="Apple SD Gothic Neo"/>
-          <w:color w:val="1F2937"/>
-          <w:sz w:val="21"/>
-        </w:rPr>
-        <w:t>종가 타깃은 KRX 공식 종가로 고정한다. NXT 애프터마켓 가격은 해당 종목이 체결대상인 경우 별도 관측값으로 기록하며, 공식 종가 수익률 타깃에 혼합하지 않는다.</w:t>
-      </w:r>
-    </w:p>
-    <w:p>
-      <w:pPr>
-        <w:pStyle w:val="Heading1"/>
-        <w:keepNext/>
-      </w:pPr>
-      <w:r>
-        <w:rPr>
-          <w:rFonts w:ascii="Apple SD Gothic Neo" w:hAnsi="Apple SD Gothic Neo" w:eastAsia="Apple SD Gothic Neo"/>
-          <w:b/>
-          <w:color w:val="1F4E79"/>
-          <w:sz w:val="32"/>
-        </w:rPr>
-        <w:t>2. 사용자와 운영 흐름</w:t>
-      </w:r>
-    </w:p>
-    <w:p>
-      <w:pPr>
-        <w:pStyle w:val="ListNumber"/>
-        <w:spacing w:after="60"/>
-      </w:pPr>
-      <w:r>
-        <w:rPr>
-          <w:rFonts w:ascii="Apple SD Gothic Neo" w:hAnsi="Apple SD Gothic Neo" w:eastAsia="Apple SD Gothic Neo"/>
-          <w:color w:val="1F2937"/>
-          <w:sz w:val="21"/>
-        </w:rPr>
-        <w:t>IPO 일정을 등록하고 종목 상태를 scheduled로 생성한다.</w:t>
-      </w:r>
-    </w:p>
-    <w:p>
-      <w:pPr>
-        <w:pStyle w:val="ListNumber"/>
-        <w:spacing w:after="60"/>
-      </w:pPr>
-      <w:r>
-        <w:rPr>
-          <w:rFonts w:ascii="Apple SD Gothic Neo" w:hAnsi="Apple SD Gothic Neo" w:eastAsia="Apple SD Gothic Neo"/>
-          <w:color w:val="1F2937"/>
-          <w:sz w:val="21"/>
-        </w:rPr>
-        <w:t>증권신고서와 수요예측 결과를 수집하고, 원문·추출값·공시일·누락 사유를 저장한다.</w:t>
-      </w:r>
-    </w:p>
-    <w:p>
-      <w:pPr>
-        <w:pStyle w:val="ListNumber"/>
-        <w:spacing w:after="60"/>
-      </w:pPr>
-      <w:r>
-        <w:rPr>
-          <w:rFonts w:ascii="Apple SD Gothic Neo" w:hAnsi="Apple SD Gothic Neo" w:eastAsia="Apple SD Gothic Neo"/>
-          <w:color w:val="1F2937"/>
-          <w:sz w:val="21"/>
-        </w:rPr>
-        <w:t>공모가와 필수 피처가 확정되면 ready_for_prediction 상태로 바꾸고 두 모델의 예측을 생성한다.</w:t>
-      </w:r>
-    </w:p>
-    <w:p>
-      <w:pPr>
-        <w:pStyle w:val="ListNumber"/>
-        <w:spacing w:after="60"/>
-      </w:pPr>
-      <w:r>
-        <w:rPr>
-          <w:rFonts w:ascii="Apple SD Gothic Neo" w:hAnsi="Apple SD Gothic Neo" w:eastAsia="Apple SD Gothic Neo"/>
-          <w:color w:val="1F2937"/>
-          <w:sz w:val="21"/>
-        </w:rPr>
-        <w:t>앱과 API는 시초가·종가 예측, 상승 확률, 신뢰구간, 위험등급, 주요 입력 요인을 제공한다.</w:t>
-      </w:r>
-    </w:p>
-    <w:p>
-      <w:pPr>
-        <w:pStyle w:val="ListNumber"/>
-        <w:spacing w:after="60"/>
-      </w:pPr>
-      <w:r>
-        <w:rPr>
-          <w:rFonts w:ascii="Apple SD Gothic Neo" w:hAnsi="Apple SD Gothic Neo" w:eastAsia="Apple SD Gothic Neo"/>
-          <w:color w:val="1F2937"/>
-          <w:sz w:val="21"/>
-        </w:rPr>
-        <w:t>상장일 21:00 KST에 KRX 시초가·종가와 NXT 체결대상 여부를 수집해 예측과 비교한다.</w:t>
-      </w:r>
-    </w:p>
-    <w:p>
-      <w:pPr>
-        <w:pStyle w:val="ListNumber"/>
-        <w:spacing w:after="60"/>
-      </w:pPr>
-      <w:r>
-        <w:rPr>
-          <w:rFonts w:ascii="Apple SD Gothic Neo" w:hAnsi="Apple SD Gothic Neo" w:eastAsia="Apple SD Gothic Neo"/>
-          <w:color w:val="1F2937"/>
-          <w:sz w:val="21"/>
-        </w:rPr>
-        <w:t>실측 누적 조건이 충족되면 후보 모델을 평가하고, 개선된 모델만 운영 모델로 승격한다.</w:t>
-      </w:r>
-    </w:p>
-    <w:p>
-      <w:pPr>
-        <w:pStyle w:val="Heading1"/>
-        <w:keepNext/>
-      </w:pPr>
-      <w:r>
-        <w:rPr>
-          <w:rFonts w:ascii="Apple SD Gothic Neo" w:hAnsi="Apple SD Gothic Neo" w:eastAsia="Apple SD Gothic Neo"/>
-          <w:b/>
-          <w:color w:val="1F4E79"/>
-          <w:sz w:val="32"/>
-        </w:rPr>
-        <w:t>3. 데이터 설계</w:t>
-      </w:r>
-    </w:p>
-    <w:p>
-      <w:pPr>
-        <w:pStyle w:val="Heading2"/>
-        <w:keepNext/>
-      </w:pPr>
-      <w:r>
-        <w:rPr>
-          <w:rFonts w:ascii="Apple SD Gothic Neo" w:hAnsi="Apple SD Gothic Neo" w:eastAsia="Apple SD Gothic Neo"/>
-          <w:b/>
-          <w:color w:val="1F4E79"/>
-          <w:sz w:val="26"/>
-        </w:rPr>
-        <w:t>상장 전 입력</w:t>
-      </w:r>
-    </w:p>
-    <w:tbl>
-      <w:tblPr>
-        <w:tblStyle w:val="TableGrid"/>
-        <w:tblW w:type="dxa" w:w="9360"/>
-        <w:jc w:val="left"/>
-        <w:tblLayout w:type="fixed"/>
-        <w:tblLook w:firstColumn="1" w:firstRow="1" w:lastColumn="0" w:lastRow="0" w:noHBand="0" w:noVBand="1" w:val="04A0"/>
-        <w:tblInd w:w="120" w:type="dxa"/>
-      </w:tblPr>
-      <w:tblGrid>
-        <w:gridCol w:w="1260"/>
-        <w:gridCol w:w="3020"/>
-        <w:gridCol w:w="2460"/>
-        <w:gridCol w:w="2620"/>
-      </w:tblGrid>
-      <w:tr>
-        <w:tc>
-          <w:tcPr>
-            <w:tcW w:type="dxa" w:w="1260"/>
+            <w:tcW w:type="dxa" w:w="2420"/>
             <w:vAlign w:val="center"/>
             <w:tcMar>
               <w:top w:w="80" w:type="dxa"/>
@@ -841,13 +982,314 @@
                 <w:color w:val="FFFFFF"/>
                 <w:sz w:val="19"/>
               </w:rPr>
-              <w:t>범주</w:t>
+              <w:t>의미</w:t>
+            </w:r>
+          </w:p>
+        </w:tc>
+      </w:tr>
+      <w:tr>
+        <w:tc>
+          <w:tcPr>
+            <w:tcW w:type="dxa" w:w="1500"/>
+          </w:tcPr>
+          <w:p>
+            <w:pPr>
+              <w:spacing w:after="0"/>
+            </w:pPr>
+            <w:r/>
+            <w:r>
+              <w:rPr>
+                <w:rFonts w:ascii="Apple SD Gothic Neo" w:hAnsi="Apple SD Gothic Neo" w:eastAsia="Apple SD Gothic Neo"/>
+                <w:b w:val="0"/>
+                <w:color w:val="1F2937"/>
+                <w:sz w:val="19"/>
+              </w:rPr>
+              <w:t>시초가</w:t>
             </w:r>
           </w:p>
         </w:tc>
         <w:tc>
           <w:tcPr>
-            <w:tcW w:type="dxa" w:w="3020"/>
+            <w:tcW w:type="dxa" w:w="2140"/>
+          </w:tcPr>
+          <w:p>
+            <w:pPr>
+              <w:spacing w:after="0"/>
+            </w:pPr>
+            <w:r/>
+            <w:r>
+              <w:rPr>
+                <w:rFonts w:ascii="Apple SD Gothic Neo" w:hAnsi="Apple SD Gothic Neo" w:eastAsia="Apple SD Gothic Neo"/>
+                <w:b w:val="0"/>
+                <w:color w:val="1F2937"/>
+                <w:sz w:val="19"/>
+              </w:rPr>
+              <w:t>open_return_pct</w:t>
+            </w:r>
+          </w:p>
+        </w:tc>
+        <w:tc>
+          <w:tcPr>
+            <w:tcW w:type="dxa" w:w="3300"/>
+          </w:tcPr>
+          <w:p>
+            <w:pPr>
+              <w:spacing w:after="0"/>
+            </w:pPr>
+            <w:r/>
+            <w:r>
+              <w:rPr>
+                <w:rFonts w:ascii="Apple SD Gothic Neo" w:hAnsi="Apple SD Gothic Neo" w:eastAsia="Apple SD Gothic Neo"/>
+                <w:b w:val="0"/>
+                <w:color w:val="1F2937"/>
+                <w:sz w:val="19"/>
+              </w:rPr>
+              <w:t>(9시 시초가 / 확정 공모가 - 1) x 100</w:t>
+            </w:r>
+          </w:p>
+        </w:tc>
+        <w:tc>
+          <w:tcPr>
+            <w:tcW w:type="dxa" w:w="2420"/>
+          </w:tcPr>
+          <w:p>
+            <w:pPr>
+              <w:spacing w:after="0"/>
+            </w:pPr>
+            <w:r/>
+            <w:r>
+              <w:rPr>
+                <w:rFonts w:ascii="Apple SD Gothic Neo" w:hAnsi="Apple SD Gothic Neo" w:eastAsia="Apple SD Gothic Neo"/>
+                <w:b w:val="0"/>
+                <w:color w:val="1F2937"/>
+                <w:sz w:val="19"/>
+              </w:rPr>
+              <w:t>상장 직후 수급과 기대가 반영된 첫 가격</w:t>
+            </w:r>
+          </w:p>
+        </w:tc>
+      </w:tr>
+      <w:tr>
+        <w:tc>
+          <w:tcPr>
+            <w:tcW w:type="dxa" w:w="1500"/>
+            <w:shd w:fill="F2F4F7"/>
+          </w:tcPr>
+          <w:p>
+            <w:pPr>
+              <w:spacing w:after="0"/>
+            </w:pPr>
+            <w:r/>
+            <w:r>
+              <w:rPr>
+                <w:rFonts w:ascii="Apple SD Gothic Neo" w:hAnsi="Apple SD Gothic Neo" w:eastAsia="Apple SD Gothic Neo"/>
+                <w:b w:val="0"/>
+                <w:color w:val="1F2937"/>
+                <w:sz w:val="19"/>
+              </w:rPr>
+              <w:t>종가</w:t>
+            </w:r>
+          </w:p>
+        </w:tc>
+        <w:tc>
+          <w:tcPr>
+            <w:tcW w:type="dxa" w:w="2140"/>
+            <w:shd w:fill="F2F4F7"/>
+          </w:tcPr>
+          <w:p>
+            <w:pPr>
+              <w:spacing w:after="0"/>
+            </w:pPr>
+            <w:r/>
+            <w:r>
+              <w:rPr>
+                <w:rFonts w:ascii="Apple SD Gothic Neo" w:hAnsi="Apple SD Gothic Neo" w:eastAsia="Apple SD Gothic Neo"/>
+                <w:b w:val="0"/>
+                <w:color w:val="1F2937"/>
+                <w:sz w:val="19"/>
+              </w:rPr>
+              <w:t>close_return_pct</w:t>
+            </w:r>
+          </w:p>
+        </w:tc>
+        <w:tc>
+          <w:tcPr>
+            <w:tcW w:type="dxa" w:w="3300"/>
+            <w:shd w:fill="F2F4F7"/>
+          </w:tcPr>
+          <w:p>
+            <w:pPr>
+              <w:spacing w:after="0"/>
+            </w:pPr>
+            <w:r/>
+            <w:r>
+              <w:rPr>
+                <w:rFonts w:ascii="Apple SD Gothic Neo" w:hAnsi="Apple SD Gothic Neo" w:eastAsia="Apple SD Gothic Neo"/>
+                <w:b w:val="0"/>
+                <w:color w:val="1F2937"/>
+                <w:sz w:val="19"/>
+              </w:rPr>
+              <w:t>(KRX 종가 / 확정 공모가 - 1) x 100</w:t>
+            </w:r>
+          </w:p>
+        </w:tc>
+        <w:tc>
+          <w:tcPr>
+            <w:tcW w:type="dxa" w:w="2420"/>
+            <w:shd w:fill="F2F4F7"/>
+          </w:tcPr>
+          <w:p>
+            <w:pPr>
+              <w:spacing w:after="0"/>
+            </w:pPr>
+            <w:r/>
+            <w:r>
+              <w:rPr>
+                <w:rFonts w:ascii="Apple SD Gothic Neo" w:hAnsi="Apple SD Gothic Neo" w:eastAsia="Apple SD Gothic Neo"/>
+                <w:b w:val="0"/>
+                <w:color w:val="1F2937"/>
+                <w:sz w:val="19"/>
+              </w:rPr>
+              <w:t>정규장 전체 거래를 반영한 공식 마감 가격</w:t>
+            </w:r>
+          </w:p>
+        </w:tc>
+      </w:tr>
+      <w:tr>
+        <w:tc>
+          <w:tcPr>
+            <w:tcW w:type="dxa" w:w="1500"/>
+          </w:tcPr>
+          <w:p>
+            <w:pPr>
+              <w:spacing w:after="0"/>
+            </w:pPr>
+            <w:r/>
+            <w:r>
+              <w:rPr>
+                <w:rFonts w:ascii="Apple SD Gothic Neo" w:hAnsi="Apple SD Gothic Neo" w:eastAsia="Apple SD Gothic Neo"/>
+                <w:b w:val="0"/>
+                <w:color w:val="1F2937"/>
+                <w:sz w:val="19"/>
+              </w:rPr>
+              <w:t>애프터마켓</w:t>
+            </w:r>
+          </w:p>
+        </w:tc>
+        <w:tc>
+          <w:tcPr>
+            <w:tcW w:type="dxa" w:w="2140"/>
+          </w:tcPr>
+          <w:p>
+            <w:pPr>
+              <w:spacing w:after="0"/>
+            </w:pPr>
+            <w:r/>
+            <w:r>
+              <w:rPr>
+                <w:rFonts w:ascii="Apple SD Gothic Neo" w:hAnsi="Apple SD Gothic Neo" w:eastAsia="Apple SD Gothic Neo"/>
+                <w:b w:val="0"/>
+                <w:color w:val="1F2937"/>
+                <w:sz w:val="19"/>
+              </w:rPr>
+              <w:t>관측값</w:t>
+            </w:r>
+          </w:p>
+        </w:tc>
+        <w:tc>
+          <w:tcPr>
+            <w:tcW w:type="dxa" w:w="3300"/>
+          </w:tcPr>
+          <w:p>
+            <w:pPr>
+              <w:spacing w:after="0"/>
+            </w:pPr>
+            <w:r/>
+            <w:r>
+              <w:rPr>
+                <w:rFonts w:ascii="Apple SD Gothic Neo" w:hAnsi="Apple SD Gothic Neo" w:eastAsia="Apple SD Gothic Neo"/>
+                <w:b w:val="0"/>
+                <w:color w:val="1F2937"/>
+                <w:sz w:val="19"/>
+              </w:rPr>
+              <w:t>NXT 마지막 체결가와 KRX 종가의 차이</w:t>
+            </w:r>
+          </w:p>
+        </w:tc>
+        <w:tc>
+          <w:tcPr>
+            <w:tcW w:type="dxa" w:w="2420"/>
+          </w:tcPr>
+          <w:p>
+            <w:pPr>
+              <w:spacing w:after="0"/>
+            </w:pPr>
+            <w:r/>
+            <w:r>
+              <w:rPr>
+                <w:rFonts w:ascii="Apple SD Gothic Neo" w:hAnsi="Apple SD Gothic Neo" w:eastAsia="Apple SD Gothic Neo"/>
+                <w:b w:val="0"/>
+                <w:color w:val="1F2937"/>
+                <w:sz w:val="19"/>
+              </w:rPr>
+              <w:t>별도 분석용 값이며 종가 타깃에는 포함하지 않음</w:t>
+            </w:r>
+          </w:p>
+        </w:tc>
+      </w:tr>
+    </w:tbl>
+    <w:p>
+      <w:pPr>
+        <w:spacing w:after="20"/>
+      </w:pPr>
+    </w:p>
+    <w:p>
+      <w:pPr>
+        <w:spacing w:after="120"/>
+      </w:pPr>
+      <w:r>
+        <w:rPr>
+          <w:rFonts w:ascii="Apple SD Gothic Neo" w:hAnsi="Apple SD Gothic Neo" w:eastAsia="Apple SD Gothic Neo"/>
+          <w:color w:val="1F2937"/>
+          <w:sz w:val="21"/>
+        </w:rPr>
+        <w:t>상장일 실측은 21:00 KST에 확정한다. 이 시간은 NXT 애프터마켓 종료 후이므로, KRX 공식 종가와 함께 종목별 NXT 체결대상 여부 및 장 마감 이후 관측값을 안정적으로 기록할 수 있다.</w:t>
+      </w:r>
+    </w:p>
+    <w:p>
+      <w:pPr>
+        <w:pStyle w:val="Heading1"/>
+        <w:keepNext/>
+      </w:pPr>
+      <w:r>
+        <w:rPr>
+          <w:rFonts w:ascii="Apple SD Gothic Neo" w:hAnsi="Apple SD Gothic Neo" w:eastAsia="Apple SD Gothic Neo"/>
+          <w:b/>
+          <w:color w:val="1F4E79"/>
+          <w:sz w:val="32"/>
+        </w:rPr>
+        <w:t>3. 종목 생애주기와 운영 상태</w:t>
+      </w:r>
+    </w:p>
+    <w:tbl>
+      <w:tblPr>
+        <w:tblStyle w:val="TableGrid"/>
+        <w:tblW w:type="dxa" w:w="9360"/>
+        <w:jc w:val="left"/>
+        <w:tblLayout w:type="fixed"/>
+        <w:tblLook w:firstColumn="1" w:firstRow="1" w:lastColumn="0" w:lastRow="0" w:noHBand="0" w:noVBand="1" w:val="04A0"/>
+        <w:tblInd w:w="120" w:type="dxa"/>
+      </w:tblPr>
+      <w:tblGrid>
+        <w:gridCol w:w="1780"/>
+        <w:gridCol w:w="2120"/>
+        <w:gridCol w:w="3260"/>
+        <w:gridCol w:w="2200"/>
+      </w:tblGrid>
+      <w:tr>
+        <w:tc>
+          <w:tcPr>
+            <w:tcW w:type="dxa" w:w="1780"/>
             <w:vAlign w:val="center"/>
             <w:tcMar>
               <w:top w:w="80" w:type="dxa"/>
@@ -869,13 +1311,13 @@
                 <w:color w:val="FFFFFF"/>
                 <w:sz w:val="19"/>
               </w:rPr>
-              <w:t>데이터</w:t>
+              <w:t>상태</w:t>
             </w:r>
           </w:p>
         </w:tc>
         <w:tc>
           <w:tcPr>
-            <w:tcW w:type="dxa" w:w="2460"/>
+            <w:tcW w:type="dxa" w:w="2120"/>
             <w:vAlign w:val="center"/>
             <w:tcMar>
               <w:top w:w="80" w:type="dxa"/>
@@ -897,13 +1339,13 @@
                 <w:color w:val="FFFFFF"/>
                 <w:sz w:val="19"/>
               </w:rPr>
-              <w:t>활용</w:t>
+              <w:t>진입 조건</w:t>
             </w:r>
           </w:p>
         </w:tc>
         <w:tc>
           <w:tcPr>
-            <w:tcW w:type="dxa" w:w="2620"/>
+            <w:tcW w:type="dxa" w:w="3260"/>
             <w:vAlign w:val="center"/>
             <w:tcMar>
               <w:top w:w="80" w:type="dxa"/>
@@ -925,7 +1367,35 @@
                 <w:color w:val="FFFFFF"/>
                 <w:sz w:val="19"/>
               </w:rPr>
-              <w:t>현황</w:t>
+              <w:t>시스템 행동</w:t>
+            </w:r>
+          </w:p>
+        </w:tc>
+        <w:tc>
+          <w:tcPr>
+            <w:tcW w:type="dxa" w:w="2200"/>
+            <w:vAlign w:val="center"/>
+            <w:tcMar>
+              <w:top w:w="80" w:type="dxa"/>
+              <w:start w:w="120" w:type="dxa"/>
+              <w:bottom w:w="80" w:type="dxa"/>
+              <w:end w:w="120" w:type="dxa"/>
+            </w:tcMar>
+            <w:shd w:fill="1F4E79"/>
+          </w:tcPr>
+          <w:p>
+            <w:pPr>
+              <w:spacing w:after="0"/>
+            </w:pPr>
+            <w:r/>
+            <w:r>
+              <w:rPr>
+                <w:rFonts w:ascii="Apple SD Gothic Neo" w:hAnsi="Apple SD Gothic Neo" w:eastAsia="Apple SD Gothic Neo"/>
+                <w:b/>
+                <w:color w:val="FFFFFF"/>
+                <w:sz w:val="19"/>
+              </w:rPr>
+              <w:t>사용자 노출</w:t>
             </w:r>
           </w:p>
         </w:tc>
@@ -933,7 +1403,7 @@
       <w:tr>
         <w:tc>
           <w:tcPr>
-            <w:tcW w:type="dxa" w:w="1260"/>
+            <w:tcW w:type="dxa" w:w="1780"/>
           </w:tcPr>
           <w:p>
             <w:pPr>
@@ -947,13 +1417,13 @@
                 <w:color w:val="1F2937"/>
                 <w:sz w:val="19"/>
               </w:rPr>
-              <w:t>일정</w:t>
+              <w:t>scheduled</w:t>
             </w:r>
           </w:p>
         </w:tc>
         <w:tc>
           <w:tcPr>
-            <w:tcW w:type="dxa" w:w="3020"/>
+            <w:tcW w:type="dxa" w:w="2120"/>
           </w:tcPr>
           <w:p>
             <w:pPr>
@@ -967,13 +1437,13 @@
                 <w:color w:val="1F2937"/>
                 <w:sz w:val="19"/>
               </w:rPr>
-              <w:t>상장일·시장구분·종목코드</w:t>
+              <w:t>상장 일정 등록</w:t>
             </w:r>
           </w:p>
         </w:tc>
         <w:tc>
           <w:tcPr>
-            <w:tcW w:type="dxa" w:w="2460"/>
+            <w:tcW w:type="dxa" w:w="3260"/>
           </w:tcPr>
           <w:p>
             <w:pPr>
@@ -987,13 +1457,13 @@
                 <w:color w:val="1F2937"/>
                 <w:sz w:val="19"/>
               </w:rPr>
-              <w:t>예측 대상 생성</w:t>
+              <w:t>기본 정보와 수집 작업 생성</w:t>
             </w:r>
           </w:p>
         </w:tc>
         <w:tc>
           <w:tcPr>
-            <w:tcW w:type="dxa" w:w="2620"/>
+            <w:tcW w:type="dxa" w:w="2200"/>
           </w:tcPr>
           <w:p>
             <w:pPr>
@@ -1007,7 +1477,7 @@
                 <w:color w:val="1F2937"/>
                 <w:sz w:val="19"/>
               </w:rPr>
-              <w:t>실제 수집 필요</w:t>
+              <w:t>일정 카드</w:t>
             </w:r>
           </w:p>
         </w:tc>
@@ -1015,7 +1485,7 @@
       <w:tr>
         <w:tc>
           <w:tcPr>
-            <w:tcW w:type="dxa" w:w="1260"/>
+            <w:tcW w:type="dxa" w:w="1780"/>
             <w:shd w:fill="F2F4F7"/>
           </w:tcPr>
           <w:p>
@@ -1030,13 +1500,13 @@
                 <w:color w:val="1F2937"/>
                 <w:sz w:val="19"/>
               </w:rPr>
-              <w:t>공모</w:t>
+              <w:t>filing_ready</w:t>
             </w:r>
           </w:p>
         </w:tc>
         <w:tc>
           <w:tcPr>
-            <w:tcW w:type="dxa" w:w="3020"/>
+            <w:tcW w:type="dxa" w:w="2120"/>
             <w:shd w:fill="F2F4F7"/>
           </w:tcPr>
           <w:p>
@@ -1051,13 +1521,13 @@
                 <w:color w:val="1F2937"/>
                 <w:sz w:val="19"/>
               </w:rPr>
-              <w:t>밴드·확정가·신주·구주·상장 후 주식수</w:t>
+              <w:t>증권신고서 확인</w:t>
             </w:r>
           </w:p>
         </w:tc>
         <w:tc>
           <w:tcPr>
-            <w:tcW w:type="dxa" w:w="2460"/>
+            <w:tcW w:type="dxa" w:w="3260"/>
             <w:shd w:fill="F2F4F7"/>
           </w:tcPr>
           <w:p>
@@ -1072,13 +1542,13 @@
                 <w:color w:val="1F2937"/>
                 <w:sz w:val="19"/>
               </w:rPr>
-              <w:t>공급·밴드 피처</w:t>
+              <w:t>공모 구조·재무 원문 추출 및 검증</w:t>
             </w:r>
           </w:p>
         </w:tc>
         <w:tc>
           <w:tcPr>
-            <w:tcW w:type="dxa" w:w="2620"/>
+            <w:tcW w:type="dxa" w:w="2200"/>
             <w:shd w:fill="F2F4F7"/>
           </w:tcPr>
           <w:p>
@@ -1093,7 +1563,7 @@
                 <w:color w:val="1F2937"/>
                 <w:sz w:val="19"/>
               </w:rPr>
-              <w:t>DART 파서 일부</w:t>
+              <w:t>데이터 준비 중</w:t>
             </w:r>
           </w:p>
         </w:tc>
@@ -1101,7 +1571,7 @@
       <w:tr>
         <w:tc>
           <w:tcPr>
-            <w:tcW w:type="dxa" w:w="1260"/>
+            <w:tcW w:type="dxa" w:w="1780"/>
           </w:tcPr>
           <w:p>
             <w:pPr>
@@ -1115,13 +1585,13 @@
                 <w:color w:val="1F2937"/>
                 <w:sz w:val="19"/>
               </w:rPr>
-              <w:t>수요</w:t>
+              <w:t>demand_ready</w:t>
             </w:r>
           </w:p>
         </w:tc>
         <w:tc>
           <w:tcPr>
-            <w:tcW w:type="dxa" w:w="3020"/>
+            <w:tcW w:type="dxa" w:w="2120"/>
           </w:tcPr>
           <w:p>
             <w:pPr>
@@ -1135,13 +1605,13 @@
                 <w:color w:val="1F2937"/>
                 <w:sz w:val="19"/>
               </w:rPr>
-              <w:t>기관 경쟁률·의무확약·일반청약 경쟁률</w:t>
+              <w:t>수요예측 결과 확인</w:t>
             </w:r>
           </w:p>
         </w:tc>
         <w:tc>
           <w:tcPr>
-            <w:tcW w:type="dxa" w:w="2460"/>
+            <w:tcW w:type="dxa" w:w="3260"/>
           </w:tcPr>
           <w:p>
             <w:pPr>
@@ -1155,13 +1625,13 @@
                 <w:color w:val="1F2937"/>
                 <w:sz w:val="19"/>
               </w:rPr>
-              <w:t>수요 피처</w:t>
+              <w:t>경쟁률·확약·확정 공모가 검증</w:t>
             </w:r>
           </w:p>
         </w:tc>
         <w:tc>
           <w:tcPr>
-            <w:tcW w:type="dxa" w:w="2620"/>
+            <w:tcW w:type="dxa" w:w="2200"/>
           </w:tcPr>
           <w:p>
             <w:pPr>
@@ -1175,7 +1645,7 @@
                 <w:color w:val="1F2937"/>
                 <w:sz w:val="19"/>
               </w:rPr>
-              <w:t>실제 연동 필요</w:t>
+              <w:t>예측 대기</w:t>
             </w:r>
           </w:p>
         </w:tc>
@@ -1183,7 +1653,7 @@
       <w:tr>
         <w:tc>
           <w:tcPr>
-            <w:tcW w:type="dxa" w:w="1260"/>
+            <w:tcW w:type="dxa" w:w="1780"/>
             <w:shd w:fill="F2F4F7"/>
           </w:tcPr>
           <w:p>
@@ -1198,13 +1668,13 @@
                 <w:color w:val="1F2937"/>
                 <w:sz w:val="19"/>
               </w:rPr>
-              <w:t>지배구조</w:t>
+              <w:t>prediction_ready</w:t>
             </w:r>
           </w:p>
         </w:tc>
         <w:tc>
           <w:tcPr>
-            <w:tcW w:type="dxa" w:w="3020"/>
+            <w:tcW w:type="dxa" w:w="2120"/>
             <w:shd w:fill="F2F4F7"/>
           </w:tcPr>
           <w:p>
@@ -1219,13 +1689,13 @@
                 <w:color w:val="1F2937"/>
                 <w:sz w:val="19"/>
               </w:rPr>
-              <w:t>최대주주 보호예수</w:t>
+              <w:t>필수 피처 충족</w:t>
             </w:r>
           </w:p>
         </w:tc>
         <w:tc>
           <w:tcPr>
-            <w:tcW w:type="dxa" w:w="2460"/>
+            <w:tcW w:type="dxa" w:w="3260"/>
             <w:shd w:fill="F2F4F7"/>
           </w:tcPr>
           <w:p>
@@ -1240,13 +1710,13 @@
                 <w:color w:val="1F2937"/>
                 <w:sz w:val="19"/>
               </w:rPr>
-              <w:t>매도 압력 피처</w:t>
+              <w:t>시초가·종가 예측과 피처 스냅샷 생성</w:t>
             </w:r>
           </w:p>
         </w:tc>
         <w:tc>
           <w:tcPr>
-            <w:tcW w:type="dxa" w:w="2620"/>
+            <w:tcW w:type="dxa" w:w="2200"/>
             <w:shd w:fill="F2F4F7"/>
           </w:tcPr>
           <w:p>
@@ -1261,7 +1731,7 @@
                 <w:color w:val="1F2937"/>
                 <w:sz w:val="19"/>
               </w:rPr>
-              <w:t>DART 파서 일부</w:t>
+              <w:t>예측 결과</w:t>
             </w:r>
           </w:p>
         </w:tc>
@@ -1269,7 +1739,7 @@
       <w:tr>
         <w:tc>
           <w:tcPr>
-            <w:tcW w:type="dxa" w:w="1260"/>
+            <w:tcW w:type="dxa" w:w="1780"/>
           </w:tcPr>
           <w:p>
             <w:pPr>
@@ -1283,13 +1753,13 @@
                 <w:color w:val="1F2937"/>
                 <w:sz w:val="19"/>
               </w:rPr>
-              <w:t>재무</w:t>
+              <w:t>listed</w:t>
             </w:r>
           </w:p>
         </w:tc>
         <w:tc>
           <w:tcPr>
-            <w:tcW w:type="dxa" w:w="3020"/>
+            <w:tcW w:type="dxa" w:w="2120"/>
           </w:tcPr>
           <w:p>
             <w:pPr>
@@ -1303,13 +1773,13 @@
                 <w:color w:val="1F2937"/>
                 <w:sz w:val="19"/>
               </w:rPr>
-              <w:t>EPS·매출·영업이익·부채</w:t>
+              <w:t>상장일 도래</w:t>
             </w:r>
           </w:p>
         </w:tc>
         <w:tc>
           <w:tcPr>
-            <w:tcW w:type="dxa" w:w="2460"/>
+            <w:tcW w:type="dxa" w:w="3260"/>
           </w:tcPr>
           <w:p>
             <w:pPr>
@@ -1323,13 +1793,13 @@
                 <w:color w:val="1F2937"/>
                 <w:sz w:val="19"/>
               </w:rPr>
-              <w:t>밸류에이션·성장성</w:t>
+              <w:t>실측 수집 대기</w:t>
             </w:r>
           </w:p>
         </w:tc>
         <w:tc>
           <w:tcPr>
-            <w:tcW w:type="dxa" w:w="2620"/>
+            <w:tcW w:type="dxa" w:w="2200"/>
           </w:tcPr>
           <w:p>
             <w:pPr>
@@ -1343,7 +1813,7 @@
                 <w:color w:val="1F2937"/>
                 <w:sz w:val="19"/>
               </w:rPr>
-              <w:t>계산기 구현</w:t>
+              <w:t>상장일 추적</w:t>
             </w:r>
           </w:p>
         </w:tc>
@@ -1351,7 +1821,7 @@
       <w:tr>
         <w:tc>
           <w:tcPr>
-            <w:tcW w:type="dxa" w:w="1260"/>
+            <w:tcW w:type="dxa" w:w="1780"/>
             <w:shd w:fill="F2F4F7"/>
           </w:tcPr>
           <w:p>
@@ -1366,13 +1836,13 @@
                 <w:color w:val="1F2937"/>
                 <w:sz w:val="19"/>
               </w:rPr>
-              <w:t>시장</w:t>
+              <w:t>reconciled</w:t>
             </w:r>
           </w:p>
         </w:tc>
         <w:tc>
           <w:tcPr>
-            <w:tcW w:type="dxa" w:w="3020"/>
+            <w:tcW w:type="dxa" w:w="2120"/>
             <w:shd w:fill="F2F4F7"/>
           </w:tcPr>
           <w:p>
@@ -1387,13 +1857,13 @@
                 <w:color w:val="1F2937"/>
                 <w:sz w:val="19"/>
               </w:rPr>
-              <w:t>KOSPI/KOSDAQ·최근 IPO 성과</w:t>
+              <w:t>21:00 실측 확정</w:t>
             </w:r>
           </w:p>
         </w:tc>
         <w:tc>
           <w:tcPr>
-            <w:tcW w:type="dxa" w:w="2460"/>
+            <w:tcW w:type="dxa" w:w="3260"/>
             <w:shd w:fill="F2F4F7"/>
           </w:tcPr>
           <w:p>
@@ -1408,13 +1878,13 @@
                 <w:color w:val="1F2937"/>
                 <w:sz w:val="19"/>
               </w:rPr>
-              <w:t>시장·섹터 온도</w:t>
+              <w:t>오차·방향 적중·커버리지 계산</w:t>
             </w:r>
           </w:p>
         </w:tc>
         <w:tc>
           <w:tcPr>
-            <w:tcW w:type="dxa" w:w="2620"/>
+            <w:tcW w:type="dxa" w:w="2200"/>
             <w:shd w:fill="F2F4F7"/>
           </w:tcPr>
           <w:p>
@@ -1429,7 +1899,89 @@
                 <w:color w:val="1F2937"/>
                 <w:sz w:val="19"/>
               </w:rPr>
-              <w:t>이력 수집 필요</w:t>
+              <w:t>결과 비교</w:t>
+            </w:r>
+          </w:p>
+        </w:tc>
+      </w:tr>
+      <w:tr>
+        <w:tc>
+          <w:tcPr>
+            <w:tcW w:type="dxa" w:w="1780"/>
+          </w:tcPr>
+          <w:p>
+            <w:pPr>
+              <w:spacing w:after="0"/>
+            </w:pPr>
+            <w:r/>
+            <w:r>
+              <w:rPr>
+                <w:rFonts w:ascii="Apple SD Gothic Neo" w:hAnsi="Apple SD Gothic Neo" w:eastAsia="Apple SD Gothic Neo"/>
+                <w:b w:val="0"/>
+                <w:color w:val="1F2937"/>
+                <w:sz w:val="19"/>
+              </w:rPr>
+              <w:t>training_eligible</w:t>
+            </w:r>
+          </w:p>
+        </w:tc>
+        <w:tc>
+          <w:tcPr>
+            <w:tcW w:type="dxa" w:w="2120"/>
+          </w:tcPr>
+          <w:p>
+            <w:pPr>
+              <w:spacing w:after="0"/>
+            </w:pPr>
+            <w:r/>
+            <w:r>
+              <w:rPr>
+                <w:rFonts w:ascii="Apple SD Gothic Neo" w:hAnsi="Apple SD Gothic Neo" w:eastAsia="Apple SD Gothic Neo"/>
+                <w:b w:val="0"/>
+                <w:color w:val="1F2937"/>
+                <w:sz w:val="19"/>
+              </w:rPr>
+              <w:t>재학습 표본 반영 승인</w:t>
+            </w:r>
+          </w:p>
+        </w:tc>
+        <w:tc>
+          <w:tcPr>
+            <w:tcW w:type="dxa" w:w="3260"/>
+          </w:tcPr>
+          <w:p>
+            <w:pPr>
+              <w:spacing w:after="0"/>
+            </w:pPr>
+            <w:r/>
+            <w:r>
+              <w:rPr>
+                <w:rFonts w:ascii="Apple SD Gothic Neo" w:hAnsi="Apple SD Gothic Neo" w:eastAsia="Apple SD Gothic Neo"/>
+                <w:b w:val="0"/>
+                <w:color w:val="1F2937"/>
+                <w:sz w:val="19"/>
+              </w:rPr>
+              <w:t>다음 후보 모델 평가에 편입</w:t>
+            </w:r>
+          </w:p>
+        </w:tc>
+        <w:tc>
+          <w:tcPr>
+            <w:tcW w:type="dxa" w:w="2200"/>
+          </w:tcPr>
+          <w:p>
+            <w:pPr>
+              <w:spacing w:after="0"/>
+            </w:pPr>
+            <w:r/>
+            <w:r>
+              <w:rPr>
+                <w:rFonts w:ascii="Apple SD Gothic Neo" w:hAnsi="Apple SD Gothic Neo" w:eastAsia="Apple SD Gothic Neo"/>
+                <w:b w:val="0"/>
+                <w:color w:val="1F2937"/>
+                <w:sz w:val="19"/>
+              </w:rPr>
+              <w:t>성능 이력</w:t>
             </w:r>
           </w:p>
         </w:tc>
@@ -1439,63 +1991,6 @@
       <w:pPr>
         <w:spacing w:after="20"/>
       </w:pPr>
-    </w:p>
-    <w:p>
-      <w:pPr>
-        <w:pStyle w:val="Heading2"/>
-        <w:keepNext/>
-      </w:pPr>
-      <w:r>
-        <w:rPr>
-          <w:rFonts w:ascii="Apple SD Gothic Neo" w:hAnsi="Apple SD Gothic Neo" w:eastAsia="Apple SD Gothic Neo"/>
-          <w:b/>
-          <w:color w:val="1F4E79"/>
-          <w:sz w:val="26"/>
-        </w:rPr>
-        <w:t>상장 후 실측</w:t>
-      </w:r>
-    </w:p>
-    <w:p>
-      <w:pPr>
-        <w:pStyle w:val="ListBullet"/>
-        <w:spacing w:after="60"/>
-      </w:pPr>
-      <w:r>
-        <w:rPr>
-          <w:rFonts w:ascii="Apple SD Gothic Neo" w:hAnsi="Apple SD Gothic Neo" w:eastAsia="Apple SD Gothic Neo"/>
-          <w:color w:val="1F2937"/>
-          <w:sz w:val="21"/>
-        </w:rPr>
-        <w:t>KRX 시초가와 KRX 정규장 종가로 두 수익률 타깃을 확정한다.</w:t>
-      </w:r>
-    </w:p>
-    <w:p>
-      <w:pPr>
-        <w:pStyle w:val="ListBullet"/>
-        <w:spacing w:after="60"/>
-      </w:pPr>
-      <w:r>
-        <w:rPr>
-          <w:rFonts w:ascii="Apple SD Gothic Neo" w:hAnsi="Apple SD Gothic Neo" w:eastAsia="Apple SD Gothic Neo"/>
-          <w:color w:val="1F2937"/>
-          <w:sz w:val="21"/>
-        </w:rPr>
-        <w:t>NXT 체결대상 여부와 애프터마켓 마지막 체결가는 보조 분석값으로 저장한다.</w:t>
-      </w:r>
-    </w:p>
-    <w:p>
-      <w:pPr>
-        <w:pStyle w:val="ListBullet"/>
-        <w:spacing w:after="60"/>
-      </w:pPr>
-      <w:r>
-        <w:rPr>
-          <w:rFonts w:ascii="Apple SD Gothic Neo" w:hAnsi="Apple SD Gothic Neo" w:eastAsia="Apple SD Gothic Neo"/>
-          <w:color w:val="1F2937"/>
-          <w:sz w:val="21"/>
-        </w:rPr>
-        <w:t>예측 당시 모델 버전, 피처 스냅샷, 응답, 수집 원문을 함께 저장해 결과를 재현한다.</w:t>
-      </w:r>
     </w:p>
     <w:tbl>
       <w:tblPr>
@@ -1524,7 +2019,7 @@
           </w:tcPr>
           <w:p>
             <w:pPr>
-              <w:spacing w:after="40"/>
+              <w:spacing w:after="0"/>
             </w:pPr>
             <w:r/>
             <w:r>
@@ -1534,7 +2029,7 @@
                 <w:color w:val="1F4E79"/>
                 <w:sz w:val="21"/>
               </w:rPr>
-              <w:t xml:space="preserve">데이터 품질 기준  </w:t>
+              <w:t xml:space="preserve">핵심 제약  </w:t>
             </w:r>
             <w:r>
               <w:rPr>
@@ -1542,7 +2037,7 @@
                 <w:color w:val="1F2937"/>
                 <w:sz w:val="21"/>
               </w:rPr>
-              <w:t>공모가·상장일이 없으면 예측을 배포하지 않는다. 종목명 단독 병합을 피하고 법인코드·종목코드·공시번호·상장일을 함께 사용한다. 상장 후 정보는 상장 전 예측 피처에 사용하지 않는다.</w:t>
+              <w:t>예측을 생성한 뒤에는 그 예측의 피처 스냅샷과 모델 버전을 변경하지 않는다. 이후 수정 공시가 발생하면 새 예측 버전을 만들고 이전 예측을 보존한다.</w:t>
             </w:r>
           </w:p>
         </w:tc>
@@ -1565,7 +2060,647 @@
           <w:color w:val="1F4E79"/>
           <w:sz w:val="32"/>
         </w:rPr>
-        <w:t>4. 모델과 평가</w:t>
+        <w:t>4. 데이터 플랫폼 설계</w:t>
+      </w:r>
+    </w:p>
+    <w:p>
+      <w:pPr>
+        <w:pStyle w:val="Heading2"/>
+        <w:keepNext/>
+      </w:pPr>
+      <w:r>
+        <w:rPr>
+          <w:rFonts w:ascii="Apple SD Gothic Neo" w:hAnsi="Apple SD Gothic Neo" w:eastAsia="Apple SD Gothic Neo"/>
+          <w:b/>
+          <w:color w:val="1F4E79"/>
+          <w:sz w:val="26"/>
+        </w:rPr>
+        <w:t>상장 전 데이터</w:t>
+      </w:r>
+    </w:p>
+    <w:tbl>
+      <w:tblPr>
+        <w:tblStyle w:val="TableGrid"/>
+        <w:tblW w:type="dxa" w:w="9360"/>
+        <w:jc w:val="left"/>
+        <w:tblLayout w:type="fixed"/>
+        <w:tblLook w:firstColumn="1" w:firstRow="1" w:lastColumn="0" w:lastRow="0" w:noHBand="0" w:noVBand="1" w:val="04A0"/>
+        <w:tblInd w:w="120" w:type="dxa"/>
+      </w:tblPr>
+      <w:tblGrid>
+        <w:gridCol w:w="1420"/>
+        <w:gridCol w:w="3100"/>
+        <w:gridCol w:w="2620"/>
+        <w:gridCol w:w="2220"/>
+      </w:tblGrid>
+      <w:tr>
+        <w:tc>
+          <w:tcPr>
+            <w:tcW w:type="dxa" w:w="1420"/>
+            <w:vAlign w:val="center"/>
+            <w:tcMar>
+              <w:top w:w="80" w:type="dxa"/>
+              <w:start w:w="120" w:type="dxa"/>
+              <w:bottom w:w="80" w:type="dxa"/>
+              <w:end w:w="120" w:type="dxa"/>
+            </w:tcMar>
+            <w:shd w:fill="1F4E79"/>
+          </w:tcPr>
+          <w:p>
+            <w:pPr>
+              <w:spacing w:after="0"/>
+            </w:pPr>
+            <w:r/>
+            <w:r>
+              <w:rPr>
+                <w:rFonts w:ascii="Apple SD Gothic Neo" w:hAnsi="Apple SD Gothic Neo" w:eastAsia="Apple SD Gothic Neo"/>
+                <w:b/>
+                <w:color w:val="FFFFFF"/>
+                <w:sz w:val="19"/>
+              </w:rPr>
+              <w:t>도메인</w:t>
+            </w:r>
+          </w:p>
+        </w:tc>
+        <w:tc>
+          <w:tcPr>
+            <w:tcW w:type="dxa" w:w="3100"/>
+            <w:vAlign w:val="center"/>
+            <w:tcMar>
+              <w:top w:w="80" w:type="dxa"/>
+              <w:start w:w="120" w:type="dxa"/>
+              <w:bottom w:w="80" w:type="dxa"/>
+              <w:end w:w="120" w:type="dxa"/>
+            </w:tcMar>
+            <w:shd w:fill="1F4E79"/>
+          </w:tcPr>
+          <w:p>
+            <w:pPr>
+              <w:spacing w:after="0"/>
+            </w:pPr>
+            <w:r/>
+            <w:r>
+              <w:rPr>
+                <w:rFonts w:ascii="Apple SD Gothic Neo" w:hAnsi="Apple SD Gothic Neo" w:eastAsia="Apple SD Gothic Neo"/>
+                <w:b/>
+                <w:color w:val="FFFFFF"/>
+                <w:sz w:val="19"/>
+              </w:rPr>
+              <w:t>수집 항목</w:t>
+            </w:r>
+          </w:p>
+        </w:tc>
+        <w:tc>
+          <w:tcPr>
+            <w:tcW w:type="dxa" w:w="2620"/>
+            <w:vAlign w:val="center"/>
+            <w:tcMar>
+              <w:top w:w="80" w:type="dxa"/>
+              <w:start w:w="120" w:type="dxa"/>
+              <w:bottom w:w="80" w:type="dxa"/>
+              <w:end w:w="120" w:type="dxa"/>
+            </w:tcMar>
+            <w:shd w:fill="1F4E79"/>
+          </w:tcPr>
+          <w:p>
+            <w:pPr>
+              <w:spacing w:after="0"/>
+            </w:pPr>
+            <w:r/>
+            <w:r>
+              <w:rPr>
+                <w:rFonts w:ascii="Apple SD Gothic Neo" w:hAnsi="Apple SD Gothic Neo" w:eastAsia="Apple SD Gothic Neo"/>
+                <w:b/>
+                <w:color w:val="FFFFFF"/>
+                <w:sz w:val="19"/>
+              </w:rPr>
+              <w:t>주요 피처</w:t>
+            </w:r>
+          </w:p>
+        </w:tc>
+        <w:tc>
+          <w:tcPr>
+            <w:tcW w:type="dxa" w:w="2220"/>
+            <w:vAlign w:val="center"/>
+            <w:tcMar>
+              <w:top w:w="80" w:type="dxa"/>
+              <w:start w:w="120" w:type="dxa"/>
+              <w:bottom w:w="80" w:type="dxa"/>
+              <w:end w:w="120" w:type="dxa"/>
+            </w:tcMar>
+            <w:shd w:fill="1F4E79"/>
+          </w:tcPr>
+          <w:p>
+            <w:pPr>
+              <w:spacing w:after="0"/>
+            </w:pPr>
+            <w:r/>
+            <w:r>
+              <w:rPr>
+                <w:rFonts w:ascii="Apple SD Gothic Neo" w:hAnsi="Apple SD Gothic Neo" w:eastAsia="Apple SD Gothic Neo"/>
+                <w:b/>
+                <w:color w:val="FFFFFF"/>
+                <w:sz w:val="19"/>
+              </w:rPr>
+              <w:t>검증 규칙</w:t>
+            </w:r>
+          </w:p>
+        </w:tc>
+      </w:tr>
+      <w:tr>
+        <w:tc>
+          <w:tcPr>
+            <w:tcW w:type="dxa" w:w="1420"/>
+          </w:tcPr>
+          <w:p>
+            <w:pPr>
+              <w:spacing w:after="0"/>
+            </w:pPr>
+            <w:r/>
+            <w:r>
+              <w:rPr>
+                <w:rFonts w:ascii="Apple SD Gothic Neo" w:hAnsi="Apple SD Gothic Neo" w:eastAsia="Apple SD Gothic Neo"/>
+                <w:b w:val="0"/>
+                <w:color w:val="1F2937"/>
+                <w:sz w:val="19"/>
+              </w:rPr>
+              <w:t>IPO 일정</w:t>
+            </w:r>
+          </w:p>
+        </w:tc>
+        <w:tc>
+          <w:tcPr>
+            <w:tcW w:type="dxa" w:w="3100"/>
+          </w:tcPr>
+          <w:p>
+            <w:pPr>
+              <w:spacing w:after="0"/>
+            </w:pPr>
+            <w:r/>
+            <w:r>
+              <w:rPr>
+                <w:rFonts w:ascii="Apple SD Gothic Neo" w:hAnsi="Apple SD Gothic Neo" w:eastAsia="Apple SD Gothic Neo"/>
+                <w:b w:val="0"/>
+                <w:color w:val="1F2937"/>
+                <w:sz w:val="19"/>
+              </w:rPr>
+              <w:t>종목명, 종목코드, 시장, 상장일, 주관사</w:t>
+            </w:r>
+          </w:p>
+        </w:tc>
+        <w:tc>
+          <w:tcPr>
+            <w:tcW w:type="dxa" w:w="2620"/>
+          </w:tcPr>
+          <w:p>
+            <w:pPr>
+              <w:spacing w:after="0"/>
+            </w:pPr>
+            <w:r/>
+            <w:r>
+              <w:rPr>
+                <w:rFonts w:ascii="Apple SD Gothic Neo" w:hAnsi="Apple SD Gothic Neo" w:eastAsia="Apple SD Gothic Neo"/>
+                <w:b w:val="0"/>
+                <w:color w:val="1F2937"/>
+                <w:sz w:val="19"/>
+              </w:rPr>
+              <w:t>상장 시점·같은 날 상장 수</w:t>
+            </w:r>
+          </w:p>
+        </w:tc>
+        <w:tc>
+          <w:tcPr>
+            <w:tcW w:type="dxa" w:w="2220"/>
+          </w:tcPr>
+          <w:p>
+            <w:pPr>
+              <w:spacing w:after="0"/>
+            </w:pPr>
+            <w:r/>
+            <w:r>
+              <w:rPr>
+                <w:rFonts w:ascii="Apple SD Gothic Neo" w:hAnsi="Apple SD Gothic Neo" w:eastAsia="Apple SD Gothic Neo"/>
+                <w:b w:val="0"/>
+                <w:color w:val="1F2937"/>
+                <w:sz w:val="19"/>
+              </w:rPr>
+              <w:t>코드·날짜 이중 검증</w:t>
+            </w:r>
+          </w:p>
+        </w:tc>
+      </w:tr>
+      <w:tr>
+        <w:tc>
+          <w:tcPr>
+            <w:tcW w:type="dxa" w:w="1420"/>
+            <w:shd w:fill="F2F4F7"/>
+          </w:tcPr>
+          <w:p>
+            <w:pPr>
+              <w:spacing w:after="0"/>
+            </w:pPr>
+            <w:r/>
+            <w:r>
+              <w:rPr>
+                <w:rFonts w:ascii="Apple SD Gothic Neo" w:hAnsi="Apple SD Gothic Neo" w:eastAsia="Apple SD Gothic Neo"/>
+                <w:b w:val="0"/>
+                <w:color w:val="1F2937"/>
+                <w:sz w:val="19"/>
+              </w:rPr>
+              <w:t>증권신고서</w:t>
+            </w:r>
+          </w:p>
+        </w:tc>
+        <w:tc>
+          <w:tcPr>
+            <w:tcW w:type="dxa" w:w="3100"/>
+            <w:shd w:fill="F2F4F7"/>
+          </w:tcPr>
+          <w:p>
+            <w:pPr>
+              <w:spacing w:after="0"/>
+            </w:pPr>
+            <w:r/>
+            <w:r>
+              <w:rPr>
+                <w:rFonts w:ascii="Apple SD Gothic Neo" w:hAnsi="Apple SD Gothic Neo" w:eastAsia="Apple SD Gothic Neo"/>
+                <w:b w:val="0"/>
+                <w:color w:val="1F2937"/>
+                <w:sz w:val="19"/>
+              </w:rPr>
+              <w:t>공모가 밴드, 신주·구주, 상장 후 주식수, 보호예수</w:t>
+            </w:r>
+          </w:p>
+        </w:tc>
+        <w:tc>
+          <w:tcPr>
+            <w:tcW w:type="dxa" w:w="2620"/>
+            <w:shd w:fill="F2F4F7"/>
+          </w:tcPr>
+          <w:p>
+            <w:pPr>
+              <w:spacing w:after="0"/>
+            </w:pPr>
+            <w:r/>
+            <w:r>
+              <w:rPr>
+                <w:rFonts w:ascii="Apple SD Gothic Neo" w:hAnsi="Apple SD Gothic Neo" w:eastAsia="Apple SD Gothic Neo"/>
+                <w:b w:val="0"/>
+                <w:color w:val="1F2937"/>
+                <w:sz w:val="19"/>
+              </w:rPr>
+              <w:t>밴드 위치·유통·공급 압력</w:t>
+            </w:r>
+          </w:p>
+        </w:tc>
+        <w:tc>
+          <w:tcPr>
+            <w:tcW w:type="dxa" w:w="2220"/>
+            <w:shd w:fill="F2F4F7"/>
+          </w:tcPr>
+          <w:p>
+            <w:pPr>
+              <w:spacing w:after="0"/>
+            </w:pPr>
+            <w:r/>
+            <w:r>
+              <w:rPr>
+                <w:rFonts w:ascii="Apple SD Gothic Neo" w:hAnsi="Apple SD Gothic Neo" w:eastAsia="Apple SD Gothic Neo"/>
+                <w:b w:val="0"/>
+                <w:color w:val="1F2937"/>
+                <w:sz w:val="19"/>
+              </w:rPr>
+              <w:t>원문 문서번호와 단위 보존</w:t>
+            </w:r>
+          </w:p>
+        </w:tc>
+      </w:tr>
+      <w:tr>
+        <w:tc>
+          <w:tcPr>
+            <w:tcW w:type="dxa" w:w="1420"/>
+          </w:tcPr>
+          <w:p>
+            <w:pPr>
+              <w:spacing w:after="0"/>
+            </w:pPr>
+            <w:r/>
+            <w:r>
+              <w:rPr>
+                <w:rFonts w:ascii="Apple SD Gothic Neo" w:hAnsi="Apple SD Gothic Neo" w:eastAsia="Apple SD Gothic Neo"/>
+                <w:b w:val="0"/>
+                <w:color w:val="1F2937"/>
+                <w:sz w:val="19"/>
+              </w:rPr>
+              <w:t>수요예측</w:t>
+            </w:r>
+          </w:p>
+        </w:tc>
+        <w:tc>
+          <w:tcPr>
+            <w:tcW w:type="dxa" w:w="3100"/>
+          </w:tcPr>
+          <w:p>
+            <w:pPr>
+              <w:spacing w:after="0"/>
+            </w:pPr>
+            <w:r/>
+            <w:r>
+              <w:rPr>
+                <w:rFonts w:ascii="Apple SD Gothic Neo" w:hAnsi="Apple SD Gothic Neo" w:eastAsia="Apple SD Gothic Neo"/>
+                <w:b w:val="0"/>
+                <w:color w:val="1F2937"/>
+                <w:sz w:val="19"/>
+              </w:rPr>
+              <w:t>기관 경쟁률, 확약 기간별 비율, 확정 공모가</w:t>
+            </w:r>
+          </w:p>
+        </w:tc>
+        <w:tc>
+          <w:tcPr>
+            <w:tcW w:type="dxa" w:w="2620"/>
+          </w:tcPr>
+          <w:p>
+            <w:pPr>
+              <w:spacing w:after="0"/>
+            </w:pPr>
+            <w:r/>
+            <w:r>
+              <w:rPr>
+                <w:rFonts w:ascii="Apple SD Gothic Neo" w:hAnsi="Apple SD Gothic Neo" w:eastAsia="Apple SD Gothic Neo"/>
+                <w:b w:val="0"/>
+                <w:color w:val="1F2937"/>
+                <w:sz w:val="19"/>
+              </w:rPr>
+              <w:t>수요 강도·확약 가중점수</w:t>
+            </w:r>
+          </w:p>
+        </w:tc>
+        <w:tc>
+          <w:tcPr>
+            <w:tcW w:type="dxa" w:w="2220"/>
+          </w:tcPr>
+          <w:p>
+            <w:pPr>
+              <w:spacing w:after="0"/>
+            </w:pPr>
+            <w:r/>
+            <w:r>
+              <w:rPr>
+                <w:rFonts w:ascii="Apple SD Gothic Neo" w:hAnsi="Apple SD Gothic Neo" w:eastAsia="Apple SD Gothic Neo"/>
+                <w:b w:val="0"/>
+                <w:color w:val="1F2937"/>
+                <w:sz w:val="19"/>
+              </w:rPr>
+              <w:t>공시일과 수치 단위 검증</w:t>
+            </w:r>
+          </w:p>
+        </w:tc>
+      </w:tr>
+      <w:tr>
+        <w:tc>
+          <w:tcPr>
+            <w:tcW w:type="dxa" w:w="1420"/>
+            <w:shd w:fill="F2F4F7"/>
+          </w:tcPr>
+          <w:p>
+            <w:pPr>
+              <w:spacing w:after="0"/>
+            </w:pPr>
+            <w:r/>
+            <w:r>
+              <w:rPr>
+                <w:rFonts w:ascii="Apple SD Gothic Neo" w:hAnsi="Apple SD Gothic Neo" w:eastAsia="Apple SD Gothic Neo"/>
+                <w:b w:val="0"/>
+                <w:color w:val="1F2937"/>
+                <w:sz w:val="19"/>
+              </w:rPr>
+              <w:t>재무제표</w:t>
+            </w:r>
+          </w:p>
+        </w:tc>
+        <w:tc>
+          <w:tcPr>
+            <w:tcW w:type="dxa" w:w="3100"/>
+            <w:shd w:fill="F2F4F7"/>
+          </w:tcPr>
+          <w:p>
+            <w:pPr>
+              <w:spacing w:after="0"/>
+            </w:pPr>
+            <w:r/>
+            <w:r>
+              <w:rPr>
+                <w:rFonts w:ascii="Apple SD Gothic Neo" w:hAnsi="Apple SD Gothic Neo" w:eastAsia="Apple SD Gothic Neo"/>
+                <w:b w:val="0"/>
+                <w:color w:val="1F2937"/>
+                <w:sz w:val="19"/>
+              </w:rPr>
+              <w:t>EPS, 매출, 영업이익, 부채, 현금흐름</w:t>
+            </w:r>
+          </w:p>
+        </w:tc>
+        <w:tc>
+          <w:tcPr>
+            <w:tcW w:type="dxa" w:w="2620"/>
+            <w:shd w:fill="F2F4F7"/>
+          </w:tcPr>
+          <w:p>
+            <w:pPr>
+              <w:spacing w:after="0"/>
+            </w:pPr>
+            <w:r/>
+            <w:r>
+              <w:rPr>
+                <w:rFonts w:ascii="Apple SD Gothic Neo" w:hAnsi="Apple SD Gothic Neo" w:eastAsia="Apple SD Gothic Neo"/>
+                <w:b w:val="0"/>
+                <w:color w:val="1F2937"/>
+                <w:sz w:val="19"/>
+              </w:rPr>
+              <w:t>PER·성장성·수익성·안정성</w:t>
+            </w:r>
+          </w:p>
+        </w:tc>
+        <w:tc>
+          <w:tcPr>
+            <w:tcW w:type="dxa" w:w="2220"/>
+            <w:shd w:fill="F2F4F7"/>
+          </w:tcPr>
+          <w:p>
+            <w:pPr>
+              <w:spacing w:after="0"/>
+            </w:pPr>
+            <w:r/>
+            <w:r>
+              <w:rPr>
+                <w:rFonts w:ascii="Apple SD Gothic Neo" w:hAnsi="Apple SD Gothic Neo" w:eastAsia="Apple SD Gothic Neo"/>
+                <w:b w:val="0"/>
+                <w:color w:val="1F2937"/>
+                <w:sz w:val="19"/>
+              </w:rPr>
+              <w:t>회계기간과 연결/별도 구분</w:t>
+            </w:r>
+          </w:p>
+        </w:tc>
+      </w:tr>
+      <w:tr>
+        <w:tc>
+          <w:tcPr>
+            <w:tcW w:type="dxa" w:w="1420"/>
+          </w:tcPr>
+          <w:p>
+            <w:pPr>
+              <w:spacing w:after="0"/>
+            </w:pPr>
+            <w:r/>
+            <w:r>
+              <w:rPr>
+                <w:rFonts w:ascii="Apple SD Gothic Neo" w:hAnsi="Apple SD Gothic Neo" w:eastAsia="Apple SD Gothic Neo"/>
+                <w:b w:val="0"/>
+                <w:color w:val="1F2937"/>
+                <w:sz w:val="19"/>
+              </w:rPr>
+              <w:t>시장 데이터</w:t>
+            </w:r>
+          </w:p>
+        </w:tc>
+        <w:tc>
+          <w:tcPr>
+            <w:tcW w:type="dxa" w:w="3100"/>
+          </w:tcPr>
+          <w:p>
+            <w:pPr>
+              <w:spacing w:after="0"/>
+            </w:pPr>
+            <w:r/>
+            <w:r>
+              <w:rPr>
+                <w:rFonts w:ascii="Apple SD Gothic Neo" w:hAnsi="Apple SD Gothic Neo" w:eastAsia="Apple SD Gothic Neo"/>
+                <w:b w:val="0"/>
+                <w:color w:val="1F2937"/>
+                <w:sz w:val="19"/>
+              </w:rPr>
+              <w:t>KOSPI/KOSDAQ, 동종 IPO, 거래일 캘린더</w:t>
+            </w:r>
+          </w:p>
+        </w:tc>
+        <w:tc>
+          <w:tcPr>
+            <w:tcW w:type="dxa" w:w="2620"/>
+          </w:tcPr>
+          <w:p>
+            <w:pPr>
+              <w:spacing w:after="0"/>
+            </w:pPr>
+            <w:r/>
+            <w:r>
+              <w:rPr>
+                <w:rFonts w:ascii="Apple SD Gothic Neo" w:hAnsi="Apple SD Gothic Neo" w:eastAsia="Apple SD Gothic Neo"/>
+                <w:b w:val="0"/>
+                <w:color w:val="1F2937"/>
+                <w:sz w:val="19"/>
+              </w:rPr>
+              <w:t>모멘텀·섹터 IPO 온도</w:t>
+            </w:r>
+          </w:p>
+        </w:tc>
+        <w:tc>
+          <w:tcPr>
+            <w:tcW w:type="dxa" w:w="2220"/>
+          </w:tcPr>
+          <w:p>
+            <w:pPr>
+              <w:spacing w:after="0"/>
+            </w:pPr>
+            <w:r/>
+            <w:r>
+              <w:rPr>
+                <w:rFonts w:ascii="Apple SD Gothic Neo" w:hAnsi="Apple SD Gothic Neo" w:eastAsia="Apple SD Gothic Neo"/>
+                <w:b w:val="0"/>
+                <w:color w:val="1F2937"/>
+                <w:sz w:val="19"/>
+              </w:rPr>
+              <w:t>예측 시점 이전 값만 사용</w:t>
+            </w:r>
+          </w:p>
+        </w:tc>
+      </w:tr>
+    </w:tbl>
+    <w:p>
+      <w:pPr>
+        <w:spacing w:after="20"/>
+      </w:pPr>
+    </w:p>
+    <w:p>
+      <w:pPr>
+        <w:pStyle w:val="Heading2"/>
+        <w:keepNext/>
+      </w:pPr>
+      <w:r>
+        <w:rPr>
+          <w:rFonts w:ascii="Apple SD Gothic Neo" w:hAnsi="Apple SD Gothic Neo" w:eastAsia="Apple SD Gothic Neo"/>
+          <w:b/>
+          <w:color w:val="1F4E79"/>
+          <w:sz w:val="26"/>
+        </w:rPr>
+        <w:t>상장 후 데이터</w:t>
+      </w:r>
+    </w:p>
+    <w:p>
+      <w:pPr>
+        <w:pStyle w:val="ListBullet"/>
+        <w:spacing w:after="60"/>
+      </w:pPr>
+      <w:r>
+        <w:rPr>
+          <w:rFonts w:ascii="Apple SD Gothic Neo" w:hAnsi="Apple SD Gothic Neo" w:eastAsia="Apple SD Gothic Neo"/>
+          <w:color w:val="1F2937"/>
+          <w:sz w:val="21"/>
+        </w:rPr>
+        <w:t>KRX 시초가·종가: 두 예측 타깃의 실제값을 확정하고 성능을 계산한다.</w:t>
+      </w:r>
+    </w:p>
+    <w:p>
+      <w:pPr>
+        <w:pStyle w:val="ListBullet"/>
+        <w:spacing w:after="60"/>
+      </w:pPr>
+      <w:r>
+        <w:rPr>
+          <w:rFonts w:ascii="Apple SD Gothic Neo" w:hAnsi="Apple SD Gothic Neo" w:eastAsia="Apple SD Gothic Neo"/>
+          <w:color w:val="1F2937"/>
+          <w:sz w:val="21"/>
+        </w:rPr>
+        <w:t>NXT 체결대상 여부·애프터마켓 가격: 종목별 장외 연장 거래 관측과 후속 분석에 사용한다.</w:t>
+      </w:r>
+    </w:p>
+    <w:p>
+      <w:pPr>
+        <w:pStyle w:val="ListBullet"/>
+        <w:spacing w:after="60"/>
+      </w:pPr>
+      <w:r>
+        <w:rPr>
+          <w:rFonts w:ascii="Apple SD Gothic Neo" w:hAnsi="Apple SD Gothic Neo" w:eastAsia="Apple SD Gothic Neo"/>
+          <w:color w:val="1F2937"/>
+          <w:sz w:val="21"/>
+        </w:rPr>
+        <w:t>예측 기록: 예측 생성 시각, 요청 채널, 모델 버전, 원문 버전, 전체 피처 스냅샷을 저장한다.</w:t>
+      </w:r>
+    </w:p>
+    <w:p>
+      <w:pPr>
+        <w:pStyle w:val="Heading2"/>
+        <w:keepNext/>
+      </w:pPr>
+      <w:r>
+        <w:rPr>
+          <w:rFonts w:ascii="Apple SD Gothic Neo" w:hAnsi="Apple SD Gothic Neo" w:eastAsia="Apple SD Gothic Neo"/>
+          <w:b/>
+          <w:color w:val="1F4E79"/>
+          <w:sz w:val="26"/>
+        </w:rPr>
+        <w:t>저장 계층과 재현성</w:t>
       </w:r>
     </w:p>
     <w:p>
@@ -1578,7 +2713,22 @@
           <w:color w:val="1F2937"/>
           <w:sz w:val="21"/>
         </w:rPr>
-        <w:t>현재 기준선은 scikit-learn GradientBoostingRegressor와 GradientBoostingClassifier다. 회귀 모델은 수익률을, 분류 모델은 상승 확률을 계산한다. 시초가와 종가는 별도 모델로 학습·저장·평가한다.</w:t>
+        <w:t>데이터는 Raw, Standardized, Feature Snapshot, Prediction, Outcome, Evaluation 계층으로 구분한다. 모든 변환에는 수집 시각·원문 출처·변환 버전·오류 사유를 남겨, 특정 예측이 어떤 원문과 규칙에서 생성됐는지 역추적할 수 있어야 한다.</w:t>
+      </w:r>
+    </w:p>
+    <w:p>
+      <w:pPr>
+        <w:pStyle w:val="Heading1"/>
+        <w:keepNext/>
+      </w:pPr>
+      <w:r>
+        <w:rPr>
+          <w:rFonts w:ascii="Apple SD Gothic Neo" w:hAnsi="Apple SD Gothic Neo" w:eastAsia="Apple SD Gothic Neo"/>
+          <w:b/>
+          <w:color w:val="1F4E79"/>
+          <w:sz w:val="32"/>
+        </w:rPr>
+        <w:t>5. 데이터 품질·수집 정책</w:t>
       </w:r>
     </w:p>
     <w:tbl>
@@ -1591,11 +2741,611 @@
         <w:tblInd w:w="120" w:type="dxa"/>
       </w:tblPr>
       <w:tblGrid>
-        <w:gridCol w:w="2480"/>
-        <w:gridCol w:w="2280"/>
-        <w:gridCol w:w="4600"/>
+        <w:gridCol w:w="1600"/>
+        <w:gridCol w:w="4660"/>
+        <w:gridCol w:w="3100"/>
       </w:tblGrid>
       <w:tr>
+        <w:tc>
+          <w:tcPr>
+            <w:tcW w:type="dxa" w:w="1600"/>
+            <w:vAlign w:val="center"/>
+            <w:tcMar>
+              <w:top w:w="80" w:type="dxa"/>
+              <w:start w:w="120" w:type="dxa"/>
+              <w:bottom w:w="80" w:type="dxa"/>
+              <w:end w:w="120" w:type="dxa"/>
+            </w:tcMar>
+            <w:shd w:fill="1F4E79"/>
+          </w:tcPr>
+          <w:p>
+            <w:pPr>
+              <w:spacing w:after="0"/>
+            </w:pPr>
+            <w:r/>
+            <w:r>
+              <w:rPr>
+                <w:rFonts w:ascii="Apple SD Gothic Neo" w:hAnsi="Apple SD Gothic Neo" w:eastAsia="Apple SD Gothic Neo"/>
+                <w:b/>
+                <w:color w:val="FFFFFF"/>
+                <w:sz w:val="19"/>
+              </w:rPr>
+              <w:t>정책</w:t>
+            </w:r>
+          </w:p>
+        </w:tc>
+        <w:tc>
+          <w:tcPr>
+            <w:tcW w:type="dxa" w:w="4660"/>
+            <w:vAlign w:val="center"/>
+            <w:tcMar>
+              <w:top w:w="80" w:type="dxa"/>
+              <w:start w:w="120" w:type="dxa"/>
+              <w:bottom w:w="80" w:type="dxa"/>
+              <w:end w:w="120" w:type="dxa"/>
+            </w:tcMar>
+            <w:shd w:fill="1F4E79"/>
+          </w:tcPr>
+          <w:p>
+            <w:pPr>
+              <w:spacing w:after="0"/>
+            </w:pPr>
+            <w:r/>
+            <w:r>
+              <w:rPr>
+                <w:rFonts w:ascii="Apple SD Gothic Neo" w:hAnsi="Apple SD Gothic Neo" w:eastAsia="Apple SD Gothic Neo"/>
+                <w:b/>
+                <w:color w:val="FFFFFF"/>
+                <w:sz w:val="19"/>
+              </w:rPr>
+              <w:t>적용 방식</w:t>
+            </w:r>
+          </w:p>
+        </w:tc>
+        <w:tc>
+          <w:tcPr>
+            <w:tcW w:type="dxa" w:w="3100"/>
+            <w:vAlign w:val="center"/>
+            <w:tcMar>
+              <w:top w:w="80" w:type="dxa"/>
+              <w:start w:w="120" w:type="dxa"/>
+              <w:bottom w:w="80" w:type="dxa"/>
+              <w:end w:w="120" w:type="dxa"/>
+            </w:tcMar>
+            <w:shd w:fill="1F4E79"/>
+          </w:tcPr>
+          <w:p>
+            <w:pPr>
+              <w:spacing w:after="0"/>
+            </w:pPr>
+            <w:r/>
+            <w:r>
+              <w:rPr>
+                <w:rFonts w:ascii="Apple SD Gothic Neo" w:hAnsi="Apple SD Gothic Neo" w:eastAsia="Apple SD Gothic Neo"/>
+                <w:b/>
+                <w:color w:val="FFFFFF"/>
+                <w:sz w:val="19"/>
+              </w:rPr>
+              <w:t>실패 시 처리</w:t>
+            </w:r>
+          </w:p>
+        </w:tc>
+      </w:tr>
+      <w:tr>
+        <w:tc>
+          <w:tcPr>
+            <w:tcW w:type="dxa" w:w="1600"/>
+          </w:tcPr>
+          <w:p>
+            <w:pPr>
+              <w:spacing w:after="0"/>
+            </w:pPr>
+            <w:r/>
+            <w:r>
+              <w:rPr>
+                <w:rFonts w:ascii="Apple SD Gothic Neo" w:hAnsi="Apple SD Gothic Neo" w:eastAsia="Apple SD Gothic Neo"/>
+                <w:b w:val="0"/>
+                <w:color w:val="1F2937"/>
+                <w:sz w:val="19"/>
+              </w:rPr>
+              <w:t>필수값</w:t>
+            </w:r>
+          </w:p>
+        </w:tc>
+        <w:tc>
+          <w:tcPr>
+            <w:tcW w:type="dxa" w:w="4660"/>
+          </w:tcPr>
+          <w:p>
+            <w:pPr>
+              <w:spacing w:after="0"/>
+            </w:pPr>
+            <w:r/>
+            <w:r>
+              <w:rPr>
+                <w:rFonts w:ascii="Apple SD Gothic Neo" w:hAnsi="Apple SD Gothic Neo" w:eastAsia="Apple SD Gothic Neo"/>
+                <w:b w:val="0"/>
+                <w:color w:val="1F2937"/>
+                <w:sz w:val="19"/>
+              </w:rPr>
+              <w:t>확정 공모가와 상장일은 예측 필수값</w:t>
+            </w:r>
+          </w:p>
+        </w:tc>
+        <w:tc>
+          <w:tcPr>
+            <w:tcW w:type="dxa" w:w="3100"/>
+          </w:tcPr>
+          <w:p>
+            <w:pPr>
+              <w:spacing w:after="0"/>
+            </w:pPr>
+            <w:r/>
+            <w:r>
+              <w:rPr>
+                <w:rFonts w:ascii="Apple SD Gothic Neo" w:hAnsi="Apple SD Gothic Neo" w:eastAsia="Apple SD Gothic Neo"/>
+                <w:b w:val="0"/>
+                <w:color w:val="1F2937"/>
+                <w:sz w:val="19"/>
+              </w:rPr>
+              <w:t>예측 보류 및 누락 사유 표시</w:t>
+            </w:r>
+          </w:p>
+        </w:tc>
+      </w:tr>
+      <w:tr>
+        <w:tc>
+          <w:tcPr>
+            <w:tcW w:type="dxa" w:w="1600"/>
+            <w:shd w:fill="F2F4F7"/>
+          </w:tcPr>
+          <w:p>
+            <w:pPr>
+              <w:spacing w:after="0"/>
+            </w:pPr>
+            <w:r/>
+            <w:r>
+              <w:rPr>
+                <w:rFonts w:ascii="Apple SD Gothic Neo" w:hAnsi="Apple SD Gothic Neo" w:eastAsia="Apple SD Gothic Neo"/>
+                <w:b w:val="0"/>
+                <w:color w:val="1F2937"/>
+                <w:sz w:val="19"/>
+              </w:rPr>
+              <w:t>식별자</w:t>
+            </w:r>
+          </w:p>
+        </w:tc>
+        <w:tc>
+          <w:tcPr>
+            <w:tcW w:type="dxa" w:w="4660"/>
+            <w:shd w:fill="F2F4F7"/>
+          </w:tcPr>
+          <w:p>
+            <w:pPr>
+              <w:spacing w:after="0"/>
+            </w:pPr>
+            <w:r/>
+            <w:r>
+              <w:rPr>
+                <w:rFonts w:ascii="Apple SD Gothic Neo" w:hAnsi="Apple SD Gothic Neo" w:eastAsia="Apple SD Gothic Neo"/>
+                <w:b w:val="0"/>
+                <w:color w:val="1F2937"/>
+                <w:sz w:val="19"/>
+              </w:rPr>
+              <w:t>법인코드·종목코드·공시번호·상장일을 복합키로 사용</w:t>
+            </w:r>
+          </w:p>
+        </w:tc>
+        <w:tc>
+          <w:tcPr>
+            <w:tcW w:type="dxa" w:w="3100"/>
+            <w:shd w:fill="F2F4F7"/>
+          </w:tcPr>
+          <w:p>
+            <w:pPr>
+              <w:spacing w:after="0"/>
+            </w:pPr>
+            <w:r/>
+            <w:r>
+              <w:rPr>
+                <w:rFonts w:ascii="Apple SD Gothic Neo" w:hAnsi="Apple SD Gothic Neo" w:eastAsia="Apple SD Gothic Neo"/>
+                <w:b w:val="0"/>
+                <w:color w:val="1F2937"/>
+                <w:sz w:val="19"/>
+              </w:rPr>
+              <w:t>종목명 단독 병합 금지</w:t>
+            </w:r>
+          </w:p>
+        </w:tc>
+      </w:tr>
+      <w:tr>
+        <w:tc>
+          <w:tcPr>
+            <w:tcW w:type="dxa" w:w="1600"/>
+          </w:tcPr>
+          <w:p>
+            <w:pPr>
+              <w:spacing w:after="0"/>
+            </w:pPr>
+            <w:r/>
+            <w:r>
+              <w:rPr>
+                <w:rFonts w:ascii="Apple SD Gothic Neo" w:hAnsi="Apple SD Gothic Neo" w:eastAsia="Apple SD Gothic Neo"/>
+                <w:b w:val="0"/>
+                <w:color w:val="1F2937"/>
+                <w:sz w:val="19"/>
+              </w:rPr>
+              <w:t>단위</w:t>
+            </w:r>
+          </w:p>
+        </w:tc>
+        <w:tc>
+          <w:tcPr>
+            <w:tcW w:type="dxa" w:w="4660"/>
+          </w:tcPr>
+          <w:p>
+            <w:pPr>
+              <w:spacing w:after="0"/>
+            </w:pPr>
+            <w:r/>
+            <w:r>
+              <w:rPr>
+                <w:rFonts w:ascii="Apple SD Gothic Neo" w:hAnsi="Apple SD Gothic Neo" w:eastAsia="Apple SD Gothic Neo"/>
+                <w:b w:val="0"/>
+                <w:color w:val="1F2937"/>
+                <w:sz w:val="19"/>
+              </w:rPr>
+              <w:t>원·주·비율·퍼센트·개월을 표준 필드로 변환</w:t>
+            </w:r>
+          </w:p>
+        </w:tc>
+        <w:tc>
+          <w:tcPr>
+            <w:tcW w:type="dxa" w:w="3100"/>
+          </w:tcPr>
+          <w:p>
+            <w:pPr>
+              <w:spacing w:after="0"/>
+            </w:pPr>
+            <w:r/>
+            <w:r>
+              <w:rPr>
+                <w:rFonts w:ascii="Apple SD Gothic Neo" w:hAnsi="Apple SD Gothic Neo" w:eastAsia="Apple SD Gothic Neo"/>
+                <w:b w:val="0"/>
+                <w:color w:val="1F2937"/>
+                <w:sz w:val="19"/>
+              </w:rPr>
+              <w:t>원문 값과 변환값 동시 보관</w:t>
+            </w:r>
+          </w:p>
+        </w:tc>
+      </w:tr>
+      <w:tr>
+        <w:tc>
+          <w:tcPr>
+            <w:tcW w:type="dxa" w:w="1600"/>
+            <w:shd w:fill="F2F4F7"/>
+          </w:tcPr>
+          <w:p>
+            <w:pPr>
+              <w:spacing w:after="0"/>
+            </w:pPr>
+            <w:r/>
+            <w:r>
+              <w:rPr>
+                <w:rFonts w:ascii="Apple SD Gothic Neo" w:hAnsi="Apple SD Gothic Neo" w:eastAsia="Apple SD Gothic Neo"/>
+                <w:b w:val="0"/>
+                <w:color w:val="1F2937"/>
+                <w:sz w:val="19"/>
+              </w:rPr>
+              <w:t>시간</w:t>
+            </w:r>
+          </w:p>
+        </w:tc>
+        <w:tc>
+          <w:tcPr>
+            <w:tcW w:type="dxa" w:w="4660"/>
+            <w:shd w:fill="F2F4F7"/>
+          </w:tcPr>
+          <w:p>
+            <w:pPr>
+              <w:spacing w:after="0"/>
+            </w:pPr>
+            <w:r/>
+            <w:r>
+              <w:rPr>
+                <w:rFonts w:ascii="Apple SD Gothic Neo" w:hAnsi="Apple SD Gothic Neo" w:eastAsia="Apple SD Gothic Neo"/>
+                <w:b w:val="0"/>
+                <w:color w:val="1F2937"/>
+                <w:sz w:val="19"/>
+              </w:rPr>
+              <w:t>예측 생성 시점 이후 공개 정보는 피처 제외</w:t>
+            </w:r>
+          </w:p>
+        </w:tc>
+        <w:tc>
+          <w:tcPr>
+            <w:tcW w:type="dxa" w:w="3100"/>
+            <w:shd w:fill="F2F4F7"/>
+          </w:tcPr>
+          <w:p>
+            <w:pPr>
+              <w:spacing w:after="0"/>
+            </w:pPr>
+            <w:r/>
+            <w:r>
+              <w:rPr>
+                <w:rFonts w:ascii="Apple SD Gothic Neo" w:hAnsi="Apple SD Gothic Neo" w:eastAsia="Apple SD Gothic Neo"/>
+                <w:b w:val="0"/>
+                <w:color w:val="1F2937"/>
+                <w:sz w:val="19"/>
+              </w:rPr>
+              <w:t>누수 검사 실패 시 해당 버전 폐기</w:t>
+            </w:r>
+          </w:p>
+        </w:tc>
+      </w:tr>
+      <w:tr>
+        <w:tc>
+          <w:tcPr>
+            <w:tcW w:type="dxa" w:w="1600"/>
+          </w:tcPr>
+          <w:p>
+            <w:pPr>
+              <w:spacing w:after="0"/>
+            </w:pPr>
+            <w:r/>
+            <w:r>
+              <w:rPr>
+                <w:rFonts w:ascii="Apple SD Gothic Neo" w:hAnsi="Apple SD Gothic Neo" w:eastAsia="Apple SD Gothic Neo"/>
+                <w:b w:val="0"/>
+                <w:color w:val="1F2937"/>
+                <w:sz w:val="19"/>
+              </w:rPr>
+              <w:t>추출</w:t>
+            </w:r>
+          </w:p>
+        </w:tc>
+        <w:tc>
+          <w:tcPr>
+            <w:tcW w:type="dxa" w:w="4660"/>
+          </w:tcPr>
+          <w:p>
+            <w:pPr>
+              <w:spacing w:after="0"/>
+            </w:pPr>
+            <w:r/>
+            <w:r>
+              <w:rPr>
+                <w:rFonts w:ascii="Apple SD Gothic Neo" w:hAnsi="Apple SD Gothic Neo" w:eastAsia="Apple SD Gothic Neo"/>
+                <w:b w:val="0"/>
+                <w:color w:val="1F2937"/>
+                <w:sz w:val="19"/>
+              </w:rPr>
+              <w:t>정규식·구조화 파서·검증 규칙을 조합</w:t>
+            </w:r>
+          </w:p>
+        </w:tc>
+        <w:tc>
+          <w:tcPr>
+            <w:tcW w:type="dxa" w:w="3100"/>
+          </w:tcPr>
+          <w:p>
+            <w:pPr>
+              <w:spacing w:after="0"/>
+            </w:pPr>
+            <w:r/>
+            <w:r>
+              <w:rPr>
+                <w:rFonts w:ascii="Apple SD Gothic Neo" w:hAnsi="Apple SD Gothic Neo" w:eastAsia="Apple SD Gothic Neo"/>
+                <w:b w:val="0"/>
+                <w:color w:val="1F2937"/>
+                <w:sz w:val="19"/>
+              </w:rPr>
+              <w:t>신뢰도 낮은 값은 검토 큐로 이동</w:t>
+            </w:r>
+          </w:p>
+        </w:tc>
+      </w:tr>
+      <w:tr>
+        <w:tc>
+          <w:tcPr>
+            <w:tcW w:type="dxa" w:w="1600"/>
+            <w:shd w:fill="F2F4F7"/>
+          </w:tcPr>
+          <w:p>
+            <w:pPr>
+              <w:spacing w:after="0"/>
+            </w:pPr>
+            <w:r/>
+            <w:r>
+              <w:rPr>
+                <w:rFonts w:ascii="Apple SD Gothic Neo" w:hAnsi="Apple SD Gothic Neo" w:eastAsia="Apple SD Gothic Neo"/>
+                <w:b w:val="0"/>
+                <w:color w:val="1F2937"/>
+                <w:sz w:val="19"/>
+              </w:rPr>
+              <w:t>수집 장애</w:t>
+            </w:r>
+          </w:p>
+        </w:tc>
+        <w:tc>
+          <w:tcPr>
+            <w:tcW w:type="dxa" w:w="4660"/>
+            <w:shd w:fill="F2F4F7"/>
+          </w:tcPr>
+          <w:p>
+            <w:pPr>
+              <w:spacing w:after="0"/>
+            </w:pPr>
+            <w:r/>
+            <w:r>
+              <w:rPr>
+                <w:rFonts w:ascii="Apple SD Gothic Neo" w:hAnsi="Apple SD Gothic Neo" w:eastAsia="Apple SD Gothic Neo"/>
+                <w:b w:val="0"/>
+                <w:color w:val="1F2937"/>
+                <w:sz w:val="19"/>
+              </w:rPr>
+              <w:t>재시도와 지수 백오프, 원문 응답 기록</w:t>
+            </w:r>
+          </w:p>
+        </w:tc>
+        <w:tc>
+          <w:tcPr>
+            <w:tcW w:type="dxa" w:w="3100"/>
+            <w:shd w:fill="F2F4F7"/>
+          </w:tcPr>
+          <w:p>
+            <w:pPr>
+              <w:spacing w:after="0"/>
+            </w:pPr>
+            <w:r/>
+            <w:r>
+              <w:rPr>
+                <w:rFonts w:ascii="Apple SD Gothic Neo" w:hAnsi="Apple SD Gothic Neo" w:eastAsia="Apple SD Gothic Neo"/>
+                <w:b w:val="0"/>
+                <w:color w:val="1F2937"/>
+                <w:sz w:val="19"/>
+              </w:rPr>
+              <w:t>자동값으로 대체하지 않고 운영 알림</w:t>
+            </w:r>
+          </w:p>
+        </w:tc>
+      </w:tr>
+    </w:tbl>
+    <w:p>
+      <w:pPr>
+        <w:spacing w:after="20"/>
+      </w:pPr>
+    </w:p>
+    <w:tbl>
+      <w:tblPr>
+        <w:tblStyle w:val="TableGrid"/>
+        <w:tblW w:type="dxa" w:w="9360"/>
+        <w:jc w:val="left"/>
+        <w:tblLayout w:type="fixed"/>
+        <w:tblLook w:firstColumn="1" w:firstRow="1" w:lastColumn="0" w:lastRow="0" w:noHBand="0" w:noVBand="1" w:val="04A0"/>
+        <w:tblInd w:w="120" w:type="dxa"/>
+      </w:tblPr>
+      <w:tblGrid>
+        <w:gridCol w:w="9360"/>
+      </w:tblGrid>
+      <w:tr>
+        <w:tc>
+          <w:tcPr>
+            <w:tcW w:type="dxa" w:w="9360"/>
+            <w:vAlign w:val="center"/>
+            <w:tcMar>
+              <w:top w:w="80" w:type="dxa"/>
+              <w:start w:w="120" w:type="dxa"/>
+              <w:bottom w:w="80" w:type="dxa"/>
+              <w:end w:w="120" w:type="dxa"/>
+            </w:tcMar>
+            <w:shd w:fill="EAF2F8"/>
+          </w:tcPr>
+          <w:p>
+            <w:pPr>
+              <w:spacing w:after="0"/>
+            </w:pPr>
+            <w:r/>
+            <w:r>
+              <w:rPr>
+                <w:rFonts w:ascii="Apple SD Gothic Neo" w:hAnsi="Apple SD Gothic Neo" w:eastAsia="Apple SD Gothic Neo"/>
+                <w:b/>
+                <w:color w:val="1F4E79"/>
+                <w:sz w:val="21"/>
+              </w:rPr>
+              <w:t xml:space="preserve">출처 원칙  </w:t>
+            </w:r>
+            <w:r>
+              <w:rPr>
+                <w:rFonts w:ascii="Apple SD Gothic Neo" w:hAnsi="Apple SD Gothic Neo" w:eastAsia="Apple SD Gothic Neo"/>
+                <w:color w:val="1F2937"/>
+                <w:sz w:val="21"/>
+              </w:rPr>
+              <w:t>공개 데이터의 이용 약관·호출 제한·저작권 조건을 사전에 검토한다. 앱에는 데이터 출처와 최종 갱신 시각을 명시하고, 원문 링크를 제공할 수 있는 범위에서 연결한다.</w:t>
+            </w:r>
+          </w:p>
+        </w:tc>
+      </w:tr>
+    </w:tbl>
+    <w:p>
+      <w:pPr>
+        <w:spacing w:after="20"/>
+      </w:pPr>
+    </w:p>
+    <w:p>
+      <w:pPr>
+        <w:pStyle w:val="Heading1"/>
+        <w:keepNext/>
+      </w:pPr>
+      <w:r>
+        <w:rPr>
+          <w:rFonts w:ascii="Apple SD Gothic Neo" w:hAnsi="Apple SD Gothic Neo" w:eastAsia="Apple SD Gothic Neo"/>
+          <w:b/>
+          <w:color w:val="1F4E79"/>
+          <w:sz w:val="32"/>
+        </w:rPr>
+        <w:t>6. 예측 모델 설계</w:t>
+      </w:r>
+    </w:p>
+    <w:p>
+      <w:pPr>
+        <w:spacing w:after="120"/>
+      </w:pPr>
+      <w:r>
+        <w:rPr>
+          <w:rFonts w:ascii="Apple SD Gothic Neo" w:hAnsi="Apple SD Gothic Neo" w:eastAsia="Apple SD Gothic Neo"/>
+          <w:color w:val="1F2937"/>
+          <w:sz w:val="21"/>
+        </w:rPr>
+        <w:t>두 타깃은 별도 모델로 학습한다. 시초가는 상장 직후 호가와 수요의 영향을 크게 받고, 종가는 정규장 중 거래·차익실현·시장 흐름이 더해지므로 하나의 회귀값으로 합치지 않는다.</w:t>
+      </w:r>
+    </w:p>
+    <w:tbl>
+      <w:tblPr>
+        <w:tblStyle w:val="TableGrid"/>
+        <w:tblW w:type="dxa" w:w="9360"/>
+        <w:jc w:val="left"/>
+        <w:tblLayout w:type="fixed"/>
+        <w:tblLook w:firstColumn="1" w:firstRow="1" w:lastColumn="0" w:lastRow="0" w:noHBand="0" w:noVBand="1" w:val="04A0"/>
+        <w:tblInd w:w="120" w:type="dxa"/>
+      </w:tblPr>
+      <w:tblGrid>
+        <w:gridCol w:w="1700"/>
+        <w:gridCol w:w="2480"/>
+        <w:gridCol w:w="2600"/>
+        <w:gridCol w:w="2580"/>
+      </w:tblGrid>
+      <w:tr>
+        <w:tc>
+          <w:tcPr>
+            <w:tcW w:type="dxa" w:w="1700"/>
+            <w:vAlign w:val="center"/>
+            <w:tcMar>
+              <w:top w:w="80" w:type="dxa"/>
+              <w:start w:w="120" w:type="dxa"/>
+              <w:bottom w:w="80" w:type="dxa"/>
+              <w:end w:w="120" w:type="dxa"/>
+            </w:tcMar>
+            <w:shd w:fill="1F4E79"/>
+          </w:tcPr>
+          <w:p>
+            <w:pPr>
+              <w:spacing w:after="0"/>
+            </w:pPr>
+            <w:r/>
+            <w:r>
+              <w:rPr>
+                <w:rFonts w:ascii="Apple SD Gothic Neo" w:hAnsi="Apple SD Gothic Neo" w:eastAsia="Apple SD Gothic Neo"/>
+                <w:b/>
+                <w:color w:val="FFFFFF"/>
+                <w:sz w:val="19"/>
+              </w:rPr>
+              <w:t>모델</w:t>
+            </w:r>
+          </w:p>
+        </w:tc>
         <w:tc>
           <w:tcPr>
             <w:tcW w:type="dxa" w:w="2480"/>
@@ -1620,13 +3370,13 @@
                 <w:color w:val="FFFFFF"/>
                 <w:sz w:val="19"/>
               </w:rPr>
-              <w:t>운영 모델</w:t>
+              <w:t>목적</w:t>
             </w:r>
           </w:p>
         </w:tc>
         <w:tc>
           <w:tcPr>
-            <w:tcW w:type="dxa" w:w="2280"/>
+            <w:tcW w:type="dxa" w:w="2600"/>
             <w:vAlign w:val="center"/>
             <w:tcMar>
               <w:top w:w="80" w:type="dxa"/>
@@ -1648,13 +3398,13 @@
                 <w:color w:val="FFFFFF"/>
                 <w:sz w:val="19"/>
               </w:rPr>
-              <w:t>타깃</w:t>
+              <w:t>입력</w:t>
             </w:r>
           </w:p>
         </w:tc>
         <w:tc>
           <w:tcPr>
-            <w:tcW w:type="dxa" w:w="4600"/>
+            <w:tcW w:type="dxa" w:w="2580"/>
             <w:vAlign w:val="center"/>
             <w:tcMar>
               <w:top w:w="80" w:type="dxa"/>
@@ -1684,6 +3434,26 @@
       <w:tr>
         <w:tc>
           <w:tcPr>
+            <w:tcW w:type="dxa" w:w="1700"/>
+          </w:tcPr>
+          <w:p>
+            <w:pPr>
+              <w:spacing w:after="0"/>
+            </w:pPr>
+            <w:r/>
+            <w:r>
+              <w:rPr>
+                <w:rFonts w:ascii="Apple SD Gothic Neo" w:hAnsi="Apple SD Gothic Neo" w:eastAsia="Apple SD Gothic Neo"/>
+                <w:b w:val="0"/>
+                <w:color w:val="1F2937"/>
+                <w:sz w:val="19"/>
+              </w:rPr>
+              <w:t>시초가 모델</w:t>
+            </w:r>
+          </w:p>
+        </w:tc>
+        <w:tc>
+          <w:tcPr>
             <w:tcW w:type="dxa" w:w="2480"/>
           </w:tcPr>
           <w:p>
@@ -1698,13 +3468,13 @@
                 <w:color w:val="1F2937"/>
                 <w:sz w:val="19"/>
               </w:rPr>
-              <w:t>baseline_open_v1</w:t>
+              <w:t>상장 직후 수익률 예측</w:t>
             </w:r>
           </w:p>
         </w:tc>
         <w:tc>
           <w:tcPr>
-            <w:tcW w:type="dxa" w:w="2280"/>
+            <w:tcW w:type="dxa" w:w="2600"/>
           </w:tcPr>
           <w:p>
             <w:pPr>
@@ -1718,13 +3488,13 @@
                 <w:color w:val="1F2937"/>
                 <w:sz w:val="19"/>
               </w:rPr>
-              <w:t>open_return_pct</w:t>
+              <w:t>수요·확약·밴드·유통·시장·재무</w:t>
             </w:r>
           </w:p>
         </w:tc>
         <w:tc>
           <w:tcPr>
-            <w:tcW w:type="dxa" w:w="4600"/>
+            <w:tcW w:type="dxa" w:w="2580"/>
           </w:tcPr>
           <w:p>
             <w:pPr>
@@ -1738,12 +3508,33 @@
                 <w:color w:val="1F2937"/>
                 <w:sz w:val="19"/>
               </w:rPr>
-              <w:t>예측 수익률, 상승 확률, 50%·90% 신뢰구간, 위험등급</w:t>
+              <w:t>수익률, 상승 확률, 50%·90% 신뢰구간, 위험등급</w:t>
             </w:r>
           </w:p>
         </w:tc>
       </w:tr>
       <w:tr>
+        <w:tc>
+          <w:tcPr>
+            <w:tcW w:type="dxa" w:w="1700"/>
+            <w:shd w:fill="F2F4F7"/>
+          </w:tcPr>
+          <w:p>
+            <w:pPr>
+              <w:spacing w:after="0"/>
+            </w:pPr>
+            <w:r/>
+            <w:r>
+              <w:rPr>
+                <w:rFonts w:ascii="Apple SD Gothic Neo" w:hAnsi="Apple SD Gothic Neo" w:eastAsia="Apple SD Gothic Neo"/>
+                <w:b w:val="0"/>
+                <w:color w:val="1F2937"/>
+                <w:sz w:val="19"/>
+              </w:rPr>
+              <w:t>종가 모델</w:t>
+            </w:r>
+          </w:p>
+        </w:tc>
         <w:tc>
           <w:tcPr>
             <w:tcW w:type="dxa" w:w="2480"/>
@@ -1761,13 +3552,13 @@
                 <w:color w:val="1F2937"/>
                 <w:sz w:val="19"/>
               </w:rPr>
-              <w:t>baseline_close_v1</w:t>
+              <w:t>정규장 마감 수익률 예측</w:t>
             </w:r>
           </w:p>
         </w:tc>
         <w:tc>
           <w:tcPr>
-            <w:tcW w:type="dxa" w:w="2280"/>
+            <w:tcW w:type="dxa" w:w="2600"/>
             <w:shd w:fill="F2F4F7"/>
           </w:tcPr>
           <w:p>
@@ -1782,13 +3573,13 @@
                 <w:color w:val="1F2937"/>
                 <w:sz w:val="19"/>
               </w:rPr>
-              <w:t>close_return_pct</w:t>
+              <w:t>시초가 모델 입력과 종가 행동 관련 상장 전 피처</w:t>
             </w:r>
           </w:p>
         </w:tc>
         <w:tc>
           <w:tcPr>
-            <w:tcW w:type="dxa" w:w="4600"/>
+            <w:tcW w:type="dxa" w:w="2580"/>
             <w:shd w:fill="F2F4F7"/>
           </w:tcPr>
           <w:p>
@@ -1803,7 +3594,89 @@
                 <w:color w:val="1F2937"/>
                 <w:sz w:val="19"/>
               </w:rPr>
-              <w:t>예측 수익률, 상승 확률, 50%·90% 신뢰구간, 위험등급</w:t>
+              <w:t>수익률, 상승 확률, 50%·90% 신뢰구간, 위험등급</w:t>
+            </w:r>
+          </w:p>
+        </w:tc>
+      </w:tr>
+      <w:tr>
+        <w:tc>
+          <w:tcPr>
+            <w:tcW w:type="dxa" w:w="1700"/>
+          </w:tcPr>
+          <w:p>
+            <w:pPr>
+              <w:spacing w:after="0"/>
+            </w:pPr>
+            <w:r/>
+            <w:r>
+              <w:rPr>
+                <w:rFonts w:ascii="Apple SD Gothic Neo" w:hAnsi="Apple SD Gothic Neo" w:eastAsia="Apple SD Gothic Neo"/>
+                <w:b w:val="0"/>
+                <w:color w:val="1F2937"/>
+                <w:sz w:val="19"/>
+              </w:rPr>
+              <w:t>설명 모듈</w:t>
+            </w:r>
+          </w:p>
+        </w:tc>
+        <w:tc>
+          <w:tcPr>
+            <w:tcW w:type="dxa" w:w="2480"/>
+          </w:tcPr>
+          <w:p>
+            <w:pPr>
+              <w:spacing w:after="0"/>
+            </w:pPr>
+            <w:r/>
+            <w:r>
+              <w:rPr>
+                <w:rFonts w:ascii="Apple SD Gothic Neo" w:hAnsi="Apple SD Gothic Neo" w:eastAsia="Apple SD Gothic Neo"/>
+                <w:b w:val="0"/>
+                <w:color w:val="1F2937"/>
+                <w:sz w:val="19"/>
+              </w:rPr>
+              <w:t>예측 근거 요약</w:t>
+            </w:r>
+          </w:p>
+        </w:tc>
+        <w:tc>
+          <w:tcPr>
+            <w:tcW w:type="dxa" w:w="2600"/>
+          </w:tcPr>
+          <w:p>
+            <w:pPr>
+              <w:spacing w:after="0"/>
+            </w:pPr>
+            <w:r/>
+            <w:r>
+              <w:rPr>
+                <w:rFonts w:ascii="Apple SD Gothic Neo" w:hAnsi="Apple SD Gothic Neo" w:eastAsia="Apple SD Gothic Neo"/>
+                <w:b w:val="0"/>
+                <w:color w:val="1F2937"/>
+                <w:sz w:val="19"/>
+              </w:rPr>
+              <w:t>각 모델 피처 기여도와 데이터 상태</w:t>
+            </w:r>
+          </w:p>
+        </w:tc>
+        <w:tc>
+          <w:tcPr>
+            <w:tcW w:type="dxa" w:w="2580"/>
+          </w:tcPr>
+          <w:p>
+            <w:pPr>
+              <w:spacing w:after="0"/>
+            </w:pPr>
+            <w:r/>
+            <w:r>
+              <w:rPr>
+                <w:rFonts w:ascii="Apple SD Gothic Neo" w:hAnsi="Apple SD Gothic Neo" w:eastAsia="Apple SD Gothic Neo"/>
+                <w:b w:val="0"/>
+                <w:color w:val="1F2937"/>
+                <w:sz w:val="19"/>
+              </w:rPr>
+              <w:t>상위 영향 요인, 결측·주의 표시</w:t>
             </w:r>
           </w:p>
         </w:tc>
@@ -1826,7 +3699,7 @@
           <w:color w:val="1F4E79"/>
           <w:sz w:val="26"/>
         </w:rPr>
-        <w:t>피처 구성</w:t>
+        <w:t>피처 전략</w:t>
       </w:r>
     </w:p>
     <w:p>
@@ -1840,7 +3713,7 @@
           <w:color w:val="1F2937"/>
           <w:sz w:val="21"/>
         </w:rPr>
-        <w:t>수요: 기관 수요예측 경쟁률, 일반청약 경쟁률, 기간별 의무보유확약과 가중점수</w:t>
+        <w:t>수요 피처: 기관 수요예측 경쟁률, 기간별 의무보유확약, 일반청약 경쟁률, 공모가 밴드 상단 초과 여부</w:t>
       </w:r>
     </w:p>
     <w:p>
@@ -1854,7 +3727,7 @@
           <w:color w:val="1F2937"/>
           <w:sz w:val="21"/>
         </w:rPr>
-        <w:t>공모 구조: 공모가 밴드 위치, 상단 초과 여부, 신주·구주매출 비율, 유통 가능 비율</w:t>
+        <w:t>공급 피처: 신주·구주매출 비율, 유통 가능 주식 비율, 최대주주 보호예수, 같은 날 상장 종목 수</w:t>
       </w:r>
     </w:p>
     <w:p>
@@ -1868,7 +3741,21 @@
           <w:color w:val="1F2937"/>
           <w:sz w:val="21"/>
         </w:rPr>
-        <w:t>시장·기업: 시장 모멘텀, 최근 IPO 수익률, 주관사, 위험요소, 밸류에이션, 재무 성장성</w:t>
+        <w:t>가치·재무 피처: 공모 PER, 섹터 대비 밸류에이션, 매출 성장률, 영업이익률, 부채비율</w:t>
+      </w:r>
+    </w:p>
+    <w:p>
+      <w:pPr>
+        <w:pStyle w:val="ListBullet"/>
+        <w:spacing w:after="60"/>
+      </w:pPr>
+      <w:r>
+        <w:rPr>
+          <w:rFonts w:ascii="Apple SD Gothic Neo" w:hAnsi="Apple SD Gothic Neo" w:eastAsia="Apple SD Gothic Neo"/>
+          <w:color w:val="1F2937"/>
+          <w:sz w:val="21"/>
+        </w:rPr>
+        <w:t>시장 피처: 상장 전 KOSPI/KOSDAQ 모멘텀, 최근 전체·섹터 IPO 성과, 상장 시장 구분</w:t>
       </w:r>
     </w:p>
     <w:p>
@@ -1883,7 +3770,7 @@
           <w:color w:val="1F4E79"/>
           <w:sz w:val="26"/>
         </w:rPr>
-        <w:t>검증과 승격</w:t>
+        <w:t>학습과 불확실성</w:t>
       </w:r>
     </w:p>
     <w:p>
@@ -1896,20 +3783,7 @@
           <w:color w:val="1F2937"/>
           <w:sz w:val="21"/>
         </w:rPr>
-        <w:t>일반 K-Fold 대신 과거로 학습하고 미래를 예측하는 Walk-forward 백테스트를 사용한다. MAE, 방향 정확도, 50%·90% 신뢰구간 커버리지, 연도·시장·섹터별 성능, 데이터 누락률을 각 타깃별로 기록한다.</w:t>
-      </w:r>
-    </w:p>
-    <w:p>
-      <w:pPr>
-        <w:spacing w:after="120"/>
-      </w:pPr>
-      <w:r>
-        <w:rPr>
-          <w:rFonts w:ascii="Apple SD Gothic Neo" w:hAnsi="Apple SD Gothic Neo" w:eastAsia="Apple SD Gothic Neo"/>
-          <w:color w:val="1F2937"/>
-          <w:sz w:val="21"/>
-        </w:rPr>
-        <w:t>후보 모델은 기존 운영 모델보다 MAE가 개선되고, 방향 정확도와 신뢰구간 품질이 현저히 나빠지지 않아야 한다. 기준선 모델과의 비교 결과 및 롤백 가능 모델 버전을 함께 보관한다.</w:t>
+        <w:t>기준선 트리 모델을 먼저 검증하고, 표본 수·성능·운영 비용이 충분해질 때 XGBoost·LightGBM 등 후보 모델을 비교한다. 회귀 예측에는 보정 데이터 기반 신뢰구간을 붙이며, 예측값이 높더라도 구간 폭이 넓으면 위험등급을 높게 표시한다.</w:t>
       </w:r>
     </w:p>
     <w:p>
@@ -1924,7 +3798,20 @@
           <w:color w:val="1F4E79"/>
           <w:sz w:val="32"/>
         </w:rPr>
-        <w:t>5. 시스템 구조와 API</w:t>
+        <w:t>7. 성능 평가와 모델 거버넌스</w:t>
+      </w:r>
+    </w:p>
+    <w:p>
+      <w:pPr>
+        <w:spacing w:after="120"/>
+      </w:pPr>
+      <w:r>
+        <w:rPr>
+          <w:rFonts w:ascii="Apple SD Gothic Neo" w:hAnsi="Apple SD Gothic Neo" w:eastAsia="Apple SD Gothic Neo"/>
+          <w:color w:val="1F2937"/>
+          <w:sz w:val="21"/>
+        </w:rPr>
+        <w:t>평가는 시간 순서를 보존하는 Walk-forward 방식으로 수행한다. 각 검증 구간에서 과거 IPO만으로 학습한 뒤 다음 기간의 IPO를 예측하므로, 미래 정보가 섞인 낙관적 성능을 피할 수 있다.</w:t>
       </w:r>
     </w:p>
     <w:tbl>
@@ -1937,14 +3824,1474 @@
         <w:tblInd w:w="120" w:type="dxa"/>
       </w:tblPr>
       <w:tblGrid>
-        <w:gridCol w:w="1500"/>
-        <w:gridCol w:w="4140"/>
-        <w:gridCol w:w="3720"/>
+        <w:gridCol w:w="2240"/>
+        <w:gridCol w:w="4360"/>
+        <w:gridCol w:w="2760"/>
       </w:tblGrid>
       <w:tr>
         <w:tc>
           <w:tcPr>
-            <w:tcW w:type="dxa" w:w="1500"/>
+            <w:tcW w:type="dxa" w:w="2240"/>
+            <w:vAlign w:val="center"/>
+            <w:tcMar>
+              <w:top w:w="80" w:type="dxa"/>
+              <w:start w:w="120" w:type="dxa"/>
+              <w:bottom w:w="80" w:type="dxa"/>
+              <w:end w:w="120" w:type="dxa"/>
+            </w:tcMar>
+            <w:shd w:fill="1F4E79"/>
+          </w:tcPr>
+          <w:p>
+            <w:pPr>
+              <w:spacing w:after="0"/>
+            </w:pPr>
+            <w:r/>
+            <w:r>
+              <w:rPr>
+                <w:rFonts w:ascii="Apple SD Gothic Neo" w:hAnsi="Apple SD Gothic Neo" w:eastAsia="Apple SD Gothic Neo"/>
+                <w:b/>
+                <w:color w:val="FFFFFF"/>
+                <w:sz w:val="19"/>
+              </w:rPr>
+              <w:t>지표</w:t>
+            </w:r>
+          </w:p>
+        </w:tc>
+        <w:tc>
+          <w:tcPr>
+            <w:tcW w:type="dxa" w:w="4360"/>
+            <w:vAlign w:val="center"/>
+            <w:tcMar>
+              <w:top w:w="80" w:type="dxa"/>
+              <w:start w:w="120" w:type="dxa"/>
+              <w:bottom w:w="80" w:type="dxa"/>
+              <w:end w:w="120" w:type="dxa"/>
+            </w:tcMar>
+            <w:shd w:fill="1F4E79"/>
+          </w:tcPr>
+          <w:p>
+            <w:pPr>
+              <w:spacing w:after="0"/>
+            </w:pPr>
+            <w:r/>
+            <w:r>
+              <w:rPr>
+                <w:rFonts w:ascii="Apple SD Gothic Neo" w:hAnsi="Apple SD Gothic Neo" w:eastAsia="Apple SD Gothic Neo"/>
+                <w:b/>
+                <w:color w:val="FFFFFF"/>
+                <w:sz w:val="19"/>
+              </w:rPr>
+              <w:t>의미</w:t>
+            </w:r>
+          </w:p>
+        </w:tc>
+        <w:tc>
+          <w:tcPr>
+            <w:tcW w:type="dxa" w:w="2760"/>
+            <w:vAlign w:val="center"/>
+            <w:tcMar>
+              <w:top w:w="80" w:type="dxa"/>
+              <w:start w:w="120" w:type="dxa"/>
+              <w:bottom w:w="80" w:type="dxa"/>
+              <w:end w:w="120" w:type="dxa"/>
+            </w:tcMar>
+            <w:shd w:fill="1F4E79"/>
+          </w:tcPr>
+          <w:p>
+            <w:pPr>
+              <w:spacing w:after="0"/>
+            </w:pPr>
+            <w:r/>
+            <w:r>
+              <w:rPr>
+                <w:rFonts w:ascii="Apple SD Gothic Neo" w:hAnsi="Apple SD Gothic Neo" w:eastAsia="Apple SD Gothic Neo"/>
+                <w:b/>
+                <w:color w:val="FFFFFF"/>
+                <w:sz w:val="19"/>
+              </w:rPr>
+              <w:t>활용</w:t>
+            </w:r>
+          </w:p>
+        </w:tc>
+      </w:tr>
+      <w:tr>
+        <w:tc>
+          <w:tcPr>
+            <w:tcW w:type="dxa" w:w="2240"/>
+          </w:tcPr>
+          <w:p>
+            <w:pPr>
+              <w:spacing w:after="0"/>
+            </w:pPr>
+            <w:r/>
+            <w:r>
+              <w:rPr>
+                <w:rFonts w:ascii="Apple SD Gothic Neo" w:hAnsi="Apple SD Gothic Neo" w:eastAsia="Apple SD Gothic Neo"/>
+                <w:b w:val="0"/>
+                <w:color w:val="1F2937"/>
+                <w:sz w:val="19"/>
+              </w:rPr>
+              <w:t>MAE</w:t>
+            </w:r>
+          </w:p>
+        </w:tc>
+        <w:tc>
+          <w:tcPr>
+            <w:tcW w:type="dxa" w:w="4360"/>
+          </w:tcPr>
+          <w:p>
+            <w:pPr>
+              <w:spacing w:after="0"/>
+            </w:pPr>
+            <w:r/>
+            <w:r>
+              <w:rPr>
+                <w:rFonts w:ascii="Apple SD Gothic Neo" w:hAnsi="Apple SD Gothic Neo" w:eastAsia="Apple SD Gothic Neo"/>
+                <w:b w:val="0"/>
+                <w:color w:val="1F2937"/>
+                <w:sz w:val="19"/>
+              </w:rPr>
+              <w:t>예측 수익률과 실제 수익률의 평균 절대오차</w:t>
+            </w:r>
+          </w:p>
+        </w:tc>
+        <w:tc>
+          <w:tcPr>
+            <w:tcW w:type="dxa" w:w="2760"/>
+          </w:tcPr>
+          <w:p>
+            <w:pPr>
+              <w:spacing w:after="0"/>
+            </w:pPr>
+            <w:r/>
+            <w:r>
+              <w:rPr>
+                <w:rFonts w:ascii="Apple SD Gothic Neo" w:hAnsi="Apple SD Gothic Neo" w:eastAsia="Apple SD Gothic Neo"/>
+                <w:b w:val="0"/>
+                <w:color w:val="1F2937"/>
+                <w:sz w:val="19"/>
+              </w:rPr>
+              <w:t>수치 예측의 기본 품질</w:t>
+            </w:r>
+          </w:p>
+        </w:tc>
+      </w:tr>
+      <w:tr>
+        <w:tc>
+          <w:tcPr>
+            <w:tcW w:type="dxa" w:w="2240"/>
+            <w:shd w:fill="F2F4F7"/>
+          </w:tcPr>
+          <w:p>
+            <w:pPr>
+              <w:spacing w:after="0"/>
+            </w:pPr>
+            <w:r/>
+            <w:r>
+              <w:rPr>
+                <w:rFonts w:ascii="Apple SD Gothic Neo" w:hAnsi="Apple SD Gothic Neo" w:eastAsia="Apple SD Gothic Neo"/>
+                <w:b w:val="0"/>
+                <w:color w:val="1F2937"/>
+                <w:sz w:val="19"/>
+              </w:rPr>
+              <w:t>방향 정확도</w:t>
+            </w:r>
+          </w:p>
+        </w:tc>
+        <w:tc>
+          <w:tcPr>
+            <w:tcW w:type="dxa" w:w="4360"/>
+            <w:shd w:fill="F2F4F7"/>
+          </w:tcPr>
+          <w:p>
+            <w:pPr>
+              <w:spacing w:after="0"/>
+            </w:pPr>
+            <w:r/>
+            <w:r>
+              <w:rPr>
+                <w:rFonts w:ascii="Apple SD Gothic Neo" w:hAnsi="Apple SD Gothic Neo" w:eastAsia="Apple SD Gothic Neo"/>
+                <w:b w:val="0"/>
+                <w:color w:val="1F2937"/>
+                <w:sz w:val="19"/>
+              </w:rPr>
+              <w:t>상승·하락 방향 적중 비율</w:t>
+            </w:r>
+          </w:p>
+        </w:tc>
+        <w:tc>
+          <w:tcPr>
+            <w:tcW w:type="dxa" w:w="2760"/>
+            <w:shd w:fill="F2F4F7"/>
+          </w:tcPr>
+          <w:p>
+            <w:pPr>
+              <w:spacing w:after="0"/>
+            </w:pPr>
+            <w:r/>
+            <w:r>
+              <w:rPr>
+                <w:rFonts w:ascii="Apple SD Gothic Neo" w:hAnsi="Apple SD Gothic Neo" w:eastAsia="Apple SD Gothic Neo"/>
+                <w:b w:val="0"/>
+                <w:color w:val="1F2937"/>
+                <w:sz w:val="19"/>
+              </w:rPr>
+              <w:t>의사결정 방향성 참고</w:t>
+            </w:r>
+          </w:p>
+        </w:tc>
+      </w:tr>
+      <w:tr>
+        <w:tc>
+          <w:tcPr>
+            <w:tcW w:type="dxa" w:w="2240"/>
+          </w:tcPr>
+          <w:p>
+            <w:pPr>
+              <w:spacing w:after="0"/>
+            </w:pPr>
+            <w:r/>
+            <w:r>
+              <w:rPr>
+                <w:rFonts w:ascii="Apple SD Gothic Neo" w:hAnsi="Apple SD Gothic Neo" w:eastAsia="Apple SD Gothic Neo"/>
+                <w:b w:val="0"/>
+                <w:color w:val="1F2937"/>
+                <w:sz w:val="19"/>
+              </w:rPr>
+              <w:t>신뢰구간 커버리지</w:t>
+            </w:r>
+          </w:p>
+        </w:tc>
+        <w:tc>
+          <w:tcPr>
+            <w:tcW w:type="dxa" w:w="4360"/>
+          </w:tcPr>
+          <w:p>
+            <w:pPr>
+              <w:spacing w:after="0"/>
+            </w:pPr>
+            <w:r/>
+            <w:r>
+              <w:rPr>
+                <w:rFonts w:ascii="Apple SD Gothic Neo" w:hAnsi="Apple SD Gothic Neo" w:eastAsia="Apple SD Gothic Neo"/>
+                <w:b w:val="0"/>
+                <w:color w:val="1F2937"/>
+                <w:sz w:val="19"/>
+              </w:rPr>
+              <w:t>실제값이 50%·90% 구간에 포함된 비율</w:t>
+            </w:r>
+          </w:p>
+        </w:tc>
+        <w:tc>
+          <w:tcPr>
+            <w:tcW w:type="dxa" w:w="2760"/>
+          </w:tcPr>
+          <w:p>
+            <w:pPr>
+              <w:spacing w:after="0"/>
+            </w:pPr>
+            <w:r/>
+            <w:r>
+              <w:rPr>
+                <w:rFonts w:ascii="Apple SD Gothic Neo" w:hAnsi="Apple SD Gothic Neo" w:eastAsia="Apple SD Gothic Neo"/>
+                <w:b w:val="0"/>
+                <w:color w:val="1F2937"/>
+                <w:sz w:val="19"/>
+              </w:rPr>
+              <w:t>불확실성 보정 품질</w:t>
+            </w:r>
+          </w:p>
+        </w:tc>
+      </w:tr>
+      <w:tr>
+        <w:tc>
+          <w:tcPr>
+            <w:tcW w:type="dxa" w:w="2240"/>
+            <w:shd w:fill="F2F4F7"/>
+          </w:tcPr>
+          <w:p>
+            <w:pPr>
+              <w:spacing w:after="0"/>
+            </w:pPr>
+            <w:r/>
+            <w:r>
+              <w:rPr>
+                <w:rFonts w:ascii="Apple SD Gothic Neo" w:hAnsi="Apple SD Gothic Neo" w:eastAsia="Apple SD Gothic Neo"/>
+                <w:b w:val="0"/>
+                <w:color w:val="1F2937"/>
+                <w:sz w:val="19"/>
+              </w:rPr>
+              <w:t>세그먼트 성능</w:t>
+            </w:r>
+          </w:p>
+        </w:tc>
+        <w:tc>
+          <w:tcPr>
+            <w:tcW w:type="dxa" w:w="4360"/>
+            <w:shd w:fill="F2F4F7"/>
+          </w:tcPr>
+          <w:p>
+            <w:pPr>
+              <w:spacing w:after="0"/>
+            </w:pPr>
+            <w:r/>
+            <w:r>
+              <w:rPr>
+                <w:rFonts w:ascii="Apple SD Gothic Neo" w:hAnsi="Apple SD Gothic Neo" w:eastAsia="Apple SD Gothic Neo"/>
+                <w:b w:val="0"/>
+                <w:color w:val="1F2937"/>
+                <w:sz w:val="19"/>
+              </w:rPr>
+              <w:t>시장·연도·섹터·수요 구간별 성능</w:t>
+            </w:r>
+          </w:p>
+        </w:tc>
+        <w:tc>
+          <w:tcPr>
+            <w:tcW w:type="dxa" w:w="2760"/>
+            <w:shd w:fill="F2F4F7"/>
+          </w:tcPr>
+          <w:p>
+            <w:pPr>
+              <w:spacing w:after="0"/>
+            </w:pPr>
+            <w:r/>
+            <w:r>
+              <w:rPr>
+                <w:rFonts w:ascii="Apple SD Gothic Neo" w:hAnsi="Apple SD Gothic Neo" w:eastAsia="Apple SD Gothic Neo"/>
+                <w:b w:val="0"/>
+                <w:color w:val="1F2937"/>
+                <w:sz w:val="19"/>
+              </w:rPr>
+              <w:t>편향과 취약 구간 발견</w:t>
+            </w:r>
+          </w:p>
+        </w:tc>
+      </w:tr>
+      <w:tr>
+        <w:tc>
+          <w:tcPr>
+            <w:tcW w:type="dxa" w:w="2240"/>
+          </w:tcPr>
+          <w:p>
+            <w:pPr>
+              <w:spacing w:after="0"/>
+            </w:pPr>
+            <w:r/>
+            <w:r>
+              <w:rPr>
+                <w:rFonts w:ascii="Apple SD Gothic Neo" w:hAnsi="Apple SD Gothic Neo" w:eastAsia="Apple SD Gothic Neo"/>
+                <w:b w:val="0"/>
+                <w:color w:val="1F2937"/>
+                <w:sz w:val="19"/>
+              </w:rPr>
+              <w:t>데이터 품질 지표</w:t>
+            </w:r>
+          </w:p>
+        </w:tc>
+        <w:tc>
+          <w:tcPr>
+            <w:tcW w:type="dxa" w:w="4360"/>
+          </w:tcPr>
+          <w:p>
+            <w:pPr>
+              <w:spacing w:after="0"/>
+            </w:pPr>
+            <w:r/>
+            <w:r>
+              <w:rPr>
+                <w:rFonts w:ascii="Apple SD Gothic Neo" w:hAnsi="Apple SD Gothic Neo" w:eastAsia="Apple SD Gothic Neo"/>
+                <w:b w:val="0"/>
+                <w:color w:val="1F2937"/>
+                <w:sz w:val="19"/>
+              </w:rPr>
+              <w:t>결측률·파서 성공률·수집 지연</w:t>
+            </w:r>
+          </w:p>
+        </w:tc>
+        <w:tc>
+          <w:tcPr>
+            <w:tcW w:type="dxa" w:w="2760"/>
+          </w:tcPr>
+          <w:p>
+            <w:pPr>
+              <w:spacing w:after="0"/>
+            </w:pPr>
+            <w:r/>
+            <w:r>
+              <w:rPr>
+                <w:rFonts w:ascii="Apple SD Gothic Neo" w:hAnsi="Apple SD Gothic Neo" w:eastAsia="Apple SD Gothic Neo"/>
+                <w:b w:val="0"/>
+                <w:color w:val="1F2937"/>
+                <w:sz w:val="19"/>
+              </w:rPr>
+              <w:t>성능 변동 원인 추적</w:t>
+            </w:r>
+          </w:p>
+        </w:tc>
+      </w:tr>
+    </w:tbl>
+    <w:p>
+      <w:pPr>
+        <w:spacing w:after="20"/>
+      </w:pPr>
+    </w:p>
+    <w:p>
+      <w:pPr>
+        <w:pStyle w:val="ListBullet"/>
+        <w:spacing w:after="60"/>
+      </w:pPr>
+      <w:r>
+        <w:rPr>
+          <w:rFonts w:ascii="Apple SD Gothic Neo" w:hAnsi="Apple SD Gothic Neo" w:eastAsia="Apple SD Gothic Neo"/>
+          <w:color w:val="1F2937"/>
+          <w:sz w:val="21"/>
+        </w:rPr>
+        <w:t>후보 모델은 기존 운영 모델과 같은 시점·같은 표본에서 비교한다.</w:t>
+      </w:r>
+    </w:p>
+    <w:p>
+      <w:pPr>
+        <w:pStyle w:val="ListBullet"/>
+        <w:spacing w:after="60"/>
+      </w:pPr>
+      <w:r>
+        <w:rPr>
+          <w:rFonts w:ascii="Apple SD Gothic Neo" w:hAnsi="Apple SD Gothic Neo" w:eastAsia="Apple SD Gothic Neo"/>
+          <w:color w:val="1F2937"/>
+          <w:sz w:val="21"/>
+        </w:rPr>
+        <w:t>MAE 개선과 함께 방향 정확도·신뢰구간 커버리지가 허용 범위 내인지 확인한다.</w:t>
+      </w:r>
+    </w:p>
+    <w:p>
+      <w:pPr>
+        <w:pStyle w:val="ListBullet"/>
+        <w:spacing w:after="60"/>
+      </w:pPr>
+      <w:r>
+        <w:rPr>
+          <w:rFonts w:ascii="Apple SD Gothic Neo" w:hAnsi="Apple SD Gothic Neo" w:eastAsia="Apple SD Gothic Neo"/>
+          <w:color w:val="1F2937"/>
+          <w:sz w:val="21"/>
+        </w:rPr>
+        <w:t>승격·보류·롤백 결정에는 평가 데이터 버전, 코드 버전, 하이퍼파라미터, 승인자를 기록한다.</w:t>
+      </w:r>
+    </w:p>
+    <w:p>
+      <w:pPr>
+        <w:pStyle w:val="ListBullet"/>
+        <w:spacing w:after="60"/>
+      </w:pPr>
+      <w:r>
+        <w:rPr>
+          <w:rFonts w:ascii="Apple SD Gothic Neo" w:hAnsi="Apple SD Gothic Neo" w:eastAsia="Apple SD Gothic Neo"/>
+          <w:color w:val="1F2937"/>
+          <w:sz w:val="21"/>
+        </w:rPr>
+        <w:t>데모 데이터 성능은 개발·통합 테스트에만 사용하며, 외부 서비스 성능으로 공개하지 않는다.</w:t>
+      </w:r>
+    </w:p>
+    <w:p>
+      <w:pPr>
+        <w:pStyle w:val="Heading1"/>
+        <w:keepNext/>
+      </w:pPr>
+      <w:r>
+        <w:rPr>
+          <w:rFonts w:ascii="Apple SD Gothic Neo" w:hAnsi="Apple SD Gothic Neo" w:eastAsia="Apple SD Gothic Neo"/>
+          <w:b/>
+          <w:color w:val="1F4E79"/>
+          <w:sz w:val="32"/>
+        </w:rPr>
+        <w:t>8. 앱과 API 제품 설계</w:t>
+      </w:r>
+    </w:p>
+    <w:p>
+      <w:pPr>
+        <w:pStyle w:val="Heading2"/>
+        <w:keepNext/>
+      </w:pPr>
+      <w:r>
+        <w:rPr>
+          <w:rFonts w:ascii="Apple SD Gothic Neo" w:hAnsi="Apple SD Gothic Neo" w:eastAsia="Apple SD Gothic Neo"/>
+          <w:b/>
+          <w:color w:val="1F4E79"/>
+          <w:sz w:val="26"/>
+        </w:rPr>
+        <w:t>모바일 앱 화면</w:t>
+      </w:r>
+    </w:p>
+    <w:tbl>
+      <w:tblPr>
+        <w:tblStyle w:val="TableGrid"/>
+        <w:tblW w:type="dxa" w:w="9360"/>
+        <w:jc w:val="left"/>
+        <w:tblLayout w:type="fixed"/>
+        <w:tblLook w:firstColumn="1" w:firstRow="1" w:lastColumn="0" w:lastRow="0" w:noHBand="0" w:noVBand="1" w:val="04A0"/>
+        <w:tblInd w:w="120" w:type="dxa"/>
+      </w:tblPr>
+      <w:tblGrid>
+        <w:gridCol w:w="1600"/>
+        <w:gridCol w:w="4920"/>
+        <w:gridCol w:w="2840"/>
+      </w:tblGrid>
+      <w:tr>
+        <w:tc>
+          <w:tcPr>
+            <w:tcW w:type="dxa" w:w="1600"/>
+            <w:vAlign w:val="center"/>
+            <w:tcMar>
+              <w:top w:w="80" w:type="dxa"/>
+              <w:start w:w="120" w:type="dxa"/>
+              <w:bottom w:w="80" w:type="dxa"/>
+              <w:end w:w="120" w:type="dxa"/>
+            </w:tcMar>
+            <w:shd w:fill="1F4E79"/>
+          </w:tcPr>
+          <w:p>
+            <w:pPr>
+              <w:spacing w:after="0"/>
+            </w:pPr>
+            <w:r/>
+            <w:r>
+              <w:rPr>
+                <w:rFonts w:ascii="Apple SD Gothic Neo" w:hAnsi="Apple SD Gothic Neo" w:eastAsia="Apple SD Gothic Neo"/>
+                <w:b/>
+                <w:color w:val="FFFFFF"/>
+                <w:sz w:val="19"/>
+              </w:rPr>
+              <w:t>화면</w:t>
+            </w:r>
+          </w:p>
+        </w:tc>
+        <w:tc>
+          <w:tcPr>
+            <w:tcW w:type="dxa" w:w="4920"/>
+            <w:vAlign w:val="center"/>
+            <w:tcMar>
+              <w:top w:w="80" w:type="dxa"/>
+              <w:start w:w="120" w:type="dxa"/>
+              <w:bottom w:w="80" w:type="dxa"/>
+              <w:end w:w="120" w:type="dxa"/>
+            </w:tcMar>
+            <w:shd w:fill="1F4E79"/>
+          </w:tcPr>
+          <w:p>
+            <w:pPr>
+              <w:spacing w:after="0"/>
+            </w:pPr>
+            <w:r/>
+            <w:r>
+              <w:rPr>
+                <w:rFonts w:ascii="Apple SD Gothic Neo" w:hAnsi="Apple SD Gothic Neo" w:eastAsia="Apple SD Gothic Neo"/>
+                <w:b/>
+                <w:color w:val="FFFFFF"/>
+                <w:sz w:val="19"/>
+              </w:rPr>
+              <w:t>주요 내용</w:t>
+            </w:r>
+          </w:p>
+        </w:tc>
+        <w:tc>
+          <w:tcPr>
+            <w:tcW w:type="dxa" w:w="2840"/>
+            <w:vAlign w:val="center"/>
+            <w:tcMar>
+              <w:top w:w="80" w:type="dxa"/>
+              <w:start w:w="120" w:type="dxa"/>
+              <w:bottom w:w="80" w:type="dxa"/>
+              <w:end w:w="120" w:type="dxa"/>
+            </w:tcMar>
+            <w:shd w:fill="1F4E79"/>
+          </w:tcPr>
+          <w:p>
+            <w:pPr>
+              <w:spacing w:after="0"/>
+            </w:pPr>
+            <w:r/>
+            <w:r>
+              <w:rPr>
+                <w:rFonts w:ascii="Apple SD Gothic Neo" w:hAnsi="Apple SD Gothic Neo" w:eastAsia="Apple SD Gothic Neo"/>
+                <w:b/>
+                <w:color w:val="FFFFFF"/>
+                <w:sz w:val="19"/>
+              </w:rPr>
+              <w:t>사용자 행동</w:t>
+            </w:r>
+          </w:p>
+        </w:tc>
+      </w:tr>
+      <w:tr>
+        <w:tc>
+          <w:tcPr>
+            <w:tcW w:type="dxa" w:w="1600"/>
+          </w:tcPr>
+          <w:p>
+            <w:pPr>
+              <w:spacing w:after="0"/>
+            </w:pPr>
+            <w:r/>
+            <w:r>
+              <w:rPr>
+                <w:rFonts w:ascii="Apple SD Gothic Neo" w:hAnsi="Apple SD Gothic Neo" w:eastAsia="Apple SD Gothic Neo"/>
+                <w:b w:val="0"/>
+                <w:color w:val="1F2937"/>
+                <w:sz w:val="19"/>
+              </w:rPr>
+              <w:t>IPO 캘린더</w:t>
+            </w:r>
+          </w:p>
+        </w:tc>
+        <w:tc>
+          <w:tcPr>
+            <w:tcW w:type="dxa" w:w="4920"/>
+          </w:tcPr>
+          <w:p>
+            <w:pPr>
+              <w:spacing w:after="0"/>
+            </w:pPr>
+            <w:r/>
+            <w:r>
+              <w:rPr>
+                <w:rFonts w:ascii="Apple SD Gothic Neo" w:hAnsi="Apple SD Gothic Neo" w:eastAsia="Apple SD Gothic Neo"/>
+                <w:b w:val="0"/>
+                <w:color w:val="1F2937"/>
+                <w:sz w:val="19"/>
+              </w:rPr>
+              <w:t>예정 상장, 청약·수요예측·상장 일정, 관심종목</w:t>
+            </w:r>
+          </w:p>
+        </w:tc>
+        <w:tc>
+          <w:tcPr>
+            <w:tcW w:type="dxa" w:w="2840"/>
+          </w:tcPr>
+          <w:p>
+            <w:pPr>
+              <w:spacing w:after="0"/>
+            </w:pPr>
+            <w:r/>
+            <w:r>
+              <w:rPr>
+                <w:rFonts w:ascii="Apple SD Gothic Neo" w:hAnsi="Apple SD Gothic Neo" w:eastAsia="Apple SD Gothic Neo"/>
+                <w:b w:val="0"/>
+                <w:color w:val="1F2937"/>
+                <w:sz w:val="19"/>
+              </w:rPr>
+              <w:t>관심종목 등록·알림 설정</w:t>
+            </w:r>
+          </w:p>
+        </w:tc>
+      </w:tr>
+      <w:tr>
+        <w:tc>
+          <w:tcPr>
+            <w:tcW w:type="dxa" w:w="1600"/>
+            <w:shd w:fill="F2F4F7"/>
+          </w:tcPr>
+          <w:p>
+            <w:pPr>
+              <w:spacing w:after="0"/>
+            </w:pPr>
+            <w:r/>
+            <w:r>
+              <w:rPr>
+                <w:rFonts w:ascii="Apple SD Gothic Neo" w:hAnsi="Apple SD Gothic Neo" w:eastAsia="Apple SD Gothic Neo"/>
+                <w:b w:val="0"/>
+                <w:color w:val="1F2937"/>
+                <w:sz w:val="19"/>
+              </w:rPr>
+              <w:t>종목 상세</w:t>
+            </w:r>
+          </w:p>
+        </w:tc>
+        <w:tc>
+          <w:tcPr>
+            <w:tcW w:type="dxa" w:w="4920"/>
+            <w:shd w:fill="F2F4F7"/>
+          </w:tcPr>
+          <w:p>
+            <w:pPr>
+              <w:spacing w:after="0"/>
+            </w:pPr>
+            <w:r/>
+            <w:r>
+              <w:rPr>
+                <w:rFonts w:ascii="Apple SD Gothic Neo" w:hAnsi="Apple SD Gothic Neo" w:eastAsia="Apple SD Gothic Neo"/>
+                <w:b w:val="0"/>
+                <w:color w:val="1F2937"/>
+                <w:sz w:val="19"/>
+              </w:rPr>
+              <w:t>공모 정보, 수요·확약, 재무 요약, 데이터 출처</w:t>
+            </w:r>
+          </w:p>
+        </w:tc>
+        <w:tc>
+          <w:tcPr>
+            <w:tcW w:type="dxa" w:w="2840"/>
+            <w:shd w:fill="F2F4F7"/>
+          </w:tcPr>
+          <w:p>
+            <w:pPr>
+              <w:spacing w:after="0"/>
+            </w:pPr>
+            <w:r/>
+            <w:r>
+              <w:rPr>
+                <w:rFonts w:ascii="Apple SD Gothic Neo" w:hAnsi="Apple SD Gothic Neo" w:eastAsia="Apple SD Gothic Neo"/>
+                <w:b w:val="0"/>
+                <w:color w:val="1F2937"/>
+                <w:sz w:val="19"/>
+              </w:rPr>
+              <w:t>정보 신뢰도와 원문 확인</w:t>
+            </w:r>
+          </w:p>
+        </w:tc>
+      </w:tr>
+      <w:tr>
+        <w:tc>
+          <w:tcPr>
+            <w:tcW w:type="dxa" w:w="1600"/>
+          </w:tcPr>
+          <w:p>
+            <w:pPr>
+              <w:spacing w:after="0"/>
+            </w:pPr>
+            <w:r/>
+            <w:r>
+              <w:rPr>
+                <w:rFonts w:ascii="Apple SD Gothic Neo" w:hAnsi="Apple SD Gothic Neo" w:eastAsia="Apple SD Gothic Neo"/>
+                <w:b w:val="0"/>
+                <w:color w:val="1F2937"/>
+                <w:sz w:val="19"/>
+              </w:rPr>
+              <w:t>예측 카드</w:t>
+            </w:r>
+          </w:p>
+        </w:tc>
+        <w:tc>
+          <w:tcPr>
+            <w:tcW w:type="dxa" w:w="4920"/>
+          </w:tcPr>
+          <w:p>
+            <w:pPr>
+              <w:spacing w:after="0"/>
+            </w:pPr>
+            <w:r/>
+            <w:r>
+              <w:rPr>
+                <w:rFonts w:ascii="Apple SD Gothic Neo" w:hAnsi="Apple SD Gothic Neo" w:eastAsia="Apple SD Gothic Neo"/>
+                <w:b w:val="0"/>
+                <w:color w:val="1F2937"/>
+                <w:sz w:val="19"/>
+              </w:rPr>
+              <w:t>시초가·종가 예측, 확률, 구간, 위험등급, 요인</w:t>
+            </w:r>
+          </w:p>
+        </w:tc>
+        <w:tc>
+          <w:tcPr>
+            <w:tcW w:type="dxa" w:w="2840"/>
+          </w:tcPr>
+          <w:p>
+            <w:pPr>
+              <w:spacing w:after="0"/>
+            </w:pPr>
+            <w:r/>
+            <w:r>
+              <w:rPr>
+                <w:rFonts w:ascii="Apple SD Gothic Neo" w:hAnsi="Apple SD Gothic Neo" w:eastAsia="Apple SD Gothic Neo"/>
+                <w:b w:val="0"/>
+                <w:color w:val="1F2937"/>
+                <w:sz w:val="19"/>
+              </w:rPr>
+              <w:t>두 타깃 비교·유의사항 확인</w:t>
+            </w:r>
+          </w:p>
+        </w:tc>
+      </w:tr>
+      <w:tr>
+        <w:tc>
+          <w:tcPr>
+            <w:tcW w:type="dxa" w:w="1600"/>
+            <w:shd w:fill="F2F4F7"/>
+          </w:tcPr>
+          <w:p>
+            <w:pPr>
+              <w:spacing w:after="0"/>
+            </w:pPr>
+            <w:r/>
+            <w:r>
+              <w:rPr>
+                <w:rFonts w:ascii="Apple SD Gothic Neo" w:hAnsi="Apple SD Gothic Neo" w:eastAsia="Apple SD Gothic Neo"/>
+                <w:b w:val="0"/>
+                <w:color w:val="1F2937"/>
+                <w:sz w:val="19"/>
+              </w:rPr>
+              <w:t>상장 후 비교</w:t>
+            </w:r>
+          </w:p>
+        </w:tc>
+        <w:tc>
+          <w:tcPr>
+            <w:tcW w:type="dxa" w:w="4920"/>
+            <w:shd w:fill="F2F4F7"/>
+          </w:tcPr>
+          <w:p>
+            <w:pPr>
+              <w:spacing w:after="0"/>
+            </w:pPr>
+            <w:r/>
+            <w:r>
+              <w:rPr>
+                <w:rFonts w:ascii="Apple SD Gothic Neo" w:hAnsi="Apple SD Gothic Neo" w:eastAsia="Apple SD Gothic Neo"/>
+                <w:b w:val="0"/>
+                <w:color w:val="1F2937"/>
+                <w:sz w:val="19"/>
+              </w:rPr>
+              <w:t>예측 대비 KRX 시초가·종가·오차, NXT 관측</w:t>
+            </w:r>
+          </w:p>
+        </w:tc>
+        <w:tc>
+          <w:tcPr>
+            <w:tcW w:type="dxa" w:w="2840"/>
+            <w:shd w:fill="F2F4F7"/>
+          </w:tcPr>
+          <w:p>
+            <w:pPr>
+              <w:spacing w:after="0"/>
+            </w:pPr>
+            <w:r/>
+            <w:r>
+              <w:rPr>
+                <w:rFonts w:ascii="Apple SD Gothic Neo" w:hAnsi="Apple SD Gothic Neo" w:eastAsia="Apple SD Gothic Neo"/>
+                <w:b w:val="0"/>
+                <w:color w:val="1F2937"/>
+                <w:sz w:val="19"/>
+              </w:rPr>
+              <w:t>모델 결과 해석</w:t>
+            </w:r>
+          </w:p>
+        </w:tc>
+      </w:tr>
+      <w:tr>
+        <w:tc>
+          <w:tcPr>
+            <w:tcW w:type="dxa" w:w="1600"/>
+          </w:tcPr>
+          <w:p>
+            <w:pPr>
+              <w:spacing w:after="0"/>
+            </w:pPr>
+            <w:r/>
+            <w:r>
+              <w:rPr>
+                <w:rFonts w:ascii="Apple SD Gothic Neo" w:hAnsi="Apple SD Gothic Neo" w:eastAsia="Apple SD Gothic Neo"/>
+                <w:b w:val="0"/>
+                <w:color w:val="1F2937"/>
+                <w:sz w:val="19"/>
+              </w:rPr>
+              <w:t>성능·방법론</w:t>
+            </w:r>
+          </w:p>
+        </w:tc>
+        <w:tc>
+          <w:tcPr>
+            <w:tcW w:type="dxa" w:w="4920"/>
+          </w:tcPr>
+          <w:p>
+            <w:pPr>
+              <w:spacing w:after="0"/>
+            </w:pPr>
+            <w:r/>
+            <w:r>
+              <w:rPr>
+                <w:rFonts w:ascii="Apple SD Gothic Neo" w:hAnsi="Apple SD Gothic Neo" w:eastAsia="Apple SD Gothic Neo"/>
+                <w:b w:val="0"/>
+                <w:color w:val="1F2937"/>
+                <w:sz w:val="19"/>
+              </w:rPr>
+              <w:t>과거 실제 성능, 업데이트 이력, 데이터 정책</w:t>
+            </w:r>
+          </w:p>
+        </w:tc>
+        <w:tc>
+          <w:tcPr>
+            <w:tcW w:type="dxa" w:w="2840"/>
+          </w:tcPr>
+          <w:p>
+            <w:pPr>
+              <w:spacing w:after="0"/>
+            </w:pPr>
+            <w:r/>
+            <w:r>
+              <w:rPr>
+                <w:rFonts w:ascii="Apple SD Gothic Neo" w:hAnsi="Apple SD Gothic Neo" w:eastAsia="Apple SD Gothic Neo"/>
+                <w:b w:val="0"/>
+                <w:color w:val="1F2937"/>
+                <w:sz w:val="19"/>
+              </w:rPr>
+              <w:t>서비스 신뢰도 확인</w:t>
+            </w:r>
+          </w:p>
+        </w:tc>
+      </w:tr>
+      <w:tr>
+        <w:tc>
+          <w:tcPr>
+            <w:tcW w:type="dxa" w:w="1600"/>
+            <w:shd w:fill="F2F4F7"/>
+          </w:tcPr>
+          <w:p>
+            <w:pPr>
+              <w:spacing w:after="0"/>
+            </w:pPr>
+            <w:r/>
+            <w:r>
+              <w:rPr>
+                <w:rFonts w:ascii="Apple SD Gothic Neo" w:hAnsi="Apple SD Gothic Neo" w:eastAsia="Apple SD Gothic Neo"/>
+                <w:b w:val="0"/>
+                <w:color w:val="1F2937"/>
+                <w:sz w:val="19"/>
+              </w:rPr>
+              <w:t>설정</w:t>
+            </w:r>
+          </w:p>
+        </w:tc>
+        <w:tc>
+          <w:tcPr>
+            <w:tcW w:type="dxa" w:w="4920"/>
+            <w:shd w:fill="F2F4F7"/>
+          </w:tcPr>
+          <w:p>
+            <w:pPr>
+              <w:spacing w:after="0"/>
+            </w:pPr>
+            <w:r/>
+            <w:r>
+              <w:rPr>
+                <w:rFonts w:ascii="Apple SD Gothic Neo" w:hAnsi="Apple SD Gothic Neo" w:eastAsia="Apple SD Gothic Neo"/>
+                <w:b w:val="0"/>
+                <w:color w:val="1F2937"/>
+                <w:sz w:val="19"/>
+              </w:rPr>
+              <w:t>알림, 관심종목, 데이터 갱신·고지 설정</w:t>
+            </w:r>
+          </w:p>
+        </w:tc>
+        <w:tc>
+          <w:tcPr>
+            <w:tcW w:type="dxa" w:w="2840"/>
+            <w:shd w:fill="F2F4F7"/>
+          </w:tcPr>
+          <w:p>
+            <w:pPr>
+              <w:spacing w:after="0"/>
+            </w:pPr>
+            <w:r/>
+            <w:r>
+              <w:rPr>
+                <w:rFonts w:ascii="Apple SD Gothic Neo" w:hAnsi="Apple SD Gothic Neo" w:eastAsia="Apple SD Gothic Neo"/>
+                <w:b w:val="0"/>
+                <w:color w:val="1F2937"/>
+                <w:sz w:val="19"/>
+              </w:rPr>
+              <w:t>개인화 관리</w:t>
+            </w:r>
+          </w:p>
+        </w:tc>
+      </w:tr>
+    </w:tbl>
+    <w:p>
+      <w:pPr>
+        <w:spacing w:after="20"/>
+      </w:pPr>
+    </w:p>
+    <w:p>
+      <w:pPr>
+        <w:pStyle w:val="Heading2"/>
+        <w:keepNext/>
+      </w:pPr>
+      <w:r>
+        <w:rPr>
+          <w:rFonts w:ascii="Apple SD Gothic Neo" w:hAnsi="Apple SD Gothic Neo" w:eastAsia="Apple SD Gothic Neo"/>
+          <w:b/>
+          <w:color w:val="1F4E79"/>
+          <w:sz w:val="26"/>
+        </w:rPr>
+        <w:t>API 계약</w:t>
+      </w:r>
+    </w:p>
+    <w:tbl>
+      <w:tblPr>
+        <w:tblStyle w:val="TableGrid"/>
+        <w:tblW w:type="dxa" w:w="9360"/>
+        <w:jc w:val="left"/>
+        <w:tblLayout w:type="fixed"/>
+        <w:tblLook w:firstColumn="1" w:firstRow="1" w:lastColumn="0" w:lastRow="0" w:noHBand="0" w:noVBand="1" w:val="04A0"/>
+        <w:tblInd w:w="120" w:type="dxa"/>
+      </w:tblPr>
+      <w:tblGrid>
+        <w:gridCol w:w="1900"/>
+        <w:gridCol w:w="3300"/>
+        <w:gridCol w:w="4160"/>
+      </w:tblGrid>
+      <w:tr>
+        <w:tc>
+          <w:tcPr>
+            <w:tcW w:type="dxa" w:w="1900"/>
+            <w:vAlign w:val="center"/>
+            <w:tcMar>
+              <w:top w:w="80" w:type="dxa"/>
+              <w:start w:w="120" w:type="dxa"/>
+              <w:bottom w:w="80" w:type="dxa"/>
+              <w:end w:w="120" w:type="dxa"/>
+            </w:tcMar>
+            <w:shd w:fill="1F4E79"/>
+          </w:tcPr>
+          <w:p>
+            <w:pPr>
+              <w:spacing w:after="0"/>
+            </w:pPr>
+            <w:r/>
+            <w:r>
+              <w:rPr>
+                <w:rFonts w:ascii="Apple SD Gothic Neo" w:hAnsi="Apple SD Gothic Neo" w:eastAsia="Apple SD Gothic Neo"/>
+                <w:b/>
+                <w:color w:val="FFFFFF"/>
+                <w:sz w:val="19"/>
+              </w:rPr>
+              <w:t>영역</w:t>
+            </w:r>
+          </w:p>
+        </w:tc>
+        <w:tc>
+          <w:tcPr>
+            <w:tcW w:type="dxa" w:w="3300"/>
+            <w:vAlign w:val="center"/>
+            <w:tcMar>
+              <w:top w:w="80" w:type="dxa"/>
+              <w:start w:w="120" w:type="dxa"/>
+              <w:bottom w:w="80" w:type="dxa"/>
+              <w:end w:w="120" w:type="dxa"/>
+            </w:tcMar>
+            <w:shd w:fill="1F4E79"/>
+          </w:tcPr>
+          <w:p>
+            <w:pPr>
+              <w:spacing w:after="0"/>
+            </w:pPr>
+            <w:r/>
+            <w:r>
+              <w:rPr>
+                <w:rFonts w:ascii="Apple SD Gothic Neo" w:hAnsi="Apple SD Gothic Neo" w:eastAsia="Apple SD Gothic Neo"/>
+                <w:b/>
+                <w:color w:val="FFFFFF"/>
+                <w:sz w:val="19"/>
+              </w:rPr>
+              <w:t>API 예시</w:t>
+            </w:r>
+          </w:p>
+        </w:tc>
+        <w:tc>
+          <w:tcPr>
+            <w:tcW w:type="dxa" w:w="4160"/>
+            <w:vAlign w:val="center"/>
+            <w:tcMar>
+              <w:top w:w="80" w:type="dxa"/>
+              <w:start w:w="120" w:type="dxa"/>
+              <w:bottom w:w="80" w:type="dxa"/>
+              <w:end w:w="120" w:type="dxa"/>
+            </w:tcMar>
+            <w:shd w:fill="1F4E79"/>
+          </w:tcPr>
+          <w:p>
+            <w:pPr>
+              <w:spacing w:after="0"/>
+            </w:pPr>
+            <w:r/>
+            <w:r>
+              <w:rPr>
+                <w:rFonts w:ascii="Apple SD Gothic Neo" w:hAnsi="Apple SD Gothic Neo" w:eastAsia="Apple SD Gothic Neo"/>
+                <w:b/>
+                <w:color w:val="FFFFFF"/>
+                <w:sz w:val="19"/>
+              </w:rPr>
+              <w:t>핵심 응답</w:t>
+            </w:r>
+          </w:p>
+        </w:tc>
+      </w:tr>
+      <w:tr>
+        <w:tc>
+          <w:tcPr>
+            <w:tcW w:type="dxa" w:w="1900"/>
+          </w:tcPr>
+          <w:p>
+            <w:pPr>
+              <w:spacing w:after="0"/>
+            </w:pPr>
+            <w:r/>
+            <w:r>
+              <w:rPr>
+                <w:rFonts w:ascii="Apple SD Gothic Neo" w:hAnsi="Apple SD Gothic Neo" w:eastAsia="Apple SD Gothic Neo"/>
+                <w:b w:val="0"/>
+                <w:color w:val="1F2937"/>
+                <w:sz w:val="19"/>
+              </w:rPr>
+              <w:t>예측</w:t>
+            </w:r>
+          </w:p>
+        </w:tc>
+        <w:tc>
+          <w:tcPr>
+            <w:tcW w:type="dxa" w:w="3300"/>
+          </w:tcPr>
+          <w:p>
+            <w:pPr>
+              <w:spacing w:after="0"/>
+            </w:pPr>
+            <w:r/>
+            <w:r>
+              <w:rPr>
+                <w:rFonts w:ascii="Apple SD Gothic Neo" w:hAnsi="Apple SD Gothic Neo" w:eastAsia="Apple SD Gothic Neo"/>
+                <w:b w:val="0"/>
+                <w:color w:val="1F2937"/>
+                <w:sz w:val="19"/>
+              </w:rPr>
+              <w:t>POST /predict, POST /predict/batch</w:t>
+            </w:r>
+          </w:p>
+        </w:tc>
+        <w:tc>
+          <w:tcPr>
+            <w:tcW w:type="dxa" w:w="4160"/>
+          </w:tcPr>
+          <w:p>
+            <w:pPr>
+              <w:spacing w:after="0"/>
+            </w:pPr>
+            <w:r/>
+            <w:r>
+              <w:rPr>
+                <w:rFonts w:ascii="Apple SD Gothic Neo" w:hAnsi="Apple SD Gothic Neo" w:eastAsia="Apple SD Gothic Neo"/>
+                <w:b w:val="0"/>
+                <w:color w:val="1F2937"/>
+                <w:sz w:val="19"/>
+              </w:rPr>
+              <w:t>opening·closing 예측, 신뢰구간, 위험등급, 설명</w:t>
+            </w:r>
+          </w:p>
+        </w:tc>
+      </w:tr>
+      <w:tr>
+        <w:tc>
+          <w:tcPr>
+            <w:tcW w:type="dxa" w:w="1900"/>
+            <w:shd w:fill="F2F4F7"/>
+          </w:tcPr>
+          <w:p>
+            <w:pPr>
+              <w:spacing w:after="0"/>
+            </w:pPr>
+            <w:r/>
+            <w:r>
+              <w:rPr>
+                <w:rFonts w:ascii="Apple SD Gothic Neo" w:hAnsi="Apple SD Gothic Neo" w:eastAsia="Apple SD Gothic Neo"/>
+                <w:b w:val="0"/>
+                <w:color w:val="1F2937"/>
+                <w:sz w:val="19"/>
+              </w:rPr>
+              <w:t>일정</w:t>
+            </w:r>
+          </w:p>
+        </w:tc>
+        <w:tc>
+          <w:tcPr>
+            <w:tcW w:type="dxa" w:w="3300"/>
+            <w:shd w:fill="F2F4F7"/>
+          </w:tcPr>
+          <w:p>
+            <w:pPr>
+              <w:spacing w:after="0"/>
+            </w:pPr>
+            <w:r/>
+            <w:r>
+              <w:rPr>
+                <w:rFonts w:ascii="Apple SD Gothic Neo" w:hAnsi="Apple SD Gothic Neo" w:eastAsia="Apple SD Gothic Neo"/>
+                <w:b w:val="0"/>
+                <w:color w:val="1F2937"/>
+                <w:sz w:val="19"/>
+              </w:rPr>
+              <w:t>GET /ipos, GET /ipos/{id}</w:t>
+            </w:r>
+          </w:p>
+        </w:tc>
+        <w:tc>
+          <w:tcPr>
+            <w:tcW w:type="dxa" w:w="4160"/>
+            <w:shd w:fill="F2F4F7"/>
+          </w:tcPr>
+          <w:p>
+            <w:pPr>
+              <w:spacing w:after="0"/>
+            </w:pPr>
+            <w:r/>
+            <w:r>
+              <w:rPr>
+                <w:rFonts w:ascii="Apple SD Gothic Neo" w:hAnsi="Apple SD Gothic Neo" w:eastAsia="Apple SD Gothic Neo"/>
+                <w:b w:val="0"/>
+                <w:color w:val="1F2937"/>
+                <w:sz w:val="19"/>
+              </w:rPr>
+              <w:t>상태, 일정, 공모 정보, 데이터 갱신 시각</w:t>
+            </w:r>
+          </w:p>
+        </w:tc>
+      </w:tr>
+      <w:tr>
+        <w:tc>
+          <w:tcPr>
+            <w:tcW w:type="dxa" w:w="1900"/>
+          </w:tcPr>
+          <w:p>
+            <w:pPr>
+              <w:spacing w:after="0"/>
+            </w:pPr>
+            <w:r/>
+            <w:r>
+              <w:rPr>
+                <w:rFonts w:ascii="Apple SD Gothic Neo" w:hAnsi="Apple SD Gothic Neo" w:eastAsia="Apple SD Gothic Neo"/>
+                <w:b w:val="0"/>
+                <w:color w:val="1F2937"/>
+                <w:sz w:val="19"/>
+              </w:rPr>
+              <w:t>결과</w:t>
+            </w:r>
+          </w:p>
+        </w:tc>
+        <w:tc>
+          <w:tcPr>
+            <w:tcW w:type="dxa" w:w="3300"/>
+          </w:tcPr>
+          <w:p>
+            <w:pPr>
+              <w:spacing w:after="0"/>
+            </w:pPr>
+            <w:r/>
+            <w:r>
+              <w:rPr>
+                <w:rFonts w:ascii="Apple SD Gothic Neo" w:hAnsi="Apple SD Gothic Neo" w:eastAsia="Apple SD Gothic Neo"/>
+                <w:b w:val="0"/>
+                <w:color w:val="1F2937"/>
+                <w:sz w:val="19"/>
+              </w:rPr>
+              <w:t>GET /ipos/{id}/outcome</w:t>
+            </w:r>
+          </w:p>
+        </w:tc>
+        <w:tc>
+          <w:tcPr>
+            <w:tcW w:type="dxa" w:w="4160"/>
+          </w:tcPr>
+          <w:p>
+            <w:pPr>
+              <w:spacing w:after="0"/>
+            </w:pPr>
+            <w:r/>
+            <w:r>
+              <w:rPr>
+                <w:rFonts w:ascii="Apple SD Gothic Neo" w:hAnsi="Apple SD Gothic Neo" w:eastAsia="Apple SD Gothic Neo"/>
+                <w:b w:val="0"/>
+                <w:color w:val="1F2937"/>
+                <w:sz w:val="19"/>
+              </w:rPr>
+              <w:t>실제 시초가·종가, 오차, NXT 관측값</w:t>
+            </w:r>
+          </w:p>
+        </w:tc>
+      </w:tr>
+      <w:tr>
+        <w:tc>
+          <w:tcPr>
+            <w:tcW w:type="dxa" w:w="1900"/>
+            <w:shd w:fill="F2F4F7"/>
+          </w:tcPr>
+          <w:p>
+            <w:pPr>
+              <w:spacing w:after="0"/>
+            </w:pPr>
+            <w:r/>
+            <w:r>
+              <w:rPr>
+                <w:rFonts w:ascii="Apple SD Gothic Neo" w:hAnsi="Apple SD Gothic Neo" w:eastAsia="Apple SD Gothic Neo"/>
+                <w:b w:val="0"/>
+                <w:color w:val="1F2937"/>
+                <w:sz w:val="19"/>
+              </w:rPr>
+              <w:t>방법론</w:t>
+            </w:r>
+          </w:p>
+        </w:tc>
+        <w:tc>
+          <w:tcPr>
+            <w:tcW w:type="dxa" w:w="3300"/>
+            <w:shd w:fill="F2F4F7"/>
+          </w:tcPr>
+          <w:p>
+            <w:pPr>
+              <w:spacing w:after="0"/>
+            </w:pPr>
+            <w:r/>
+            <w:r>
+              <w:rPr>
+                <w:rFonts w:ascii="Apple SD Gothic Neo" w:hAnsi="Apple SD Gothic Neo" w:eastAsia="Apple SD Gothic Neo"/>
+                <w:b w:val="0"/>
+                <w:color w:val="1F2937"/>
+                <w:sz w:val="19"/>
+              </w:rPr>
+              <w:t>GET /models, GET /performance</w:t>
+            </w:r>
+          </w:p>
+        </w:tc>
+        <w:tc>
+          <w:tcPr>
+            <w:tcW w:type="dxa" w:w="4160"/>
+            <w:shd w:fill="F2F4F7"/>
+          </w:tcPr>
+          <w:p>
+            <w:pPr>
+              <w:spacing w:after="0"/>
+            </w:pPr>
+            <w:r/>
+            <w:r>
+              <w:rPr>
+                <w:rFonts w:ascii="Apple SD Gothic Neo" w:hAnsi="Apple SD Gothic Neo" w:eastAsia="Apple SD Gothic Neo"/>
+                <w:b w:val="0"/>
+                <w:color w:val="1F2937"/>
+                <w:sz w:val="19"/>
+              </w:rPr>
+              <w:t>모델 버전, 평가 기간, 지표, 고지</w:t>
+            </w:r>
+          </w:p>
+        </w:tc>
+      </w:tr>
+      <w:tr>
+        <w:tc>
+          <w:tcPr>
+            <w:tcW w:type="dxa" w:w="1900"/>
+          </w:tcPr>
+          <w:p>
+            <w:pPr>
+              <w:spacing w:after="0"/>
+            </w:pPr>
+            <w:r/>
+            <w:r>
+              <w:rPr>
+                <w:rFonts w:ascii="Apple SD Gothic Neo" w:hAnsi="Apple SD Gothic Neo" w:eastAsia="Apple SD Gothic Neo"/>
+                <w:b w:val="0"/>
+                <w:color w:val="1F2937"/>
+                <w:sz w:val="19"/>
+              </w:rPr>
+              <w:t>사용자</w:t>
+            </w:r>
+          </w:p>
+        </w:tc>
+        <w:tc>
+          <w:tcPr>
+            <w:tcW w:type="dxa" w:w="3300"/>
+          </w:tcPr>
+          <w:p>
+            <w:pPr>
+              <w:spacing w:after="0"/>
+            </w:pPr>
+            <w:r/>
+            <w:r>
+              <w:rPr>
+                <w:rFonts w:ascii="Apple SD Gothic Neo" w:hAnsi="Apple SD Gothic Neo" w:eastAsia="Apple SD Gothic Neo"/>
+                <w:b w:val="0"/>
+                <w:color w:val="1F2937"/>
+                <w:sz w:val="19"/>
+              </w:rPr>
+              <w:t>POST /watchlist, POST /notifications</w:t>
+            </w:r>
+          </w:p>
+        </w:tc>
+        <w:tc>
+          <w:tcPr>
+            <w:tcW w:type="dxa" w:w="4160"/>
+          </w:tcPr>
+          <w:p>
+            <w:pPr>
+              <w:spacing w:after="0"/>
+            </w:pPr>
+            <w:r/>
+            <w:r>
+              <w:rPr>
+                <w:rFonts w:ascii="Apple SD Gothic Neo" w:hAnsi="Apple SD Gothic Neo" w:eastAsia="Apple SD Gothic Neo"/>
+                <w:b w:val="0"/>
+                <w:color w:val="1F2937"/>
+                <w:sz w:val="19"/>
+              </w:rPr>
+              <w:t>관심종목과 알림 설정</w:t>
+            </w:r>
+          </w:p>
+        </w:tc>
+      </w:tr>
+    </w:tbl>
+    <w:p>
+      <w:pPr>
+        <w:spacing w:after="20"/>
+      </w:pPr>
+    </w:p>
+    <w:p>
+      <w:pPr>
+        <w:spacing w:after="120"/>
+      </w:pPr>
+      <w:r>
+        <w:rPr>
+          <w:rFonts w:ascii="Apple SD Gothic Neo" w:hAnsi="Apple SD Gothic Neo" w:eastAsia="Apple SD Gothic Neo"/>
+          <w:color w:val="1F2937"/>
+          <w:sz w:val="21"/>
+        </w:rPr>
+        <w:t>앱과 API는 예측값만 전달하지 않는다. 공모가 기준, 예측 생성 시각, 데이터 완결성, 모델 버전, 신뢰구간, 투자 유의 문구를 같은 응답에 포함해 사용자가 결과의 한계를 이해하도록 한다.</w:t>
+      </w:r>
+    </w:p>
+    <w:p>
+      <w:pPr>
+        <w:pStyle w:val="Heading1"/>
+        <w:keepNext/>
+      </w:pPr>
+      <w:r>
+        <w:rPr>
+          <w:rFonts w:ascii="Apple SD Gothic Neo" w:hAnsi="Apple SD Gothic Neo" w:eastAsia="Apple SD Gothic Neo"/>
+          <w:b/>
+          <w:color w:val="1F4E79"/>
+          <w:sz w:val="32"/>
+        </w:rPr>
+        <w:t>9. 서비스 아키텍처와 배포 설계</w:t>
+      </w:r>
+    </w:p>
+    <w:tbl>
+      <w:tblPr>
+        <w:tblStyle w:val="TableGrid"/>
+        <w:tblW w:type="dxa" w:w="9360"/>
+        <w:jc w:val="left"/>
+        <w:tblLayout w:type="fixed"/>
+        <w:tblLook w:firstColumn="1" w:firstRow="1" w:lastColumn="0" w:lastRow="0" w:noHBand="0" w:noVBand="1" w:val="04A0"/>
+        <w:tblInd w:w="120" w:type="dxa"/>
+      </w:tblPr>
+      <w:tblGrid>
+        <w:gridCol w:w="1600"/>
+        <w:gridCol w:w="3220"/>
+        <w:gridCol w:w="4540"/>
+      </w:tblGrid>
+      <w:tr>
+        <w:tc>
+          <w:tcPr>
+            <w:tcW w:type="dxa" w:w="1600"/>
             <w:vAlign w:val="center"/>
             <w:tcMar>
               <w:top w:w="80" w:type="dxa"/>
@@ -1972,7 +5319,7 @@
         </w:tc>
         <w:tc>
           <w:tcPr>
-            <w:tcW w:type="dxa" w:w="4140"/>
+            <w:tcW w:type="dxa" w:w="3220"/>
             <w:vAlign w:val="center"/>
             <w:tcMar>
               <w:top w:w="80" w:type="dxa"/>
@@ -1994,13 +5341,13 @@
                 <w:color w:val="FFFFFF"/>
                 <w:sz w:val="19"/>
               </w:rPr>
-              <w:t>책임</w:t>
+              <w:t>구성</w:t>
             </w:r>
           </w:p>
         </w:tc>
         <w:tc>
           <w:tcPr>
-            <w:tcW w:type="dxa" w:w="3720"/>
+            <w:tcW w:type="dxa" w:w="4540"/>
             <w:vAlign w:val="center"/>
             <w:tcMar>
               <w:top w:w="80" w:type="dxa"/>
@@ -2022,7 +5369,7 @@
                 <w:color w:val="FFFFFF"/>
                 <w:sz w:val="19"/>
               </w:rPr>
-              <w:t>현재 위치</w:t>
+              <w:t>역할</w:t>
             </w:r>
           </w:p>
         </w:tc>
@@ -2030,7 +5377,7 @@
       <w:tr>
         <w:tc>
           <w:tcPr>
-            <w:tcW w:type="dxa" w:w="1500"/>
+            <w:tcW w:type="dxa" w:w="1600"/>
           </w:tcPr>
           <w:p>
             <w:pPr>
@@ -2044,13 +5391,13 @@
                 <w:color w:val="1F2937"/>
                 <w:sz w:val="19"/>
               </w:rPr>
-              <w:t>수집</w:t>
+              <w:t>클라이언트</w:t>
             </w:r>
           </w:p>
         </w:tc>
         <w:tc>
           <w:tcPr>
-            <w:tcW w:type="dxa" w:w="4140"/>
+            <w:tcW w:type="dxa" w:w="3220"/>
           </w:tcPr>
           <w:p>
             <w:pPr>
@@ -2064,13 +5411,13 @@
                 <w:color w:val="1F2937"/>
                 <w:sz w:val="19"/>
               </w:rPr>
-              <w:t>DART·KRX·IPO 일정·수요예측 데이터</w:t>
+              <w:t>React Native 모바일 앱, 웹 운영 콘솔</w:t>
             </w:r>
           </w:p>
         </w:tc>
         <w:tc>
           <w:tcPr>
-            <w:tcW w:type="dxa" w:w="3720"/>
+            <w:tcW w:type="dxa" w:w="4540"/>
           </w:tcPr>
           <w:p>
             <w:pPr>
@@ -2084,7 +5431,7 @@
                 <w:color w:val="1F2937"/>
                 <w:sz w:val="19"/>
               </w:rPr>
-              <w:t>data/collectors/</w:t>
+              <w:t>일정·예측·결과 비교·운영 검토</w:t>
             </w:r>
           </w:p>
         </w:tc>
@@ -2092,7 +5439,7 @@
       <w:tr>
         <w:tc>
           <w:tcPr>
-            <w:tcW w:type="dxa" w:w="1500"/>
+            <w:tcW w:type="dxa" w:w="1600"/>
             <w:shd w:fill="F2F4F7"/>
           </w:tcPr>
           <w:p>
@@ -2107,13 +5454,13 @@
                 <w:color w:val="1F2937"/>
                 <w:sz w:val="19"/>
               </w:rPr>
-              <w:t>처리</w:t>
+              <w:t>API</w:t>
             </w:r>
           </w:p>
         </w:tc>
         <w:tc>
           <w:tcPr>
-            <w:tcW w:type="dxa" w:w="4140"/>
+            <w:tcW w:type="dxa" w:w="3220"/>
             <w:shd w:fill="F2F4F7"/>
           </w:tcPr>
           <w:p>
@@ -2128,13 +5475,13 @@
                 <w:color w:val="1F2937"/>
                 <w:sz w:val="19"/>
               </w:rPr>
-              <w:t>병합, 표준화, 피처 생성, 결측 처리</w:t>
+              <w:t>FastAPI 기반 서비스, 인증·요청 제한</w:t>
             </w:r>
           </w:p>
         </w:tc>
         <w:tc>
           <w:tcPr>
-            <w:tcW w:type="dxa" w:w="3720"/>
+            <w:tcW w:type="dxa" w:w="4540"/>
             <w:shd w:fill="F2F4F7"/>
           </w:tcPr>
           <w:p>
@@ -2149,7 +5496,7 @@
                 <w:color w:val="1F2937"/>
                 <w:sz w:val="19"/>
               </w:rPr>
-              <w:t>data/processors/</w:t>
+              <w:t>앱 계약, 예측 조회, 사용자 기능</w:t>
             </w:r>
           </w:p>
         </w:tc>
@@ -2157,7 +5504,7 @@
       <w:tr>
         <w:tc>
           <w:tcPr>
-            <w:tcW w:type="dxa" w:w="1500"/>
+            <w:tcW w:type="dxa" w:w="1600"/>
           </w:tcPr>
           <w:p>
             <w:pPr>
@@ -2171,13 +5518,13 @@
                 <w:color w:val="1F2937"/>
                 <w:sz w:val="19"/>
               </w:rPr>
-              <w:t>저장</w:t>
+              <w:t>수집 워커</w:t>
             </w:r>
           </w:p>
         </w:tc>
         <w:tc>
           <w:tcPr>
-            <w:tcW w:type="dxa" w:w="4140"/>
+            <w:tcW w:type="dxa" w:w="3220"/>
           </w:tcPr>
           <w:p>
             <w:pPr>
@@ -2191,13 +5538,13 @@
                 <w:color w:val="1F2937"/>
                 <w:sz w:val="19"/>
               </w:rPr>
-              <w:t>IPO·원문·피처·예측·실측</w:t>
+              <w:t>일정·공시·수요·가격·NXT 작업</w:t>
             </w:r>
           </w:p>
         </w:tc>
         <w:tc>
           <w:tcPr>
-            <w:tcW w:type="dxa" w:w="3720"/>
+            <w:tcW w:type="dxa" w:w="4540"/>
           </w:tcPr>
           <w:p>
             <w:pPr>
@@ -2211,7 +5558,7 @@
                 <w:color w:val="1F2937"/>
                 <w:sz w:val="19"/>
               </w:rPr>
-              <w:t>data/storage/database.py</w:t>
+              <w:t>외부 데이터 수집과 검증 큐 처리</w:t>
             </w:r>
           </w:p>
         </w:tc>
@@ -2219,7 +5566,7 @@
       <w:tr>
         <w:tc>
           <w:tcPr>
-            <w:tcW w:type="dxa" w:w="1500"/>
+            <w:tcW w:type="dxa" w:w="1600"/>
             <w:shd w:fill="F2F4F7"/>
           </w:tcPr>
           <w:p>
@@ -2234,13 +5581,13 @@
                 <w:color w:val="1F2937"/>
                 <w:sz w:val="19"/>
               </w:rPr>
-              <w:t>모델</w:t>
+              <w:t>피처·모델 워커</w:t>
             </w:r>
           </w:p>
         </w:tc>
         <w:tc>
           <w:tcPr>
-            <w:tcW w:type="dxa" w:w="4140"/>
+            <w:tcW w:type="dxa" w:w="3220"/>
             <w:shd w:fill="F2F4F7"/>
           </w:tcPr>
           <w:p>
@@ -2255,13 +5602,13 @@
                 <w:color w:val="1F2937"/>
                 <w:sz w:val="19"/>
               </w:rPr>
-              <w:t>학습, 예측, 저장, 설명</w:t>
+              <w:t>피처 생성, 예측 생성, 평가·재학습</w:t>
             </w:r>
           </w:p>
         </w:tc>
         <w:tc>
           <w:tcPr>
-            <w:tcW w:type="dxa" w:w="3720"/>
+            <w:tcW w:type="dxa" w:w="4540"/>
             <w:shd w:fill="F2F4F7"/>
           </w:tcPr>
           <w:p>
@@ -2276,7 +5623,7 @@
                 <w:color w:val="1F2937"/>
                 <w:sz w:val="19"/>
               </w:rPr>
-              <w:t>models/baseline/</w:t>
+              <w:t>배치 연산과 모델 버전 관리</w:t>
             </w:r>
           </w:p>
         </w:tc>
@@ -2284,7 +5631,7 @@
       <w:tr>
         <w:tc>
           <w:tcPr>
-            <w:tcW w:type="dxa" w:w="1500"/>
+            <w:tcW w:type="dxa" w:w="1600"/>
           </w:tcPr>
           <w:p>
             <w:pPr>
@@ -2298,13 +5645,13 @@
                 <w:color w:val="1F2937"/>
                 <w:sz w:val="19"/>
               </w:rPr>
-              <w:t>평가</w:t>
+              <w:t>데이터</w:t>
             </w:r>
           </w:p>
         </w:tc>
         <w:tc>
           <w:tcPr>
-            <w:tcW w:type="dxa" w:w="4140"/>
+            <w:tcW w:type="dxa" w:w="3220"/>
           </w:tcPr>
           <w:p>
             <w:pPr>
@@ -2318,13 +5665,13 @@
                 <w:color w:val="1F2937"/>
                 <w:sz w:val="19"/>
               </w:rPr>
-              <w:t>Walk-forward, 아웃라이어 분석</w:t>
+              <w:t>PostgreSQL/TimescaleDB, 객체 스토리지</w:t>
             </w:r>
           </w:p>
         </w:tc>
         <w:tc>
           <w:tcPr>
-            <w:tcW w:type="dxa" w:w="3720"/>
+            <w:tcW w:type="dxa" w:w="4540"/>
           </w:tcPr>
           <w:p>
             <w:pPr>
@@ -2338,7 +5685,7 @@
                 <w:color w:val="1F2937"/>
                 <w:sz w:val="19"/>
               </w:rPr>
-              <w:t>models/evaluation/</w:t>
+              <w:t>정형 데이터·원문·모델·리포트 보관</w:t>
             </w:r>
           </w:p>
         </w:tc>
@@ -2346,7 +5693,7 @@
       <w:tr>
         <w:tc>
           <w:tcPr>
-            <w:tcW w:type="dxa" w:w="1500"/>
+            <w:tcW w:type="dxa" w:w="1600"/>
             <w:shd w:fill="F2F4F7"/>
           </w:tcPr>
           <w:p>
@@ -2361,13 +5708,13 @@
                 <w:color w:val="1F2937"/>
                 <w:sz w:val="19"/>
               </w:rPr>
-              <w:t>서비스</w:t>
+              <w:t>관측</w:t>
             </w:r>
           </w:p>
         </w:tc>
         <w:tc>
           <w:tcPr>
-            <w:tcW w:type="dxa" w:w="4140"/>
+            <w:tcW w:type="dxa" w:w="3220"/>
             <w:shd w:fill="F2F4F7"/>
           </w:tcPr>
           <w:p>
@@ -2382,13 +5729,13 @@
                 <w:color w:val="1F2937"/>
                 <w:sz w:val="19"/>
               </w:rPr>
-              <w:t>단건·배치 예측 API</w:t>
+              <w:t>로그, 메트릭, 트레이싱, 알림</w:t>
             </w:r>
           </w:p>
         </w:tc>
         <w:tc>
           <w:tcPr>
-            <w:tcW w:type="dxa" w:w="3720"/>
+            <w:tcW w:type="dxa" w:w="4540"/>
             <w:shd w:fill="F2F4F7"/>
           </w:tcPr>
           <w:p>
@@ -2403,69 +5750,7 @@
                 <w:color w:val="1F2937"/>
                 <w:sz w:val="19"/>
               </w:rPr>
-              <w:t>api/server.py</w:t>
-            </w:r>
-          </w:p>
-        </w:tc>
-      </w:tr>
-      <w:tr>
-        <w:tc>
-          <w:tcPr>
-            <w:tcW w:type="dxa" w:w="1500"/>
-          </w:tcPr>
-          <w:p>
-            <w:pPr>
-              <w:spacing w:after="0"/>
-            </w:pPr>
-            <w:r/>
-            <w:r>
-              <w:rPr>
-                <w:rFonts w:ascii="Apple SD Gothic Neo" w:hAnsi="Apple SD Gothic Neo" w:eastAsia="Apple SD Gothic Neo"/>
-                <w:b w:val="0"/>
-                <w:color w:val="1F2937"/>
-                <w:sz w:val="19"/>
-              </w:rPr>
-              <w:t>자동화</w:t>
-            </w:r>
-          </w:p>
-        </w:tc>
-        <w:tc>
-          <w:tcPr>
-            <w:tcW w:type="dxa" w:w="4140"/>
-          </w:tcPr>
-          <w:p>
-            <w:pPr>
-              <w:spacing w:after="0"/>
-            </w:pPr>
-            <w:r/>
-            <w:r>
-              <w:rPr>
-                <w:rFonts w:ascii="Apple SD Gothic Neo" w:hAnsi="Apple SD Gothic Neo" w:eastAsia="Apple SD Gothic Neo"/>
-                <w:b w:val="0"/>
-                <w:color w:val="1F2937"/>
-                <w:sz w:val="19"/>
-              </w:rPr>
-              <w:t>수집·실측·재학습 실행</w:t>
-            </w:r>
-          </w:p>
-        </w:tc>
-        <w:tc>
-          <w:tcPr>
-            <w:tcW w:type="dxa" w:w="3720"/>
-          </w:tcPr>
-          <w:p>
-            <w:pPr>
-              <w:spacing w:after="0"/>
-            </w:pPr>
-            <w:r/>
-            <w:r>
-              <w:rPr>
-                <w:rFonts w:ascii="Apple SD Gothic Neo" w:hAnsi="Apple SD Gothic Neo" w:eastAsia="Apple SD Gothic Neo"/>
-                <w:b w:val="0"/>
-                <w:color w:val="1F2937"/>
-                <w:sz w:val="19"/>
-              </w:rPr>
-              <w:t>미구현</w:t>
+              <w:t>오류·지연·성능·수집 품질 감시</w:t>
             </w:r>
           </w:p>
         </w:tc>
@@ -2478,7 +5763,23 @@
     </w:p>
     <w:p>
       <w:pPr>
-        <w:spacing w:after="120"/>
+        <w:pStyle w:val="Heading2"/>
+        <w:keepNext/>
+      </w:pPr>
+      <w:r>
+        <w:rPr>
+          <w:rFonts w:ascii="Apple SD Gothic Neo" w:hAnsi="Apple SD Gothic Neo" w:eastAsia="Apple SD Gothic Neo"/>
+          <w:b/>
+          <w:color w:val="1F4E79"/>
+          <w:sz w:val="26"/>
+        </w:rPr>
+        <w:t>환경과 배포 흐름</w:t>
+      </w:r>
+    </w:p>
+    <w:p>
+      <w:pPr>
+        <w:pStyle w:val="ListNumber"/>
+        <w:spacing w:after="60"/>
       </w:pPr>
       <w:r>
         <w:rPr>
@@ -2486,7 +5787,63 @@
           <w:color w:val="1F2937"/>
           <w:sz w:val="21"/>
         </w:rPr>
-        <w:t>API의 POST /predict 및 POST /predict/batch 응답은 opening과 closing 객체를 함께 반환한다. 앱은 예측값뿐 아니라 공모가 기준, 예측 생성 시각, 신뢰구간, 모델 버전, 데이터 누락 상태, 투자 유의 문구를 표시한다.</w:t>
+        <w:t>개발 환경: 샘플 데이터와 비밀키 분리, 파서·피처·API의 로컬 테스트를 수행한다.</w:t>
+      </w:r>
+    </w:p>
+    <w:p>
+      <w:pPr>
+        <w:pStyle w:val="ListNumber"/>
+        <w:spacing w:after="60"/>
+      </w:pPr>
+      <w:r>
+        <w:rPr>
+          <w:rFonts w:ascii="Apple SD Gothic Neo" w:hAnsi="Apple SD Gothic Neo" w:eastAsia="Apple SD Gothic Neo"/>
+          <w:color w:val="1F2937"/>
+          <w:sz w:val="21"/>
+        </w:rPr>
+        <w:t>스테이징 환경: 실제와 유사한 데이터 흐름으로 수집·스케줄·알림·백테스트를 점검한다.</w:t>
+      </w:r>
+    </w:p>
+    <w:p>
+      <w:pPr>
+        <w:pStyle w:val="ListNumber"/>
+        <w:spacing w:after="60"/>
+      </w:pPr>
+      <w:r>
+        <w:rPr>
+          <w:rFonts w:ascii="Apple SD Gothic Neo" w:hAnsi="Apple SD Gothic Neo" w:eastAsia="Apple SD Gothic Neo"/>
+          <w:color w:val="1F2937"/>
+          <w:sz w:val="21"/>
+        </w:rPr>
+        <w:t>운영 환경: API, 워커, 데이터베이스, 객체 스토리지, 모니터링을 독립 배포하며 최소 권한 접근을 적용한다.</w:t>
+      </w:r>
+    </w:p>
+    <w:p>
+      <w:pPr>
+        <w:pStyle w:val="ListNumber"/>
+        <w:spacing w:after="60"/>
+      </w:pPr>
+      <w:r>
+        <w:rPr>
+          <w:rFonts w:ascii="Apple SD Gothic Neo" w:hAnsi="Apple SD Gothic Neo" w:eastAsia="Apple SD Gothic Neo"/>
+          <w:color w:val="1F2937"/>
+          <w:sz w:val="21"/>
+        </w:rPr>
+        <w:t>CI/CD: 코드 테스트, 데이터 계약 테스트, 보안 검사, 컨테이너 빌드, 스테이징 검증 후 승인 기반 운영 배포를 진행한다.</w:t>
+      </w:r>
+    </w:p>
+    <w:p>
+      <w:pPr>
+        <w:pStyle w:val="ListNumber"/>
+        <w:spacing w:after="60"/>
+      </w:pPr>
+      <w:r>
+        <w:rPr>
+          <w:rFonts w:ascii="Apple SD Gothic Neo" w:hAnsi="Apple SD Gothic Neo" w:eastAsia="Apple SD Gothic Neo"/>
+          <w:color w:val="1F2937"/>
+          <w:sz w:val="21"/>
+        </w:rPr>
+        <w:t>롤백: API와 모델은 각 버전을 독립 배포하고, 장애·성능 하락 시 즉시 이전 검증 버전으로 되돌린다.</w:t>
       </w:r>
     </w:p>
     <w:p>
@@ -2501,7 +5858,7 @@
           <w:color w:val="1F4E79"/>
           <w:sz w:val="32"/>
         </w:rPr>
-        <w:t>6. 운영 자동화</w:t>
+        <w:t>10. 운영 자동화와 알림</w:t>
       </w:r>
     </w:p>
     <w:tbl>
@@ -2514,14 +5871,14 @@
         <w:tblInd w:w="120" w:type="dxa"/>
       </w:tblPr>
       <w:tblGrid>
-        <w:gridCol w:w="1680"/>
-        <w:gridCol w:w="2640"/>
-        <w:gridCol w:w="5040"/>
+        <w:gridCol w:w="1780"/>
+        <w:gridCol w:w="3000"/>
+        <w:gridCol w:w="4580"/>
       </w:tblGrid>
       <w:tr>
         <w:tc>
           <w:tcPr>
-            <w:tcW w:type="dxa" w:w="1680"/>
+            <w:tcW w:type="dxa" w:w="1780"/>
             <w:vAlign w:val="center"/>
             <w:tcMar>
               <w:top w:w="80" w:type="dxa"/>
@@ -2549,7 +5906,7 @@
         </w:tc>
         <w:tc>
           <w:tcPr>
-            <w:tcW w:type="dxa" w:w="2640"/>
+            <w:tcW w:type="dxa" w:w="3000"/>
             <w:vAlign w:val="center"/>
             <w:tcMar>
               <w:top w:w="80" w:type="dxa"/>
@@ -2577,7 +5934,7 @@
         </w:tc>
         <w:tc>
           <w:tcPr>
-            <w:tcW w:type="dxa" w:w="5040"/>
+            <w:tcW w:type="dxa" w:w="4580"/>
             <w:vAlign w:val="center"/>
             <w:tcMar>
               <w:top w:w="80" w:type="dxa"/>
@@ -2599,7 +5956,7 @@
                 <w:color w:val="FFFFFF"/>
                 <w:sz w:val="19"/>
               </w:rPr>
-              <w:t>결과</w:t>
+              <w:t>검증·알림</w:t>
             </w:r>
           </w:p>
         </w:tc>
@@ -2607,7 +5964,7 @@
       <w:tr>
         <w:tc>
           <w:tcPr>
-            <w:tcW w:type="dxa" w:w="1680"/>
+            <w:tcW w:type="dxa" w:w="1780"/>
           </w:tcPr>
           <w:p>
             <w:pPr>
@@ -2621,13 +5978,13 @@
                 <w:color w:val="1F2937"/>
                 <w:sz w:val="19"/>
               </w:rPr>
-              <w:t>일정 동기화</w:t>
+              <w:t>IPO 일정 동기화</w:t>
             </w:r>
           </w:p>
         </w:tc>
         <w:tc>
           <w:tcPr>
-            <w:tcW w:type="dxa" w:w="2640"/>
+            <w:tcW w:type="dxa" w:w="3000"/>
           </w:tcPr>
           <w:p>
             <w:pPr>
@@ -2641,13 +5998,13 @@
                 <w:color w:val="1F2937"/>
                 <w:sz w:val="19"/>
               </w:rPr>
-              <w:t>매 영업일</w:t>
+              <w:t>영업일 단위</w:t>
             </w:r>
           </w:p>
         </w:tc>
         <w:tc>
           <w:tcPr>
-            <w:tcW w:type="dxa" w:w="5040"/>
+            <w:tcW w:type="dxa" w:w="4580"/>
           </w:tcPr>
           <w:p>
             <w:pPr>
@@ -2661,7 +6018,7 @@
                 <w:color w:val="1F2937"/>
                 <w:sz w:val="19"/>
               </w:rPr>
-              <w:t>신규·변경 IPO 일정 반영</w:t>
+              <w:t>변경 이력 저장, 신규·변경 일정 알림</w:t>
             </w:r>
           </w:p>
         </w:tc>
@@ -2669,7 +6026,7 @@
       <w:tr>
         <w:tc>
           <w:tcPr>
-            <w:tcW w:type="dxa" w:w="1680"/>
+            <w:tcW w:type="dxa" w:w="1780"/>
             <w:shd w:fill="F2F4F7"/>
           </w:tcPr>
           <w:p>
@@ -2690,7 +6047,7 @@
         </w:tc>
         <w:tc>
           <w:tcPr>
-            <w:tcW w:type="dxa" w:w="2640"/>
+            <w:tcW w:type="dxa" w:w="3000"/>
             <w:shd w:fill="F2F4F7"/>
           </w:tcPr>
           <w:p>
@@ -2705,13 +6062,13 @@
                 <w:color w:val="1F2937"/>
                 <w:sz w:val="19"/>
               </w:rPr>
-              <w:t>일정 등록·공시 변경</w:t>
+              <w:t>일정 등록과 공시 변경 감지</w:t>
             </w:r>
           </w:p>
         </w:tc>
         <w:tc>
           <w:tcPr>
-            <w:tcW w:type="dxa" w:w="5040"/>
+            <w:tcW w:type="dxa" w:w="4580"/>
             <w:shd w:fill="F2F4F7"/>
           </w:tcPr>
           <w:p>
@@ -2726,7 +6083,7 @@
                 <w:color w:val="1F2937"/>
                 <w:sz w:val="19"/>
               </w:rPr>
-              <w:t>원문, 추출값, 검증 결과 저장</w:t>
+              <w:t>필수 필드·파서 신뢰도·원문 보존 확인</w:t>
             </w:r>
           </w:p>
         </w:tc>
@@ -2734,7 +6091,7 @@
       <w:tr>
         <w:tc>
           <w:tcPr>
-            <w:tcW w:type="dxa" w:w="1680"/>
+            <w:tcW w:type="dxa" w:w="1780"/>
           </w:tcPr>
           <w:p>
             <w:pPr>
@@ -2754,7 +6111,7 @@
         </w:tc>
         <w:tc>
           <w:tcPr>
-            <w:tcW w:type="dxa" w:w="2640"/>
+            <w:tcW w:type="dxa" w:w="3000"/>
           </w:tcPr>
           <w:p>
             <w:pPr>
@@ -2768,13 +6125,13 @@
                 <w:color w:val="1F2937"/>
                 <w:sz w:val="19"/>
               </w:rPr>
-              <w:t>필수 데이터 완료</w:t>
+              <w:t>필수값 충족 및 검증 통과</w:t>
             </w:r>
           </w:p>
         </w:tc>
         <w:tc>
           <w:tcPr>
-            <w:tcW w:type="dxa" w:w="5040"/>
+            <w:tcW w:type="dxa" w:w="4580"/>
           </w:tcPr>
           <w:p>
             <w:pPr>
@@ -2788,7 +6145,7 @@
                 <w:color w:val="1F2937"/>
                 <w:sz w:val="19"/>
               </w:rPr>
-              <w:t>Open/Close 예측과 피처 스냅샷 저장</w:t>
+              <w:t>피처 스냅샷·모델 버전 저장, 사용자 알림</w:t>
             </w:r>
           </w:p>
         </w:tc>
@@ -2796,7 +6153,7 @@
       <w:tr>
         <w:tc>
           <w:tcPr>
-            <w:tcW w:type="dxa" w:w="1680"/>
+            <w:tcW w:type="dxa" w:w="1780"/>
             <w:shd w:fill="F2F4F7"/>
           </w:tcPr>
           <w:p>
@@ -2811,13 +6168,13 @@
                 <w:color w:val="1F2937"/>
                 <w:sz w:val="19"/>
               </w:rPr>
-              <w:t>실측 확정</w:t>
+              <w:t>상장일 실측</w:t>
             </w:r>
           </w:p>
         </w:tc>
         <w:tc>
           <w:tcPr>
-            <w:tcW w:type="dxa" w:w="2640"/>
+            <w:tcW w:type="dxa" w:w="3000"/>
             <w:shd w:fill="F2F4F7"/>
           </w:tcPr>
           <w:p>
@@ -2838,7 +6195,7 @@
         </w:tc>
         <w:tc>
           <w:tcPr>
-            <w:tcW w:type="dxa" w:w="5040"/>
+            <w:tcW w:type="dxa" w:w="4580"/>
             <w:shd w:fill="F2F4F7"/>
           </w:tcPr>
           <w:p>
@@ -2853,7 +6210,7 @@
                 <w:color w:val="1F2937"/>
                 <w:sz w:val="19"/>
               </w:rPr>
-              <w:t>KRX 시초가·종가, NXT 체결대상, 성능 기록</w:t>
+              <w:t>KRX 가격·NXT 대상 확인, 오차 계산, 실패 재시도</w:t>
             </w:r>
           </w:p>
         </w:tc>
@@ -2861,7 +6218,7 @@
       <w:tr>
         <w:tc>
           <w:tcPr>
-            <w:tcW w:type="dxa" w:w="1680"/>
+            <w:tcW w:type="dxa" w:w="1780"/>
           </w:tcPr>
           <w:p>
             <w:pPr>
@@ -2881,7 +6238,7 @@
         </w:tc>
         <w:tc>
           <w:tcPr>
-            <w:tcW w:type="dxa" w:w="2640"/>
+            <w:tcW w:type="dxa" w:w="3000"/>
           </w:tcPr>
           <w:p>
             <w:pPr>
@@ -2901,7 +6258,7 @@
         </w:tc>
         <w:tc>
           <w:tcPr>
-            <w:tcW w:type="dxa" w:w="5040"/>
+            <w:tcW w:type="dxa" w:w="4580"/>
           </w:tcPr>
           <w:p>
             <w:pPr>
@@ -2915,7 +6272,7 @@
                 <w:color w:val="1F2937"/>
                 <w:sz w:val="19"/>
               </w:rPr>
-              <w:t>후보 모델 백테스트·승격·롤백 기록</w:t>
+              <w:t>후보 성능 비교, 승인·승격·롤백 이력</w:t>
             </w:r>
           </w:p>
         </w:tc>
@@ -2936,7 +6293,7 @@
           <w:color w:val="1F2937"/>
           <w:sz w:val="21"/>
         </w:rPr>
-        <w:t>자동화는 한국 휴장일과 상장일 변경을 고려해야 한다. 수집 실패 시 잘못된 값으로 덮어쓰지 않고 원문 URL, 응답 코드, 재시도 횟수, 마지막 오류를 남긴 뒤 운영자에게 알린다.</w:t>
+        <w:t>모든 자동화 작업은 멱등성을 가져야 한다. 같은 작업이 재실행되어도 동일한 원문과 버전 기록을 중복·손상 없이 처리해야 하며, 장애 발생 시 보류 상태와 근거를 남긴다.</w:t>
       </w:r>
     </w:p>
     <w:p>
@@ -2951,22 +6308,7 @@
           <w:color w:val="1F4E79"/>
           <w:sz w:val="32"/>
         </w:rPr>
-        <w:t>7. 구현 현황</w:t>
-      </w:r>
-    </w:p>
-    <w:p>
-      <w:pPr>
-        <w:pStyle w:val="Heading2"/>
-        <w:keepNext/>
-      </w:pPr>
-      <w:r>
-        <w:rPr>
-          <w:rFonts w:ascii="Apple SD Gothic Neo" w:hAnsi="Apple SD Gothic Neo" w:eastAsia="Apple SD Gothic Neo"/>
-          <w:b/>
-          <w:color w:val="1F4E79"/>
-          <w:sz w:val="26"/>
-        </w:rPr>
-        <w:t>이미 구현됨</w:t>
+        <w:t>11. 보안·신뢰·법적 고지</w:t>
       </w:r>
     </w:p>
     <w:p>
@@ -2980,7 +6322,7 @@
           <w:color w:val="1F2937"/>
           <w:sz w:val="21"/>
         </w:rPr>
-        <w:t>Core·Phase 2 피처 정의와 데모 데이터</w:t>
+        <w:t>DART·시장 데이터 API 키, 데이터베이스 자격 증명, 알림 토큰은 비밀 관리 시스템에 저장하고 앱·저장소에 노출하지 않는다.</w:t>
       </w:r>
     </w:p>
     <w:p>
@@ -2994,7 +6336,7 @@
           <w:color w:val="1F2937"/>
           <w:sz w:val="21"/>
         </w:rPr>
-        <w:t>시초가·종가 타깃 계산, 분리 백테스트, 분리 모델 저장</w:t>
+        <w:t>사용자 계정·관심종목·알림 설정은 최소 수집 원칙과 암호화·삭제 정책을 적용한다.</w:t>
       </w:r>
     </w:p>
     <w:p>
@@ -3008,7 +6350,7 @@
           <w:color w:val="1F2937"/>
           <w:sz w:val="21"/>
         </w:rPr>
-        <w:t>opening·closing을 반환하는 예측 API</w:t>
+        <w:t>예측 화면에는 투자 조언이 아님을 명시하고, 과거 성과가 미래를 보장하지 않으며 실제 성능의 평가 기간과 표본 수를 함께 표시한다.</w:t>
       </w:r>
     </w:p>
     <w:p>
@@ -3022,7 +6364,7 @@
           <w:color w:val="1F2937"/>
           <w:sz w:val="21"/>
         </w:rPr>
-        <w:t>Walk-forward 백테스트와 아웃라이어 리포트</w:t>
+        <w:t>공개 데이터는 출처·이용 조건을 점검하고, 원문 배포가 허용되지 않는 경우 링크·요약·출처 메타데이터로 대체한다.</w:t>
       </w:r>
     </w:p>
     <w:p>
@@ -3036,120 +6378,7 @@
           <w:color w:val="1F2937"/>
           <w:sz w:val="21"/>
         </w:rPr>
-        <w:t>DART 공모 구조의 정규식 기반 초기 파서</w:t>
-      </w:r>
-    </w:p>
-    <w:p>
-      <w:pPr>
-        <w:pStyle w:val="ListBullet"/>
-        <w:spacing w:after="60"/>
-      </w:pPr>
-      <w:r>
-        <w:rPr>
-          <w:rFonts w:ascii="Apple SD Gothic Neo" w:hAnsi="Apple SD Gothic Neo" w:eastAsia="Apple SD Gothic Neo"/>
-          <w:color w:val="1F2937"/>
-          <w:sz w:val="21"/>
-        </w:rPr>
-        <w:t>21:00 KST 실측 확정 기준 설정값</w:t>
-      </w:r>
-    </w:p>
-    <w:p>
-      <w:pPr>
-        <w:pStyle w:val="Heading2"/>
-        <w:keepNext/>
-      </w:pPr>
-      <w:r>
-        <w:rPr>
-          <w:rFonts w:ascii="Apple SD Gothic Neo" w:hAnsi="Apple SD Gothic Neo" w:eastAsia="Apple SD Gothic Neo"/>
-          <w:b/>
-          <w:color w:val="1F4E79"/>
-          <w:sz w:val="26"/>
-        </w:rPr>
-        <w:t>출시 전 필수 작업</w:t>
-      </w:r>
-    </w:p>
-    <w:p>
-      <w:pPr>
-        <w:pStyle w:val="ListBullet"/>
-        <w:spacing w:after="60"/>
-      </w:pPr>
-      <w:r>
-        <w:rPr>
-          <w:rFonts w:ascii="Apple SD Gothic Neo" w:hAnsi="Apple SD Gothic Neo" w:eastAsia="Apple SD Gothic Neo"/>
-          <w:color w:val="1F2937"/>
-          <w:sz w:val="21"/>
-        </w:rPr>
-        <w:t>실제 과거 IPO 일정·공시·수요예측·가격 이력 수집 및 정합</w:t>
-      </w:r>
-    </w:p>
-    <w:p>
-      <w:pPr>
-        <w:pStyle w:val="ListBullet"/>
-        <w:spacing w:after="60"/>
-      </w:pPr>
-      <w:r>
-        <w:rPr>
-          <w:rFonts w:ascii="Apple SD Gothic Neo" w:hAnsi="Apple SD Gothic Neo" w:eastAsia="Apple SD Gothic Neo"/>
-          <w:color w:val="1F2937"/>
-          <w:sz w:val="21"/>
-        </w:rPr>
-        <w:t>실제 DART 원문으로 파서 정확도 검증과 예외 관리</w:t>
-      </w:r>
-    </w:p>
-    <w:p>
-      <w:pPr>
-        <w:pStyle w:val="ListBullet"/>
-        <w:spacing w:after="60"/>
-      </w:pPr>
-      <w:r>
-        <w:rPr>
-          <w:rFonts w:ascii="Apple SD Gothic Neo" w:hAnsi="Apple SD Gothic Neo" w:eastAsia="Apple SD Gothic Neo"/>
-          <w:color w:val="1F2937"/>
-          <w:sz w:val="21"/>
-        </w:rPr>
-        <w:t>21:00 KST KRX 실측·NXT 체결대상 확인 스케줄러 구현</w:t>
-      </w:r>
-    </w:p>
-    <w:p>
-      <w:pPr>
-        <w:pStyle w:val="ListBullet"/>
-        <w:spacing w:after="60"/>
-      </w:pPr>
-      <w:r>
-        <w:rPr>
-          <w:rFonts w:ascii="Apple SD Gothic Neo" w:hAnsi="Apple SD Gothic Neo" w:eastAsia="Apple SD Gothic Neo"/>
-          <w:color w:val="1F2937"/>
-          <w:sz w:val="21"/>
-        </w:rPr>
-        <w:t>예측 시점 피처 스냅샷과 모델 버전의 데이터베이스 영구 저장</w:t>
-      </w:r>
-    </w:p>
-    <w:p>
-      <w:pPr>
-        <w:pStyle w:val="ListBullet"/>
-        <w:spacing w:after="60"/>
-      </w:pPr>
-      <w:r>
-        <w:rPr>
-          <w:rFonts w:ascii="Apple SD Gothic Neo" w:hAnsi="Apple SD Gothic Neo" w:eastAsia="Apple SD Gothic Neo"/>
-          <w:color w:val="1F2937"/>
-          <w:sz w:val="21"/>
-        </w:rPr>
-        <w:t>실제 데이터 기반 성능 보고서와 모델 승격·롤백 절차 적용</w:t>
-      </w:r>
-    </w:p>
-    <w:p>
-      <w:pPr>
-        <w:pStyle w:val="ListBullet"/>
-        <w:spacing w:after="60"/>
-      </w:pPr>
-      <w:r>
-        <w:rPr>
-          <w:rFonts w:ascii="Apple SD Gothic Neo" w:hAnsi="Apple SD Gothic Neo" w:eastAsia="Apple SD Gothic Neo"/>
-          <w:color w:val="1F2937"/>
-          <w:sz w:val="21"/>
-        </w:rPr>
-        <w:t>인증, 요청 제한, 비밀키 관리, 모니터링을 갖춘 API와 앱 배포</w:t>
+        <w:t>모델 오류, 데이터 누락, 수집 지연은 숨기지 않고 종목별 데이터 상태와 최종 갱신 시각으로 사용자에게 투명하게 알린다.</w:t>
       </w:r>
     </w:p>
     <w:p>
@@ -3164,8 +6393,430 @@
           <w:color w:val="1F4E79"/>
           <w:sz w:val="32"/>
         </w:rPr>
-        <w:t>8. 단계별 출시 계획</w:t>
+        <w:t>12. 단계별 출시 계획</w:t>
       </w:r>
+    </w:p>
+    <w:tbl>
+      <w:tblPr>
+        <w:tblStyle w:val="TableGrid"/>
+        <w:tblW w:type="dxa" w:w="9360"/>
+        <w:jc w:val="left"/>
+        <w:tblLayout w:type="fixed"/>
+        <w:tblLook w:firstColumn="1" w:firstRow="1" w:lastColumn="0" w:lastRow="0" w:noHBand="0" w:noVBand="1" w:val="04A0"/>
+        <w:tblInd w:w="120" w:type="dxa"/>
+      </w:tblPr>
+      <w:tblGrid>
+        <w:gridCol w:w="1620"/>
+        <w:gridCol w:w="3940"/>
+        <w:gridCol w:w="3800"/>
+      </w:tblGrid>
+      <w:tr>
+        <w:tc>
+          <w:tcPr>
+            <w:tcW w:type="dxa" w:w="1620"/>
+            <w:vAlign w:val="center"/>
+            <w:tcMar>
+              <w:top w:w="80" w:type="dxa"/>
+              <w:start w:w="120" w:type="dxa"/>
+              <w:bottom w:w="80" w:type="dxa"/>
+              <w:end w:w="120" w:type="dxa"/>
+            </w:tcMar>
+            <w:shd w:fill="1F4E79"/>
+          </w:tcPr>
+          <w:p>
+            <w:pPr>
+              <w:spacing w:after="0"/>
+            </w:pPr>
+            <w:r/>
+            <w:r>
+              <w:rPr>
+                <w:rFonts w:ascii="Apple SD Gothic Neo" w:hAnsi="Apple SD Gothic Neo" w:eastAsia="Apple SD Gothic Neo"/>
+                <w:b/>
+                <w:color w:val="FFFFFF"/>
+                <w:sz w:val="19"/>
+              </w:rPr>
+              <w:t>단계</w:t>
+            </w:r>
+          </w:p>
+        </w:tc>
+        <w:tc>
+          <w:tcPr>
+            <w:tcW w:type="dxa" w:w="3940"/>
+            <w:vAlign w:val="center"/>
+            <w:tcMar>
+              <w:top w:w="80" w:type="dxa"/>
+              <w:start w:w="120" w:type="dxa"/>
+              <w:bottom w:w="80" w:type="dxa"/>
+              <w:end w:w="120" w:type="dxa"/>
+            </w:tcMar>
+            <w:shd w:fill="1F4E79"/>
+          </w:tcPr>
+          <w:p>
+            <w:pPr>
+              <w:spacing w:after="0"/>
+            </w:pPr>
+            <w:r/>
+            <w:r>
+              <w:rPr>
+                <w:rFonts w:ascii="Apple SD Gothic Neo" w:hAnsi="Apple SD Gothic Neo" w:eastAsia="Apple SD Gothic Neo"/>
+                <w:b/>
+                <w:color w:val="FFFFFF"/>
+                <w:sz w:val="19"/>
+              </w:rPr>
+              <w:t>목표</w:t>
+            </w:r>
+          </w:p>
+        </w:tc>
+        <w:tc>
+          <w:tcPr>
+            <w:tcW w:type="dxa" w:w="3800"/>
+            <w:vAlign w:val="center"/>
+            <w:tcMar>
+              <w:top w:w="80" w:type="dxa"/>
+              <w:start w:w="120" w:type="dxa"/>
+              <w:bottom w:w="80" w:type="dxa"/>
+              <w:end w:w="120" w:type="dxa"/>
+            </w:tcMar>
+            <w:shd w:fill="1F4E79"/>
+          </w:tcPr>
+          <w:p>
+            <w:pPr>
+              <w:spacing w:after="0"/>
+            </w:pPr>
+            <w:r/>
+            <w:r>
+              <w:rPr>
+                <w:rFonts w:ascii="Apple SD Gothic Neo" w:hAnsi="Apple SD Gothic Neo" w:eastAsia="Apple SD Gothic Neo"/>
+                <w:b/>
+                <w:color w:val="FFFFFF"/>
+                <w:sz w:val="19"/>
+              </w:rPr>
+              <w:t>완료 기준</w:t>
+            </w:r>
+          </w:p>
+        </w:tc>
+      </w:tr>
+      <w:tr>
+        <w:tc>
+          <w:tcPr>
+            <w:tcW w:type="dxa" w:w="1620"/>
+          </w:tcPr>
+          <w:p>
+            <w:pPr>
+              <w:spacing w:after="0"/>
+            </w:pPr>
+            <w:r/>
+            <w:r>
+              <w:rPr>
+                <w:rFonts w:ascii="Apple SD Gothic Neo" w:hAnsi="Apple SD Gothic Neo" w:eastAsia="Apple SD Gothic Neo"/>
+                <w:b w:val="0"/>
+                <w:color w:val="1F2937"/>
+                <w:sz w:val="19"/>
+              </w:rPr>
+              <w:t>A. 데이터 기반</w:t>
+            </w:r>
+          </w:p>
+        </w:tc>
+        <w:tc>
+          <w:tcPr>
+            <w:tcW w:type="dxa" w:w="3940"/>
+          </w:tcPr>
+          <w:p>
+            <w:pPr>
+              <w:spacing w:after="0"/>
+            </w:pPr>
+            <w:r/>
+            <w:r>
+              <w:rPr>
+                <w:rFonts w:ascii="Apple SD Gothic Neo" w:hAnsi="Apple SD Gothic Neo" w:eastAsia="Apple SD Gothic Neo"/>
+                <w:b w:val="0"/>
+                <w:color w:val="1F2937"/>
+                <w:sz w:val="19"/>
+              </w:rPr>
+              <w:t>실제 IPO 이력과 원문·가격을 재현 가능하게 연결</w:t>
+            </w:r>
+          </w:p>
+        </w:tc>
+        <w:tc>
+          <w:tcPr>
+            <w:tcW w:type="dxa" w:w="3800"/>
+          </w:tcPr>
+          <w:p>
+            <w:pPr>
+              <w:spacing w:after="0"/>
+            </w:pPr>
+            <w:r/>
+            <w:r>
+              <w:rPr>
+                <w:rFonts w:ascii="Apple SD Gothic Neo" w:hAnsi="Apple SD Gothic Neo" w:eastAsia="Apple SD Gothic Neo"/>
+                <w:b w:val="0"/>
+                <w:color w:val="1F2937"/>
+                <w:sz w:val="19"/>
+              </w:rPr>
+              <w:t>필수 항목 연결률, 파서 품질, 데이터 계약 기준 충족</w:t>
+            </w:r>
+          </w:p>
+        </w:tc>
+      </w:tr>
+      <w:tr>
+        <w:tc>
+          <w:tcPr>
+            <w:tcW w:type="dxa" w:w="1620"/>
+            <w:shd w:fill="F2F4F7"/>
+          </w:tcPr>
+          <w:p>
+            <w:pPr>
+              <w:spacing w:after="0"/>
+            </w:pPr>
+            <w:r/>
+            <w:r>
+              <w:rPr>
+                <w:rFonts w:ascii="Apple SD Gothic Neo" w:hAnsi="Apple SD Gothic Neo" w:eastAsia="Apple SD Gothic Neo"/>
+                <w:b w:val="0"/>
+                <w:color w:val="1F2937"/>
+                <w:sz w:val="19"/>
+              </w:rPr>
+              <w:t>B. 모델 검증</w:t>
+            </w:r>
+          </w:p>
+        </w:tc>
+        <w:tc>
+          <w:tcPr>
+            <w:tcW w:type="dxa" w:w="3940"/>
+            <w:shd w:fill="F2F4F7"/>
+          </w:tcPr>
+          <w:p>
+            <w:pPr>
+              <w:spacing w:after="0"/>
+            </w:pPr>
+            <w:r/>
+            <w:r>
+              <w:rPr>
+                <w:rFonts w:ascii="Apple SD Gothic Neo" w:hAnsi="Apple SD Gothic Neo" w:eastAsia="Apple SD Gothic Neo"/>
+                <w:b w:val="0"/>
+                <w:color w:val="1F2937"/>
+                <w:sz w:val="19"/>
+              </w:rPr>
+              <w:t>실제 시계열 평가와 후보 모델 비교</w:t>
+            </w:r>
+          </w:p>
+        </w:tc>
+        <w:tc>
+          <w:tcPr>
+            <w:tcW w:type="dxa" w:w="3800"/>
+            <w:shd w:fill="F2F4F7"/>
+          </w:tcPr>
+          <w:p>
+            <w:pPr>
+              <w:spacing w:after="0"/>
+            </w:pPr>
+            <w:r/>
+            <w:r>
+              <w:rPr>
+                <w:rFonts w:ascii="Apple SD Gothic Neo" w:hAnsi="Apple SD Gothic Neo" w:eastAsia="Apple SD Gothic Neo"/>
+                <w:b w:val="0"/>
+                <w:color w:val="1F2937"/>
+                <w:sz w:val="19"/>
+              </w:rPr>
+              <w:t>Open/Close 성능 보고서, 누수 점검, 승격 기준 합의</w:t>
+            </w:r>
+          </w:p>
+        </w:tc>
+      </w:tr>
+      <w:tr>
+        <w:tc>
+          <w:tcPr>
+            <w:tcW w:type="dxa" w:w="1620"/>
+          </w:tcPr>
+          <w:p>
+            <w:pPr>
+              <w:spacing w:after="0"/>
+            </w:pPr>
+            <w:r/>
+            <w:r>
+              <w:rPr>
+                <w:rFonts w:ascii="Apple SD Gothic Neo" w:hAnsi="Apple SD Gothic Neo" w:eastAsia="Apple SD Gothic Neo"/>
+                <w:b w:val="0"/>
+                <w:color w:val="1F2937"/>
+                <w:sz w:val="19"/>
+              </w:rPr>
+              <w:t>C. 운영 자동화</w:t>
+            </w:r>
+          </w:p>
+        </w:tc>
+        <w:tc>
+          <w:tcPr>
+            <w:tcW w:type="dxa" w:w="3940"/>
+          </w:tcPr>
+          <w:p>
+            <w:pPr>
+              <w:spacing w:after="0"/>
+            </w:pPr>
+            <w:r/>
+            <w:r>
+              <w:rPr>
+                <w:rFonts w:ascii="Apple SD Gothic Neo" w:hAnsi="Apple SD Gothic Neo" w:eastAsia="Apple SD Gothic Neo"/>
+                <w:b w:val="0"/>
+                <w:color w:val="1F2937"/>
+                <w:sz w:val="19"/>
+              </w:rPr>
+              <w:t>일정·수집·예측·21:00 실측·재학습 흐름 자동화</w:t>
+            </w:r>
+          </w:p>
+        </w:tc>
+        <w:tc>
+          <w:tcPr>
+            <w:tcW w:type="dxa" w:w="3800"/>
+          </w:tcPr>
+          <w:p>
+            <w:pPr>
+              <w:spacing w:after="0"/>
+            </w:pPr>
+            <w:r/>
+            <w:r>
+              <w:rPr>
+                <w:rFonts w:ascii="Apple SD Gothic Neo" w:hAnsi="Apple SD Gothic Neo" w:eastAsia="Apple SD Gothic Neo"/>
+                <w:b w:val="0"/>
+                <w:color w:val="1F2937"/>
+                <w:sz w:val="19"/>
+              </w:rPr>
+              <w:t>실패 복구, 알림, 감사 이력, 롤백 절차 검증</w:t>
+            </w:r>
+          </w:p>
+        </w:tc>
+      </w:tr>
+      <w:tr>
+        <w:tc>
+          <w:tcPr>
+            <w:tcW w:type="dxa" w:w="1620"/>
+            <w:shd w:fill="F2F4F7"/>
+          </w:tcPr>
+          <w:p>
+            <w:pPr>
+              <w:spacing w:after="0"/>
+            </w:pPr>
+            <w:r/>
+            <w:r>
+              <w:rPr>
+                <w:rFonts w:ascii="Apple SD Gothic Neo" w:hAnsi="Apple SD Gothic Neo" w:eastAsia="Apple SD Gothic Neo"/>
+                <w:b w:val="0"/>
+                <w:color w:val="1F2937"/>
+                <w:sz w:val="19"/>
+              </w:rPr>
+              <w:t>D. 앱 베타</w:t>
+            </w:r>
+          </w:p>
+        </w:tc>
+        <w:tc>
+          <w:tcPr>
+            <w:tcW w:type="dxa" w:w="3940"/>
+            <w:shd w:fill="F2F4F7"/>
+          </w:tcPr>
+          <w:p>
+            <w:pPr>
+              <w:spacing w:after="0"/>
+            </w:pPr>
+            <w:r/>
+            <w:r>
+              <w:rPr>
+                <w:rFonts w:ascii="Apple SD Gothic Neo" w:hAnsi="Apple SD Gothic Neo" w:eastAsia="Apple SD Gothic Neo"/>
+                <w:b w:val="0"/>
+                <w:color w:val="1F2937"/>
+                <w:sz w:val="19"/>
+              </w:rPr>
+              <w:t>제한된 사용자에게 예측·결과 비교 경험 제공</w:t>
+            </w:r>
+          </w:p>
+        </w:tc>
+        <w:tc>
+          <w:tcPr>
+            <w:tcW w:type="dxa" w:w="3800"/>
+            <w:shd w:fill="F2F4F7"/>
+          </w:tcPr>
+          <w:p>
+            <w:pPr>
+              <w:spacing w:after="0"/>
+            </w:pPr>
+            <w:r/>
+            <w:r>
+              <w:rPr>
+                <w:rFonts w:ascii="Apple SD Gothic Neo" w:hAnsi="Apple SD Gothic Neo" w:eastAsia="Apple SD Gothic Neo"/>
+                <w:b w:val="0"/>
+                <w:color w:val="1F2937"/>
+                <w:sz w:val="19"/>
+              </w:rPr>
+              <w:t>사용성 피드백, 데이터 표시·고지, 오류율 기준 충족</w:t>
+            </w:r>
+          </w:p>
+        </w:tc>
+      </w:tr>
+      <w:tr>
+        <w:tc>
+          <w:tcPr>
+            <w:tcW w:type="dxa" w:w="1620"/>
+          </w:tcPr>
+          <w:p>
+            <w:pPr>
+              <w:spacing w:after="0"/>
+            </w:pPr>
+            <w:r/>
+            <w:r>
+              <w:rPr>
+                <w:rFonts w:ascii="Apple SD Gothic Neo" w:hAnsi="Apple SD Gothic Neo" w:eastAsia="Apple SD Gothic Neo"/>
+                <w:b w:val="0"/>
+                <w:color w:val="1F2937"/>
+                <w:sz w:val="19"/>
+              </w:rPr>
+              <w:t>E. 정식 출시</w:t>
+            </w:r>
+          </w:p>
+        </w:tc>
+        <w:tc>
+          <w:tcPr>
+            <w:tcW w:type="dxa" w:w="3940"/>
+          </w:tcPr>
+          <w:p>
+            <w:pPr>
+              <w:spacing w:after="0"/>
+            </w:pPr>
+            <w:r/>
+            <w:r>
+              <w:rPr>
+                <w:rFonts w:ascii="Apple SD Gothic Neo" w:hAnsi="Apple SD Gothic Neo" w:eastAsia="Apple SD Gothic Neo"/>
+                <w:b w:val="0"/>
+                <w:color w:val="1F2937"/>
+                <w:sz w:val="19"/>
+              </w:rPr>
+              <w:t>안정적 앱·API·모니터링 서비스 운영</w:t>
+            </w:r>
+          </w:p>
+        </w:tc>
+        <w:tc>
+          <w:tcPr>
+            <w:tcW w:type="dxa" w:w="3800"/>
+          </w:tcPr>
+          <w:p>
+            <w:pPr>
+              <w:spacing w:after="0"/>
+            </w:pPr>
+            <w:r/>
+            <w:r>
+              <w:rPr>
+                <w:rFonts w:ascii="Apple SD Gothic Neo" w:hAnsi="Apple SD Gothic Neo" w:eastAsia="Apple SD Gothic Neo"/>
+                <w:b w:val="0"/>
+                <w:color w:val="1F2937"/>
+                <w:sz w:val="19"/>
+              </w:rPr>
+              <w:t>보안·성능·운영 지표와 출시 승인 기준 충족</w:t>
+            </w:r>
+          </w:p>
+        </w:tc>
+      </w:tr>
+    </w:tbl>
+    <w:p>
+      <w:pPr>
+        <w:spacing w:after="20"/>
+      </w:pPr>
     </w:p>
     <w:p>
       <w:pPr>
@@ -3179,12 +6830,13 @@
           <w:color w:val="1F4E79"/>
           <w:sz w:val="26"/>
         </w:rPr>
-        <w:t>Phase A. 신뢰 가능한 이력 데이터</w:t>
+        <w:t>출시 승인 체크리스트</w:t>
       </w:r>
     </w:p>
     <w:p>
       <w:pPr>
-        <w:spacing w:after="120"/>
+        <w:pStyle w:val="ListBullet"/>
+        <w:spacing w:after="60"/>
       </w:pPr>
       <w:r>
         <w:rPr>
@@ -3192,27 +6844,13 @@
           <w:color w:val="1F2937"/>
           <w:sz w:val="21"/>
         </w:rPr>
-        <w:t>3년 이상 실제 IPO 이력 확보, 원문과 추출값·실측 가격 연결, 공모가·상장일·시초가·종가 정상 연결률 95% 이상</w:t>
+        <w:t>실제 과거 데이터 기반으로 시초가·종가 모델의 평가 기간, 표본 수, MAE, 방향 정확도, 신뢰구간 커버리지를 공개할 수 있다.</w:t>
       </w:r>
     </w:p>
     <w:p>
       <w:pPr>
-        <w:pStyle w:val="Heading2"/>
-        <w:keepNext/>
-      </w:pPr>
-      <w:r>
-        <w:rPr>
-          <w:rFonts w:ascii="Apple SD Gothic Neo" w:hAnsi="Apple SD Gothic Neo" w:eastAsia="Apple SD Gothic Neo"/>
-          <w:b/>
-          <w:color w:val="1F4E79"/>
-          <w:sz w:val="26"/>
-        </w:rPr>
-        <w:t>Phase B. 검증 가능한 모델</w:t>
-      </w:r>
-    </w:p>
-    <w:p>
-      <w:pPr>
-        <w:spacing w:after="120"/>
+        <w:pStyle w:val="ListBullet"/>
+        <w:spacing w:after="60"/>
       </w:pPr>
       <w:r>
         <w:rPr>
@@ -3220,27 +6858,13 @@
           <w:color w:val="1F2937"/>
           <w:sz w:val="21"/>
         </w:rPr>
-        <w:t>실제 Walk-forward 보고서 생성, 기준선 비교, 시장·섹터·연도별 성능과 미래 누수 점검</w:t>
+        <w:t>상장 전 예측에 상장 후 정보가 포함되지 않는다는 시점 검증과 데이터 계보 검토를 통과했다.</w:t>
       </w:r>
     </w:p>
     <w:p>
       <w:pPr>
-        <w:pStyle w:val="Heading2"/>
-        <w:keepNext/>
-      </w:pPr>
-      <w:r>
-        <w:rPr>
-          <w:rFonts w:ascii="Apple SD Gothic Neo" w:hAnsi="Apple SD Gothic Neo" w:eastAsia="Apple SD Gothic Neo"/>
-          <w:b/>
-          <w:color w:val="1F4E79"/>
-          <w:sz w:val="26"/>
-        </w:rPr>
-        <w:t>Phase C. 운영 자동화</w:t>
-      </w:r>
-    </w:p>
-    <w:p>
-      <w:pPr>
-        <w:spacing w:after="120"/>
+        <w:pStyle w:val="ListBullet"/>
+        <w:spacing w:after="60"/>
       </w:pPr>
       <w:r>
         <w:rPr>
@@ -3248,27 +6872,13 @@
           <w:color w:val="1F2937"/>
           <w:sz w:val="21"/>
         </w:rPr>
-        <w:t>일정·공시 변경 감지, 21:00 실측 확정, 후보 모델 승인·승격·롤백 이력 자동화</w:t>
+        <w:t>상장일 21:00 실측 확정과 재시도·운영 알림이 안정적으로 동작한다.</w:t>
       </w:r>
     </w:p>
     <w:p>
       <w:pPr>
-        <w:pStyle w:val="Heading2"/>
-        <w:keepNext/>
-      </w:pPr>
-      <w:r>
-        <w:rPr>
-          <w:rFonts w:ascii="Apple SD Gothic Neo" w:hAnsi="Apple SD Gothic Neo" w:eastAsia="Apple SD Gothic Neo"/>
-          <w:b/>
-          <w:color w:val="1F4E79"/>
-          <w:sz w:val="26"/>
-        </w:rPr>
-        <w:t>Phase D. 사용자 서비스 출시</w:t>
-      </w:r>
-    </w:p>
-    <w:p>
-      <w:pPr>
-        <w:spacing w:after="120"/>
+        <w:pStyle w:val="ListBullet"/>
+        <w:spacing w:after="60"/>
       </w:pPr>
       <w:r>
         <w:rPr>
@@ -3276,7 +6886,21 @@
           <w:color w:val="1F2937"/>
           <w:sz w:val="21"/>
         </w:rPr>
-        <w:t>일정·예측·결과 비교 화면, 데이터 출처·갱신 시각·누락 상태, 투자 유의 고지 제공</w:t>
+        <w:t>앱이 예측 근거, 불확실성, 데이터 갱신 시각, 투자 유의 고지를 일관되게 표시한다.</w:t>
+      </w:r>
+    </w:p>
+    <w:p>
+      <w:pPr>
+        <w:pStyle w:val="ListBullet"/>
+        <w:spacing w:after="60"/>
+      </w:pPr>
+      <w:r>
+        <w:rPr>
+          <w:rFonts w:ascii="Apple SD Gothic Neo" w:hAnsi="Apple SD Gothic Neo" w:eastAsia="Apple SD Gothic Neo"/>
+          <w:color w:val="1F2937"/>
+          <w:sz w:val="21"/>
+        </w:rPr>
+        <w:t>보안, 비밀키, 백업, 장애 대응, 모델 롤백, 데이터 이용 조건 점검을 완료했다.</w:t>
       </w:r>
     </w:p>
     <w:p>
@@ -3291,7 +6915,7 @@
           <w:color w:val="1F4E79"/>
           <w:sz w:val="32"/>
         </w:rPr>
-        <w:t>9. 성공 지표와 핵심 원칙</w:t>
+        <w:t>13. 성공 지표와 의사결정 원칙</w:t>
       </w:r>
     </w:p>
     <w:tbl>
@@ -3304,13 +6928,13 @@
         <w:tblInd w:w="120" w:type="dxa"/>
       </w:tblPr>
       <w:tblGrid>
-        <w:gridCol w:w="1800"/>
-        <w:gridCol w:w="7560"/>
+        <w:gridCol w:w="1700"/>
+        <w:gridCol w:w="7660"/>
       </w:tblGrid>
       <w:tr>
         <w:tc>
           <w:tcPr>
-            <w:tcW w:type="dxa" w:w="1800"/>
+            <w:tcW w:type="dxa" w:w="1700"/>
             <w:vAlign w:val="center"/>
             <w:tcMar>
               <w:top w:w="80" w:type="dxa"/>
@@ -3338,7 +6962,7 @@
         </w:tc>
         <w:tc>
           <w:tcPr>
-            <w:tcW w:type="dxa" w:w="7560"/>
+            <w:tcW w:type="dxa" w:w="7660"/>
             <w:vAlign w:val="center"/>
             <w:tcMar>
               <w:top w:w="80" w:type="dxa"/>
@@ -3360,7 +6984,7 @@
                 <w:color w:val="FFFFFF"/>
                 <w:sz w:val="19"/>
               </w:rPr>
-              <w:t>핵심 지표</w:t>
+              <w:t>초기 성공 지표</w:t>
             </w:r>
           </w:p>
         </w:tc>
@@ -3368,7 +6992,7 @@
       <w:tr>
         <w:tc>
           <w:tcPr>
-            <w:tcW w:type="dxa" w:w="1800"/>
+            <w:tcW w:type="dxa" w:w="1700"/>
           </w:tcPr>
           <w:p>
             <w:pPr>
@@ -3388,7 +7012,7 @@
         </w:tc>
         <w:tc>
           <w:tcPr>
-            <w:tcW w:type="dxa" w:w="7560"/>
+            <w:tcW w:type="dxa" w:w="7660"/>
           </w:tcPr>
           <w:p>
             <w:pPr>
@@ -3402,7 +7026,7 @@
                 <w:color w:val="1F2937"/>
                 <w:sz w:val="19"/>
               </w:rPr>
-              <w:t>필수값 완결률, 공시 파서 성공률, 상장일 실측 수집 성공률</w:t>
+              <w:t>필수값 완결률, 원문-추출값 연결률, 수집 지연, 파서 신뢰도</w:t>
             </w:r>
           </w:p>
         </w:tc>
@@ -3410,7 +7034,7 @@
       <w:tr>
         <w:tc>
           <w:tcPr>
-            <w:tcW w:type="dxa" w:w="1800"/>
+            <w:tcW w:type="dxa" w:w="1700"/>
             <w:shd w:fill="F2F4F7"/>
           </w:tcPr>
           <w:p>
@@ -3431,7 +7055,7 @@
         </w:tc>
         <w:tc>
           <w:tcPr>
-            <w:tcW w:type="dxa" w:w="7560"/>
+            <w:tcW w:type="dxa" w:w="7660"/>
             <w:shd w:fill="F2F4F7"/>
           </w:tcPr>
           <w:p>
@@ -3446,7 +7070,7 @@
                 <w:color w:val="1F2937"/>
                 <w:sz w:val="19"/>
               </w:rPr>
-              <w:t>실제 Walk-forward MAE, 방향 정확도, 신뢰구간 커버리지, 기준선 대비 개선폭</w:t>
+              <w:t>실제 Walk-forward MAE, 방향 정확도, 신뢰구간 커버리지, 기준선 대비 개선</w:t>
             </w:r>
           </w:p>
         </w:tc>
@@ -3454,7 +7078,7 @@
       <w:tr>
         <w:tc>
           <w:tcPr>
-            <w:tcW w:type="dxa" w:w="1800"/>
+            <w:tcW w:type="dxa" w:w="1700"/>
           </w:tcPr>
           <w:p>
             <w:pPr>
@@ -3468,13 +7092,13 @@
                 <w:color w:val="1F2937"/>
                 <w:sz w:val="19"/>
               </w:rPr>
-              <w:t>서비스</w:t>
+              <w:t>제품</w:t>
             </w:r>
           </w:p>
         </w:tc>
         <w:tc>
           <w:tcPr>
-            <w:tcW w:type="dxa" w:w="7560"/>
+            <w:tcW w:type="dxa" w:w="7660"/>
           </w:tcPr>
           <w:p>
             <w:pPr>
@@ -3488,7 +7112,7 @@
                 <w:color w:val="1F2937"/>
                 <w:sz w:val="19"/>
               </w:rPr>
-              <w:t>예측 생성 성공률, 21:00 실측 확정 성공률, API 오류율과 응답시간</w:t>
+              <w:t>예측 조회 성공률, 관심종목·알림 사용률, 결과 비교 재방문율</w:t>
             </w:r>
           </w:p>
         </w:tc>
@@ -3496,7 +7120,7 @@
       <w:tr>
         <w:tc>
           <w:tcPr>
-            <w:tcW w:type="dxa" w:w="1800"/>
+            <w:tcW w:type="dxa" w:w="1700"/>
             <w:shd w:fill="F2F4F7"/>
           </w:tcPr>
           <w:p>
@@ -3517,7 +7141,7 @@
         </w:tc>
         <w:tc>
           <w:tcPr>
-            <w:tcW w:type="dxa" w:w="7560"/>
+            <w:tcW w:type="dxa" w:w="7660"/>
             <w:shd w:fill="F2F4F7"/>
           </w:tcPr>
           <w:p>
@@ -3532,7 +7156,49 @@
                 <w:color w:val="1F2937"/>
                 <w:sz w:val="19"/>
               </w:rPr>
-              <w:t>성능 하락 감지율, 롤백 가능성, 원문 기반 재현 가능 비율</w:t>
+              <w:t>21:00 실측 확정 성공률, 작업 실패 복구율, API 오류율·지연, 롤백 가능성</w:t>
+            </w:r>
+          </w:p>
+        </w:tc>
+      </w:tr>
+      <w:tr>
+        <w:tc>
+          <w:tcPr>
+            <w:tcW w:type="dxa" w:w="1700"/>
+          </w:tcPr>
+          <w:p>
+            <w:pPr>
+              <w:spacing w:after="0"/>
+            </w:pPr>
+            <w:r/>
+            <w:r>
+              <w:rPr>
+                <w:rFonts w:ascii="Apple SD Gothic Neo" w:hAnsi="Apple SD Gothic Neo" w:eastAsia="Apple SD Gothic Neo"/>
+                <w:b w:val="0"/>
+                <w:color w:val="1F2937"/>
+                <w:sz w:val="19"/>
+              </w:rPr>
+              <w:t>신뢰</w:t>
+            </w:r>
+          </w:p>
+        </w:tc>
+        <w:tc>
+          <w:tcPr>
+            <w:tcW w:type="dxa" w:w="7660"/>
+          </w:tcPr>
+          <w:p>
+            <w:pPr>
+              <w:spacing w:after="0"/>
+            </w:pPr>
+            <w:r/>
+            <w:r>
+              <w:rPr>
+                <w:rFonts w:ascii="Apple SD Gothic Neo" w:hAnsi="Apple SD Gothic Neo" w:eastAsia="Apple SD Gothic Neo"/>
+                <w:b w:val="0"/>
+                <w:color w:val="1F2937"/>
+                <w:sz w:val="19"/>
+              </w:rPr>
+              <w:t>데이터 상태 표시율, 고지 노출률, 재현 가능한 예측 비율</w:t>
             </w:r>
           </w:p>
         </w:tc>
@@ -3543,61 +7209,61 @@
         <w:spacing w:after="20"/>
       </w:pPr>
     </w:p>
+    <w:tbl>
+      <w:tblPr>
+        <w:tblStyle w:val="TableGrid"/>
+        <w:tblW w:type="dxa" w:w="9360"/>
+        <w:jc w:val="left"/>
+        <w:tblLayout w:type="fixed"/>
+        <w:tblLook w:firstColumn="1" w:firstRow="1" w:lastColumn="0" w:lastRow="0" w:noHBand="0" w:noVBand="1" w:val="04A0"/>
+        <w:tblInd w:w="120" w:type="dxa"/>
+      </w:tblPr>
+      <w:tblGrid>
+        <w:gridCol w:w="9360"/>
+      </w:tblGrid>
+      <w:tr>
+        <w:tc>
+          <w:tcPr>
+            <w:tcW w:type="dxa" w:w="9360"/>
+            <w:vAlign w:val="center"/>
+            <w:tcMar>
+              <w:top w:w="80" w:type="dxa"/>
+              <w:start w:w="120" w:type="dxa"/>
+              <w:bottom w:w="80" w:type="dxa"/>
+              <w:end w:w="120" w:type="dxa"/>
+            </w:tcMar>
+            <w:shd w:fill="EAF2F8"/>
+          </w:tcPr>
+          <w:p>
+            <w:pPr>
+              <w:spacing w:after="0"/>
+            </w:pPr>
+            <w:r/>
+            <w:r>
+              <w:rPr>
+                <w:rFonts w:ascii="Apple SD Gothic Neo" w:hAnsi="Apple SD Gothic Neo" w:eastAsia="Apple SD Gothic Neo"/>
+                <w:b/>
+                <w:color w:val="1F4E79"/>
+                <w:sz w:val="21"/>
+              </w:rPr>
+              <w:t xml:space="preserve">최종 원칙  </w:t>
+            </w:r>
+            <w:r>
+              <w:rPr>
+                <w:rFonts w:ascii="Apple SD Gothic Neo" w:hAnsi="Apple SD Gothic Neo" w:eastAsia="Apple SD Gothic Neo"/>
+                <w:color w:val="1F2937"/>
+                <w:sz w:val="21"/>
+              </w:rPr>
+              <w:t>데이터 품질과 재현 가능성이 예측 수치보다 먼저다. 충분한 실제 검증 없이 모델을 과장하지 않으며, 사용자가 예측을 하나의 정보로 이해하도록 근거·불확실성·한계를 함께 제공한다.</w:t>
+            </w:r>
+          </w:p>
+        </w:tc>
+      </w:tr>
+    </w:tbl>
     <w:p>
       <w:pPr>
-        <w:pStyle w:val="ListBullet"/>
-        <w:spacing w:after="60"/>
+        <w:spacing w:after="20"/>
       </w:pPr>
-      <w:r>
-        <w:rPr>
-          <w:rFonts w:ascii="Apple SD Gothic Neo" w:hAnsi="Apple SD Gothic Neo" w:eastAsia="Apple SD Gothic Neo"/>
-          <w:color w:val="1F2937"/>
-          <w:sz w:val="21"/>
-        </w:rPr>
-        <w:t>상장 후 정보는 상장 전 예측에 사용하지 않는다.</w:t>
-      </w:r>
-    </w:p>
-    <w:p>
-      <w:pPr>
-        <w:pStyle w:val="ListBullet"/>
-        <w:spacing w:after="60"/>
-      </w:pPr>
-      <w:r>
-        <w:rPr>
-          <w:rFonts w:ascii="Apple SD Gothic Neo" w:hAnsi="Apple SD Gothic Neo" w:eastAsia="Apple SD Gothic Neo"/>
-          <w:color w:val="1F2937"/>
-          <w:sz w:val="21"/>
-        </w:rPr>
-        <w:t>시초가와 종가는 서로 다른 행동이므로 하나의 타깃으로 합치지 않는다.</w:t>
-      </w:r>
-    </w:p>
-    <w:p>
-      <w:pPr>
-        <w:pStyle w:val="ListBullet"/>
-        <w:spacing w:after="60"/>
-      </w:pPr>
-      <w:r>
-        <w:rPr>
-          <w:rFonts w:ascii="Apple SD Gothic Neo" w:hAnsi="Apple SD Gothic Neo" w:eastAsia="Apple SD Gothic Neo"/>
-          <w:color w:val="1F2937"/>
-          <w:sz w:val="21"/>
-        </w:rPr>
-        <w:t>원문, 추출값, 피처, 모델, 예측, 실측을 연결해 모든 결과를 재현한다.</w:t>
-      </w:r>
-    </w:p>
-    <w:p>
-      <w:pPr>
-        <w:pStyle w:val="ListBullet"/>
-        <w:spacing w:after="60"/>
-      </w:pPr>
-      <w:r>
-        <w:rPr>
-          <w:rFonts w:ascii="Apple SD Gothic Neo" w:hAnsi="Apple SD Gothic Neo" w:eastAsia="Apple SD Gothic Neo"/>
-          <w:color w:val="1F2937"/>
-          <w:sz w:val="21"/>
-        </w:rPr>
-        <w:t>자동화가 실패하면 보류 상태와 근거를 남기며, 임의값으로 결과를 확정하지 않는다.</w:t>
-      </w:r>
     </w:p>
     <w:sectPr>
       <w:headerReference w:type="default" r:id="rId9"/>
@@ -3624,7 +7290,7 @@
         <w:color w:val="667085"/>
         <w:sz w:val="17"/>
       </w:rPr>
-      <w:t xml:space="preserve">내부 계획서 | </w:t>
+      <w:t xml:space="preserve">초기 계획서 | </w:t>
     </w:r>
     <w:r>
       <w:fldChar w:fldCharType="begin"/>
@@ -3648,7 +7314,7 @@
         <w:color w:val="667085"/>
         <w:sz w:val="17"/>
       </w:rPr>
-      <w:t>IPO 상장일 수익률 예측 서비스 계획서</w:t>
+      <w:t>IPO 상장일 수익률 예측 서비스 초기 계획서</w:t>
     </w:r>
   </w:p>
 </w:hdr>
@@ -4018,7 +7684,7 @@
     <w:qFormat/>
     <w:rsid w:val="00FC693F"/>
     <w:pPr>
-      <w:spacing w:after="120" w:line="264" w:lineRule="auto"/>
+      <w:spacing w:line="264" w:lineRule="auto" w:after="120"/>
     </w:pPr>
     <w:rPr>
       <w:rFonts w:ascii="Apple SD Gothic Neo" w:hAnsi="Apple SD Gothic Neo" w:eastAsia="Apple SD Gothic Neo"/>
